--- a/Books/RPG_Books/ThePrincessAndThePlayer/Notes_ThePrincessAndThePlayer.docx
+++ b/Books/RPG_Books/ThePrincessAndThePlayer/Notes_ThePrincessAndThePlayer.docx
@@ -2424,6 +2424,9 @@
       <w:r>
         <w:t>Terra Plana</w:t>
       </w:r>
+      <w:r>
+        <w:t xml:space="preserve"> – Language: Babel</w:t>
+      </w:r>
     </w:p>
     <w:tbl>
       <w:tblPr>
@@ -12038,7 +12041,7 @@
         <v:path o:extrusionok="f" gradientshapeok="t" o:connecttype="rect"/>
         <o:lock v:ext="edit" aspectratio="t"/>
       </v:shapetype>
-      <v:shape id="_x0000_i1031" type="#_x0000_t75" style="width:3in;height:3in;visibility:visible" o:bullet="t">
+      <v:shape id="_x0000_i1064" type="#_x0000_t75" style="width:3in;height:3in;visibility:visible" o:bullet="t">
         <v:imagedata r:id="rId1" o:title="MC900065312[1]"/>
       </v:shape>
     </w:pict>
@@ -14055,7 +14058,7 @@
 </file>
 
 <file path=customXml/itemProps1.xml><?xml version="1.0" encoding="utf-8"?>
-<ds:datastoreItem xmlns:ds="http://schemas.openxmlformats.org/officeDocument/2006/customXml" ds:itemID="{2E19B10F-AFBC-4E1C-9A12-0E74C0217D9C}">
+<ds:datastoreItem xmlns:ds="http://schemas.openxmlformats.org/officeDocument/2006/customXml" ds:itemID="{8731888A-12F7-4769-95A7-5F2A15D3C28C}">
   <ds:schemaRefs>
     <ds:schemaRef ds:uri="http://schemas.openxmlformats.org/officeDocument/2006/bibliography"/>
   </ds:schemaRefs>

--- a/Books/RPG_Books/ThePrincessAndThePlayer/Notes_ThePrincessAndThePlayer.docx
+++ b/Books/RPG_Books/ThePrincessAndThePlayer/Notes_ThePrincessAndThePlayer.docx
@@ -4588,7 +4588,11 @@
           <w:tcPr>
             <w:tcW w:w="1276" w:type="dxa"/>
           </w:tcPr>
-          <w:p/>
+          <w:p>
+            <w:r>
+              <w:t>Gun Barrel</w:t>
+            </w:r>
+          </w:p>
         </w:tc>
         <w:tc>
           <w:tcPr>
@@ -12041,7 +12045,7 @@
         <v:path o:extrusionok="f" gradientshapeok="t" o:connecttype="rect"/>
         <o:lock v:ext="edit" aspectratio="t"/>
       </v:shapetype>
-      <v:shape id="_x0000_i1064" type="#_x0000_t75" style="width:3in;height:3in;visibility:visible" o:bullet="t">
+      <v:shape id="_x0000_i1214" type="#_x0000_t75" style="width:3in;height:3in;visibility:visible" o:bullet="t">
         <v:imagedata r:id="rId1" o:title="MC900065312[1]"/>
       </v:shape>
     </w:pict>
@@ -14058,7 +14062,7 @@
 </file>
 
 <file path=customXml/itemProps1.xml><?xml version="1.0" encoding="utf-8"?>
-<ds:datastoreItem xmlns:ds="http://schemas.openxmlformats.org/officeDocument/2006/customXml" ds:itemID="{8731888A-12F7-4769-95A7-5F2A15D3C28C}">
+<ds:datastoreItem xmlns:ds="http://schemas.openxmlformats.org/officeDocument/2006/customXml" ds:itemID="{8FD90F74-DAD8-4F62-9758-901761E6835F}">
   <ds:schemaRefs>
     <ds:schemaRef ds:uri="http://schemas.openxmlformats.org/officeDocument/2006/bibliography"/>
   </ds:schemaRefs>

--- a/Books/RPG_Books/ThePrincessAndThePlayer/Notes_ThePrincessAndThePlayer.docx
+++ b/Books/RPG_Books/ThePrincessAndThePlayer/Notes_ThePrincessAndThePlayer.docx
@@ -1973,13 +1973,8 @@
               <w:t>Evelyn</w:t>
             </w:r>
             <w:r>
-              <w:t xml:space="preserve"> </w:t>
-            </w:r>
-            <w:proofErr w:type="spellStart"/>
-            <w:r>
-              <w:t>Graywaters</w:t>
-            </w:r>
-            <w:proofErr w:type="spellEnd"/>
+              <w:t xml:space="preserve"> Graywaters</w:t>
+            </w:r>
             <w:r>
               <w:t xml:space="preserve"> (M)</w:t>
             </w:r>
@@ -3253,15 +3248,7 @@
       </w:r>
       <w:proofErr w:type="spellEnd"/>
       <w:r>
-        <w:t xml:space="preserve"> Continent (</w:t>
-      </w:r>
-      <w:proofErr w:type="spellStart"/>
-      <w:r>
-        <w:t>Billbanks</w:t>
-      </w:r>
-      <w:proofErr w:type="spellEnd"/>
-      <w:r>
-        <w:t xml:space="preserve"> Palace)</w:t>
+        <w:t xml:space="preserve"> Continent (Billbanks Palace)</w:t>
       </w:r>
     </w:p>
     <w:tbl>
@@ -11869,6 +11856,427 @@
       </w:pPr>
     </w:p>
     <w:p/>
+    <w:p/>
+    <w:p/>
+    <w:p>
+      <w:r>
+        <w:t>Magic Theory – The forces of Light and Shadow</w:t>
+      </w:r>
+    </w:p>
+    <w:p/>
+    <w:p/>
+    <w:p>
+      <w:r>
+        <w:t>Throughout the cosmos there are two prevailing forces – those who seek the betterment of everyone and those who seek to dominate everyone.</w:t>
+      </w:r>
+    </w:p>
+    <w:p>
+      <w:r>
+        <w:t>Everyone is on a spectrum between these two extremes.</w:t>
+      </w:r>
+    </w:p>
+    <w:p>
+      <w:r>
+        <w:t xml:space="preserve">On one </w:t>
+      </w:r>
+      <w:r>
+        <w:t>side</w:t>
+      </w:r>
+      <w:r>
+        <w:t xml:space="preserve"> is a certain American President. Everything he did was for his own glory and to help those he considered superior.</w:t>
+      </w:r>
+    </w:p>
+    <w:p>
+      <w:r>
+        <w:t>The Service to Self camp is rather simple. They just want to dominate everyone for their own glory. As a result they instinctually join what they call the Hierarchy. By joining, they get the opportunity to climb the rungs of the Hierarchy and gain ultimate power.</w:t>
+      </w:r>
+    </w:p>
+    <w:p>
+      <w:r>
+        <w:t xml:space="preserve">No one knows how big the hierarchy is or who ultimately rules. Each member only knows </w:t>
+      </w:r>
+      <w:r>
+        <w:t>the identity of a few people above them. Secrecy is one of their greatest treasures. This improves their desire to climb the Hierarchy.</w:t>
+      </w:r>
+    </w:p>
+    <w:p>
+      <w:r>
+        <w:lastRenderedPageBreak/>
+        <w:t>The other side is united by their desire for the happiness of others. However, philosophical differences divide them as to how to achieve these goals.</w:t>
+      </w:r>
+    </w:p>
+    <w:p>
+      <w:r>
+        <w:t xml:space="preserve">One such group is called the </w:t>
+      </w:r>
+      <w:r>
+        <w:t>Forces of Light. They are one of the more militant factions of the Service to Others cam</w:t>
+      </w:r>
+      <w:r>
+        <w:t>p</w:t>
+      </w:r>
+      <w:r>
+        <w:t xml:space="preserve"> and routinely engage in battle with the Hierarchy.</w:t>
+      </w:r>
+    </w:p>
+    <w:p>
+      <w:r>
+        <w:t>Now let me explain some cosmology.</w:t>
+      </w:r>
+    </w:p>
+    <w:p>
+      <w:r>
+        <w:t xml:space="preserve">Magic is expressed through a substance called ether. In low ether zones, the world becomes lifeless and mechanical. </w:t>
+      </w:r>
+      <w:r>
+        <w:t>This is the world you are used to.</w:t>
+      </w:r>
+    </w:p>
+    <w:p>
+      <w:r>
+        <w:t>In higher ether zones reality becomes more flexible, allowing consciousness to better manipulate reality.</w:t>
+      </w:r>
+    </w:p>
+    <w:p>
+      <w:r>
+        <w:t xml:space="preserve">In about a thousand years from now we will </w:t>
+      </w:r>
+      <w:r>
+        <w:t xml:space="preserve">enter </w:t>
+      </w:r>
+      <w:r>
+        <w:t>the body of a high-density cloud of ether.</w:t>
+      </w:r>
+    </w:p>
+    <w:p>
+      <w:r>
+        <w:t>An Archon named Dailion decided this was a perfect opportunity for him.</w:t>
+      </w:r>
+      <w:r>
+        <w:t xml:space="preserve"> </w:t>
+      </w:r>
+      <w:r>
+        <w:t>He devised a plan to pull forth a filament of this ether cloud and shroud the world with it, thereby accelerating the reintro</w:t>
+      </w:r>
+      <w:r>
+        <w:t>duction of magic into the world by a thousand years.</w:t>
+      </w:r>
+    </w:p>
+    <w:p>
+      <w:r>
+        <w:t xml:space="preserve">And yes, his organization created </w:t>
+      </w:r>
+      <w:r>
+        <w:t>Holoworld. He is responsible for what is happening to the world.</w:t>
+      </w:r>
+    </w:p>
+    <w:p>
+      <w:r>
+        <w:t>Why did the Forces of Light tolerate it? It was because introducing magic now would vastly reduce the damage than if they waited for it to happen naturally.</w:t>
+      </w:r>
+    </w:p>
+    <w:p>
+      <w:r>
+        <w:lastRenderedPageBreak/>
+        <w:t>As you have heard, the military and police forces of the world have been training with medieval weapons.</w:t>
+      </w:r>
+      <w:r>
+        <w:t xml:space="preserve"> There is a simple answer for this. The amount of essence you can draw from a monster is proportional to the amount of your energy you invest in an attack.</w:t>
+      </w:r>
+    </w:p>
+    <w:p>
+      <w:r>
+        <w:t>If you use a gun, the energy you use to kill a monster is minimal. As a result, you only gain a little essence. The rest of the chaotic energy remains in the atmosphere, ready to condense into new monsters.</w:t>
+      </w:r>
+    </w:p>
+    <w:p>
+      <w:r>
+        <w:t>Therefore it is essential to engage monsters with your own might. Only that can fully defeat monsters.</w:t>
+      </w:r>
+    </w:p>
+    <w:p>
+      <w:r>
+        <w:t>In other words, you can kill monsters with guns. However, they will come back again.</w:t>
+      </w:r>
+    </w:p>
+    <w:p>
+      <w:r>
+        <w:t>However, if you kill a monster with your energy invested in an attack, you can permanently remove the chaotic energy.</w:t>
+      </w:r>
+    </w:p>
+    <w:p>
+      <w:r>
+        <w:t>I wish we could have told you this before but various agreements prevented disclosure.</w:t>
+      </w:r>
+    </w:p>
+    <w:p/>
+    <w:p>
+      <w:r>
+        <w:t>No let me explain the true nature of Incursion. The Archons spent vast resources to create it and populate it with NPCs, monsters, and Bandits.</w:t>
+      </w:r>
+    </w:p>
+    <w:p>
+      <w:r>
+        <w:t>The NPCs are real people from Princess Annie’s country</w:t>
+      </w:r>
+      <w:r>
+        <w:t xml:space="preserve"> of Agatha</w:t>
+      </w:r>
+      <w:r>
+        <w:t xml:space="preserve">, </w:t>
+      </w:r>
+      <w:r>
+        <w:t xml:space="preserve">Borostein, </w:t>
+      </w:r>
+      <w:r>
+        <w:t xml:space="preserve">the country from where the ancestors of Raven Solarsmith came from, and other countries. Most </w:t>
+      </w:r>
+      <w:r>
+        <w:t xml:space="preserve">long-term </w:t>
+      </w:r>
+      <w:r>
+        <w:t>players of Incursion have visited those countries.</w:t>
+      </w:r>
+    </w:p>
+    <w:p>
+      <w:r>
+        <w:t>And yes, those countries are real.</w:t>
+      </w:r>
+    </w:p>
+    <w:p>
+      <w:r>
+        <w:lastRenderedPageBreak/>
+        <w:t>Those who are following Raven’s adventure know; the ruling family in Borostein is Luke’s distant relatives.</w:t>
+      </w:r>
+    </w:p>
+    <w:p>
+      <w:r>
+        <w:t>The Bandits are criminals who were rounded up and placed in suspended animation</w:t>
+      </w:r>
+      <w:r>
+        <w:t>, and then released for the purpose of being hunted down by the players.</w:t>
+      </w:r>
+    </w:p>
+    <w:p>
+      <w:r>
+        <w:t>The players get the opportunity to fight bandits and the bandits get the opportunity be free once Beta ended.</w:t>
+      </w:r>
+    </w:p>
+    <w:p/>
+    <w:p>
+      <w:r>
+        <w:t xml:space="preserve">When playing in Incursion, players had the choice of playing on Easy, Medium, Hard, and No Pain, No Gain mode. Those playing one Easy, Medium and </w:t>
+      </w:r>
+      <w:r>
+        <w:t xml:space="preserve">Hard </w:t>
+      </w:r>
+      <w:r>
+        <w:t>had avatars created for them.</w:t>
+      </w:r>
+    </w:p>
+    <w:p>
+      <w:r>
+        <w:t>As a result, they did not benefit from killing monsters.</w:t>
+      </w:r>
+    </w:p>
+    <w:p>
+      <w:r>
+        <w:t>However, their efforts were not wasted. Instead, the Incursion domes used that effort to power the spell that is currently drawing the ether from that cloud we are heading towards.</w:t>
+      </w:r>
+    </w:p>
+    <w:p>
+      <w:r>
+        <w:t>The only good news I can give you is that your loot can be picked up at any Incursion office location.</w:t>
+      </w:r>
+      <w:r>
+        <w:t xml:space="preserve"> Per agreements these pickup points will stay open for the next 6 months.</w:t>
+      </w:r>
+    </w:p>
+    <w:p>
+      <w:r>
+        <w:t>I do have to warn you that fighting monsters is dangerous. This is no longer a game.</w:t>
+      </w:r>
+    </w:p>
+    <w:p/>
+    <w:p>
+      <w:r>
+        <w:lastRenderedPageBreak/>
+        <w:t>For players playing on No Pain, No Gain mode, the opposite was true. They were physically present within the game. Avatars of their original selves were created when exiting the domes. The Archons tried to dissuade that because this was an expense they were forced to bear.</w:t>
+      </w:r>
+    </w:p>
+    <w:p>
+      <w:r>
+        <w:t xml:space="preserve">As a concession, elite players who died outside the domes </w:t>
+      </w:r>
+      <w:r>
+        <w:t>died for real. That was what happened to Luke’s great grandfather.</w:t>
+      </w:r>
+    </w:p>
+    <w:p>
+      <w:r>
+        <w:t>Don’t worry everyone – there is no true death. Our souls are eternal. Luke’s great grandfather will eventually either reincarnate or go onto other places.</w:t>
+      </w:r>
+    </w:p>
+    <w:p/>
+    <w:p>
+      <w:r>
+        <w:t>- To emphasize the point, a raven landed on Luke’s shoulder and cawed at the camera.</w:t>
+      </w:r>
+    </w:p>
+    <w:p/>
+    <w:p>
+      <w:r>
+        <w:t>If you noticed, Luke and his family and friends disappeared and reappeared. What happened was that their avatar bodies were destroyed and their real bodies were brought here.</w:t>
+      </w:r>
+    </w:p>
+    <w:p>
+      <w:r>
+        <w:t>For them, everything in the domes was real.</w:t>
+      </w:r>
+    </w:p>
+    <w:p>
+      <w:r>
+        <w:t>Luke, show everyone your fireball.</w:t>
+      </w:r>
+    </w:p>
+    <w:p>
+      <w:r>
+        <w:t>- Luke did as instructed. A moment later the fireball disappeared.</w:t>
+      </w:r>
+    </w:p>
+    <w:p/>
+    <w:p>
+      <w:r>
+        <w:lastRenderedPageBreak/>
+        <w:t>There is more I need to disclose. However, that will have to wait.</w:t>
+      </w:r>
+    </w:p>
+    <w:p>
+      <w:r>
+        <w:t>Right now we will be shrouded by these black clouds for the next 3 days.</w:t>
+      </w:r>
+      <w:r>
+        <w:t xml:space="preserve"> The clouds will dissipate when the ether is properly settled.</w:t>
+      </w:r>
+    </w:p>
+    <w:p>
+      <w:r>
+        <w:t>The bad news is that the chaotic energies will generate a global monster wave.</w:t>
+      </w:r>
+    </w:p>
+    <w:p>
+      <w:r>
+        <w:t>Martial law will be going into effect throughout the world. You had been advised to stock up food and water for 3 days. This is why.</w:t>
+      </w:r>
+    </w:p>
+    <w:p>
+      <w:r>
+        <w:t>Please stay indoors and let the professionals handle the monsters.</w:t>
+      </w:r>
+    </w:p>
+    <w:p>
+      <w:r>
+        <w:t>For those wanting to fight monsters, please wait. After these 3 days of darkness, things will settle down.</w:t>
+      </w:r>
+    </w:p>
+    <w:p>
+      <w:r>
+        <w:t>- A portal opened</w:t>
+      </w:r>
+    </w:p>
+    <w:p>
+      <w:r>
+        <w:t>&lt;&gt;, you are needed in Germany. My contacts there tell me they are being hard-pressed by monsters.</w:t>
+      </w:r>
+    </w:p>
+    <w:p>
+      <w:r>
+        <w:t>- They exited and the portal closed.</w:t>
+      </w:r>
+    </w:p>
+    <w:p>
+      <w:r>
+        <w:t>- Taranis frowned at the camera</w:t>
+      </w:r>
+    </w:p>
+    <w:p>
+      <w:r>
+        <w:t xml:space="preserve">For non-elites, you have only yourself to blame. Luke and others told you multiple times to </w:t>
+      </w:r>
+      <w:r>
+        <w:t>play as elites but you didn’t listen.</w:t>
+      </w:r>
+    </w:p>
+    <w:p>
+      <w:r>
+        <w:lastRenderedPageBreak/>
+        <w:t>The good news is you can regain your original power by fighting monsters. You have the experience so you are ahead of the curve.</w:t>
+      </w:r>
+    </w:p>
+    <w:p>
+      <w:r>
+        <w:t>And yes, hiding this from the world was also part of the agreements.</w:t>
+      </w:r>
+    </w:p>
+    <w:p>
+      <w:r>
+        <w:t>The billionaires of the world and heads of state were told they could take their islands out of the domes. As you can see up there, that is happening now.</w:t>
+      </w:r>
+    </w:p>
+    <w:p>
+      <w:r>
+        <w:t>The governments were only told that a calamity would take place and had to prepare.</w:t>
+      </w:r>
+    </w:p>
+    <w:p/>
+    <w:p/>
+    <w:p/>
+    <w:p/>
+    <w:p/>
+    <w:p/>
+    <w:p/>
+    <w:p/>
+    <w:p/>
+    <w:p/>
+    <w:p/>
+    <w:p/>
+    <w:p/>
+    <w:p/>
+    <w:p/>
+    <w:p/>
+    <w:p/>
+    <w:p/>
+    <w:p/>
+    <w:p/>
+    <w:p/>
+    <w:p/>
+    <w:p/>
+    <w:p/>
+    <w:p/>
+    <w:p>
+      <w:r>
+        <w:t xml:space="preserve">Unfortunately </w:t>
+      </w:r>
+      <w:r>
+        <w:t>that was too long for</w:t>
+      </w:r>
+    </w:p>
+    <w:p/>
+    <w:p>
+      <w:proofErr w:type="gramStart"/>
+      <w:r>
+        <w:t>members</w:t>
+      </w:r>
+      <w:proofErr w:type="gramEnd"/>
+      <w:r>
+        <w:t xml:space="preserve"> of the Hierarchy couldn’t wait.</w:t>
+      </w:r>
+    </w:p>
+    <w:p>
+      <w:r>
+        <w:t xml:space="preserve">Under the leadership of </w:t>
+      </w:r>
+    </w:p>
     <w:p/>
     <w:p/>
     <w:p/>
@@ -12045,7 +12453,7 @@
         <v:path o:extrusionok="f" gradientshapeok="t" o:connecttype="rect"/>
         <o:lock v:ext="edit" aspectratio="t"/>
       </v:shapetype>
-      <v:shape id="_x0000_i1214" type="#_x0000_t75" style="width:3in;height:3in;visibility:visible" o:bullet="t">
+      <v:shape id="_x0000_i1264" type="#_x0000_t75" style="width:3in;height:3in;visibility:visible" o:bullet="t">
         <v:imagedata r:id="rId1" o:title="MC900065312[1]"/>
       </v:shape>
     </w:pict>
@@ -14062,7 +14470,7 @@
 </file>
 
 <file path=customXml/itemProps1.xml><?xml version="1.0" encoding="utf-8"?>
-<ds:datastoreItem xmlns:ds="http://schemas.openxmlformats.org/officeDocument/2006/customXml" ds:itemID="{8FD90F74-DAD8-4F62-9758-901761E6835F}">
+<ds:datastoreItem xmlns:ds="http://schemas.openxmlformats.org/officeDocument/2006/customXml" ds:itemID="{24B57B75-FBC6-4C2E-B88B-B3AD57E21408}">
   <ds:schemaRefs>
     <ds:schemaRef ds:uri="http://schemas.openxmlformats.org/officeDocument/2006/bibliography"/>
   </ds:schemaRefs>

--- a/Books/RPG_Books/ThePrincessAndThePlayer/Notes_ThePrincessAndThePlayer.docx
+++ b/Books/RPG_Books/ThePrincessAndThePlayer/Notes_ThePrincessAndThePlayer.docx
@@ -2,6 +2,23 @@
 <file path=word/document.xml><?xml version="1.0" encoding="utf-8"?>
 <w:document xmlns:ve="http://schemas.openxmlformats.org/markup-compatibility/2006" xmlns:o="urn:schemas-microsoft-com:office:office" xmlns:r="http://schemas.openxmlformats.org/officeDocument/2006/relationships" xmlns:m="http://schemas.openxmlformats.org/officeDocument/2006/math" xmlns:v="urn:schemas-microsoft-com:vml" xmlns:wp="http://schemas.openxmlformats.org/drawingml/2006/wordprocessingDrawing" xmlns:w10="urn:schemas-microsoft-com:office:word" xmlns:w="http://schemas.openxmlformats.org/wordprocessingml/2006/main" xmlns:wne="http://schemas.microsoft.com/office/word/2006/wordml">
   <w:body>
+    <w:p>
+      <w:r>
+        <w:t>The world is round, but also flat.</w:t>
+      </w:r>
+    </w:p>
+    <w:p>
+      <w:r>
+        <w:t>And if you can figure that out, then congratulations</w:t>
+      </w:r>
+    </w:p>
+    <w:p/>
+    <w:p/>
+    <w:p/>
+    <w:p/>
+    <w:p/>
+    <w:p/>
+    <w:p/>
     <w:p>
       <w:r>
         <w:t>Monty Hall problem explained</w:t>
@@ -59,7 +76,6 @@
     <w:p/>
     <w:p>
       <w:r>
-        <w:lastRenderedPageBreak/>
         <w:t>Medieval Inquisition</w:t>
       </w:r>
       <w:r>
@@ -190,7 +206,6 @@
         <w:pStyle w:val="H3"/>
       </w:pPr>
       <w:r>
-        <w:lastRenderedPageBreak/>
         <w:t>Celebrities</w:t>
       </w:r>
     </w:p>
@@ -246,6 +261,7 @@
         <w:pStyle w:val="H3"/>
       </w:pPr>
       <w:r>
+        <w:lastRenderedPageBreak/>
         <w:t xml:space="preserve">Stats - </w:t>
       </w:r>
       <w:r>
@@ -532,7 +548,6 @@
           <w:b/>
           <w:u w:val="single"/>
         </w:rPr>
-        <w:lastRenderedPageBreak/>
         <w:t>Spiritual Stats</w:t>
       </w:r>
     </w:p>
@@ -638,6 +653,7 @@
         <w:contextualSpacing/>
       </w:pPr>
       <w:r>
+        <w:lastRenderedPageBreak/>
         <w:t>Fire Shot</w:t>
       </w:r>
     </w:p>
@@ -1017,7 +1033,6 @@
           </w:tcPr>
           <w:p>
             <w:r>
-              <w:lastRenderedPageBreak/>
               <w:t xml:space="preserve">Sister </w:t>
             </w:r>
             <w:r>
@@ -1287,6 +1302,7 @@
         <w:pStyle w:val="H3"/>
       </w:pPr>
       <w:r>
+        <w:lastRenderedPageBreak/>
         <w:t>Other people</w:t>
       </w:r>
     </w:p>
@@ -1794,7 +1810,6 @@
           </w:tcPr>
           <w:p>
             <w:r>
-              <w:lastRenderedPageBreak/>
               <w:t>2</w:t>
             </w:r>
           </w:p>
@@ -1980,6 +1995,9 @@
             </w:r>
             <w:r>
               <w:br/>
+            </w:r>
+            <w:r>
+              <w:lastRenderedPageBreak/>
               <w:t>(Peter)</w:t>
             </w:r>
           </w:p>
@@ -1991,11 +2009,13 @@
           </w:tcPr>
           <w:p>
             <w:r>
+              <w:lastRenderedPageBreak/>
               <w:t>Cleric</w:t>
             </w:r>
           </w:p>
           <w:p>
             <w:r>
+              <w:lastRenderedPageBreak/>
               <w:t>+1 Mind/level</w:t>
             </w:r>
           </w:p>
@@ -2011,6 +2031,7 @@
           </w:tcPr>
           <w:p>
             <w:r>
+              <w:lastRenderedPageBreak/>
               <w:t>Light Bolts</w:t>
             </w:r>
           </w:p>
@@ -2043,6 +2064,7 @@
           </w:tcPr>
           <w:p>
             <w:r>
+              <w:lastRenderedPageBreak/>
               <w:t>5</w:t>
             </w:r>
           </w:p>
@@ -2483,6 +2505,7 @@
           </w:tcPr>
           <w:p>
             <w:r>
+              <w:lastRenderedPageBreak/>
               <w:t>King Legared</w:t>
             </w:r>
           </w:p>
@@ -2882,7 +2905,6 @@
         <w:pStyle w:val="H3"/>
       </w:pPr>
       <w:r>
-        <w:lastRenderedPageBreak/>
         <w:t>Newbie City - Avaria Continent</w:t>
       </w:r>
     </w:p>
@@ -3174,6 +3196,7 @@
           </w:tcPr>
           <w:p>
             <w:r>
+              <w:lastRenderedPageBreak/>
               <w:t xml:space="preserve">Captain Haddock </w:t>
             </w:r>
           </w:p>
@@ -3248,7 +3271,15 @@
       </w:r>
       <w:proofErr w:type="spellEnd"/>
       <w:r>
-        <w:t xml:space="preserve"> Continent (Billbanks Palace)</w:t>
+        <w:t xml:space="preserve"> Continent (</w:t>
+      </w:r>
+      <w:proofErr w:type="spellStart"/>
+      <w:r>
+        <w:t>Billbanks</w:t>
+      </w:r>
+      <w:proofErr w:type="spellEnd"/>
+      <w:r>
+        <w:t xml:space="preserve"> Palace)</w:t>
       </w:r>
     </w:p>
     <w:tbl>
@@ -7952,7 +7983,6 @@
                 <w:sz w:val="16"/>
                 <w:szCs w:val="16"/>
               </w:rPr>
-              <w:lastRenderedPageBreak/>
               <w:t>Rank</w:t>
             </w:r>
           </w:p>
@@ -10416,7 +10446,6 @@
         <w:spacing w:after="0"/>
       </w:pPr>
       <w:r>
-        <w:lastRenderedPageBreak/>
         <w:t>Need 100 monsters per rank</w:t>
       </w:r>
     </w:p>
@@ -11019,6 +11048,7 @@
           </w:tcPr>
           <w:p>
             <w:r>
+              <w:lastRenderedPageBreak/>
               <w:t>Monster Essence</w:t>
             </w:r>
           </w:p>
@@ -11867,6 +11897,7 @@
     <w:p/>
     <w:p>
       <w:r>
+        <w:lastRenderedPageBreak/>
         <w:t>Throughout the cosmos there are two prevailing forces – those who seek the betterment of everyone and those who seek to dominate everyone.</w:t>
       </w:r>
     </w:p>
@@ -11901,39 +11932,39 @@
     </w:p>
     <w:p>
       <w:r>
+        <w:t>The other side is united by their desire for the happiness of others. However, philosophical differences divide them as to how to achieve these goals.</w:t>
+      </w:r>
+    </w:p>
+    <w:p>
+      <w:r>
+        <w:t xml:space="preserve">One such group is called the </w:t>
+      </w:r>
+      <w:r>
+        <w:t>Forces of Light. They are one of the more militant factions of the Service to Others cam</w:t>
+      </w:r>
+      <w:r>
+        <w:t>p</w:t>
+      </w:r>
+      <w:r>
+        <w:t xml:space="preserve"> and routinely engage in battle with the Hierarchy.</w:t>
+      </w:r>
+    </w:p>
+    <w:p>
+      <w:r>
+        <w:t>Now let me explain some cosmology.</w:t>
+      </w:r>
+    </w:p>
+    <w:p>
+      <w:r>
+        <w:t xml:space="preserve">Magic is expressed through a substance called ether. In low ether zones, the world becomes lifeless and mechanical. </w:t>
+      </w:r>
+      <w:r>
+        <w:t>This is the world you are used to.</w:t>
+      </w:r>
+    </w:p>
+    <w:p>
+      <w:r>
         <w:lastRenderedPageBreak/>
-        <w:t>The other side is united by their desire for the happiness of others. However, philosophical differences divide them as to how to achieve these goals.</w:t>
-      </w:r>
-    </w:p>
-    <w:p>
-      <w:r>
-        <w:t xml:space="preserve">One such group is called the </w:t>
-      </w:r>
-      <w:r>
-        <w:t>Forces of Light. They are one of the more militant factions of the Service to Others cam</w:t>
-      </w:r>
-      <w:r>
-        <w:t>p</w:t>
-      </w:r>
-      <w:r>
-        <w:t xml:space="preserve"> and routinely engage in battle with the Hierarchy.</w:t>
-      </w:r>
-    </w:p>
-    <w:p>
-      <w:r>
-        <w:t>Now let me explain some cosmology.</w:t>
-      </w:r>
-    </w:p>
-    <w:p>
-      <w:r>
-        <w:t xml:space="preserve">Magic is expressed through a substance called ether. In low ether zones, the world becomes lifeless and mechanical. </w:t>
-      </w:r>
-      <w:r>
-        <w:t>This is the world you are used to.</w:t>
-      </w:r>
-    </w:p>
-    <w:p>
-      <w:r>
         <w:t>In higher ether zones reality becomes more flexible, allowing consciousness to better manipulate reality.</w:t>
       </w:r>
     </w:p>
@@ -11977,35 +12008,35 @@
     </w:p>
     <w:p>
       <w:r>
+        <w:t>As you have heard, the military and police forces of the world have been training with medieval weapons.</w:t>
+      </w:r>
+      <w:r>
+        <w:t xml:space="preserve"> There is a simple answer for this. The amount of essence you can draw from a monster is proportional to the amount of your energy you invest in an attack.</w:t>
+      </w:r>
+    </w:p>
+    <w:p>
+      <w:r>
+        <w:t>If you use a gun, the energy you use to kill a monster is minimal. As a result, you only gain a little essence. The rest of the chaotic energy remains in the atmosphere, ready to condense into new monsters.</w:t>
+      </w:r>
+    </w:p>
+    <w:p>
+      <w:r>
+        <w:t>Therefore it is essential to engage monsters with your own might. Only that can fully defeat monsters.</w:t>
+      </w:r>
+    </w:p>
+    <w:p>
+      <w:r>
+        <w:t>In other words, you can kill monsters with guns. However, they will come back again.</w:t>
+      </w:r>
+    </w:p>
+    <w:p>
+      <w:r>
+        <w:t>However, if you kill a monster with your energy invested in an attack, you can permanently remove the chaotic energy.</w:t>
+      </w:r>
+    </w:p>
+    <w:p>
+      <w:r>
         <w:lastRenderedPageBreak/>
-        <w:t>As you have heard, the military and police forces of the world have been training with medieval weapons.</w:t>
-      </w:r>
-      <w:r>
-        <w:t xml:space="preserve"> There is a simple answer for this. The amount of essence you can draw from a monster is proportional to the amount of your energy you invest in an attack.</w:t>
-      </w:r>
-    </w:p>
-    <w:p>
-      <w:r>
-        <w:t>If you use a gun, the energy you use to kill a monster is minimal. As a result, you only gain a little essence. The rest of the chaotic energy remains in the atmosphere, ready to condense into new monsters.</w:t>
-      </w:r>
-    </w:p>
-    <w:p>
-      <w:r>
-        <w:t>Therefore it is essential to engage monsters with your own might. Only that can fully defeat monsters.</w:t>
-      </w:r>
-    </w:p>
-    <w:p>
-      <w:r>
-        <w:t>In other words, you can kill monsters with guns. However, they will come back again.</w:t>
-      </w:r>
-    </w:p>
-    <w:p>
-      <w:r>
-        <w:t>However, if you kill a monster with your energy invested in an attack, you can permanently remove the chaotic energy.</w:t>
-      </w:r>
-    </w:p>
-    <w:p>
-      <w:r>
         <w:t>I wish we could have told you this before but various agreements prevented disclosure.</w:t>
       </w:r>
     </w:p>
@@ -12045,142 +12076,142 @@
     </w:p>
     <w:p>
       <w:r>
+        <w:t>Those who are following Raven’s adventure know; the ruling family in Borostein is Luke’s distant relatives.</w:t>
+      </w:r>
+    </w:p>
+    <w:p>
+      <w:r>
+        <w:t>The Bandits are criminals who were rounded up and placed in suspended animation</w:t>
+      </w:r>
+      <w:r>
+        <w:t>, and then released for the purpose of being hunted down by the players.</w:t>
+      </w:r>
+    </w:p>
+    <w:p>
+      <w:r>
+        <w:t>The players get the opportunity to fight bandits and the bandits get the opportunity be free once Beta ended.</w:t>
+      </w:r>
+    </w:p>
+    <w:p/>
+    <w:p>
+      <w:r>
+        <w:t xml:space="preserve">When playing in Incursion, players had the choice of playing on Easy, Medium, Hard, and No Pain, No Gain mode. Those playing one Easy, Medium and </w:t>
+      </w:r>
+      <w:r>
+        <w:t xml:space="preserve">Hard </w:t>
+      </w:r>
+      <w:r>
+        <w:t>had avatars created for them.</w:t>
+      </w:r>
+    </w:p>
+    <w:p>
+      <w:r>
+        <w:t>As a result, they did not benefit from killing monsters.</w:t>
+      </w:r>
+    </w:p>
+    <w:p>
+      <w:r>
         <w:lastRenderedPageBreak/>
-        <w:t>Those who are following Raven’s adventure know; the ruling family in Borostein is Luke’s distant relatives.</w:t>
-      </w:r>
-    </w:p>
-    <w:p>
-      <w:r>
-        <w:t>The Bandits are criminals who were rounded up and placed in suspended animation</w:t>
-      </w:r>
-      <w:r>
-        <w:t>, and then released for the purpose of being hunted down by the players.</w:t>
-      </w:r>
-    </w:p>
-    <w:p>
-      <w:r>
-        <w:t>The players get the opportunity to fight bandits and the bandits get the opportunity be free once Beta ended.</w:t>
+        <w:t>However, their efforts were not wasted. Instead, the Incursion domes used that effort to power the spell that is currently drawing the ether from that cloud we are heading towards.</w:t>
+      </w:r>
+    </w:p>
+    <w:p>
+      <w:r>
+        <w:t>The only good news I can give you is that your loot can be picked up at any Incursion office location.</w:t>
+      </w:r>
+      <w:r>
+        <w:t xml:space="preserve"> Per agreements these pickup points will stay open for the next 6 months.</w:t>
+      </w:r>
+    </w:p>
+    <w:p>
+      <w:r>
+        <w:t>I do have to warn you that fighting monsters is dangerous. This is no longer a game.</w:t>
       </w:r>
     </w:p>
     <w:p/>
     <w:p>
       <w:r>
-        <w:t xml:space="preserve">When playing in Incursion, players had the choice of playing on Easy, Medium, Hard, and No Pain, No Gain mode. Those playing one Easy, Medium and </w:t>
-      </w:r>
-      <w:r>
-        <w:t xml:space="preserve">Hard </w:t>
-      </w:r>
-      <w:r>
-        <w:t>had avatars created for them.</w:t>
-      </w:r>
-    </w:p>
-    <w:p>
-      <w:r>
-        <w:t>As a result, they did not benefit from killing monsters.</w:t>
-      </w:r>
-    </w:p>
-    <w:p>
-      <w:r>
-        <w:t>However, their efforts were not wasted. Instead, the Incursion domes used that effort to power the spell that is currently drawing the ether from that cloud we are heading towards.</w:t>
-      </w:r>
-    </w:p>
-    <w:p>
-      <w:r>
-        <w:t>The only good news I can give you is that your loot can be picked up at any Incursion office location.</w:t>
-      </w:r>
-      <w:r>
-        <w:t xml:space="preserve"> Per agreements these pickup points will stay open for the next 6 months.</w:t>
-      </w:r>
-    </w:p>
-    <w:p>
-      <w:r>
-        <w:t>I do have to warn you that fighting monsters is dangerous. This is no longer a game.</w:t>
+        <w:t>For players playing on No Pain, No Gain mode, the opposite was true. They were physically present within the game. Avatars of their original selves were created when exiting the domes. The Archons tried to dissuade that because this was an expense they were forced to bear.</w:t>
+      </w:r>
+    </w:p>
+    <w:p>
+      <w:r>
+        <w:t xml:space="preserve">As a concession, elite players who died outside the domes </w:t>
+      </w:r>
+      <w:r>
+        <w:t>died for real. That was what happened to Luke’s great grandfather.</w:t>
+      </w:r>
+    </w:p>
+    <w:p>
+      <w:r>
+        <w:t>Don’t worry everyone – there is no true death. Our souls are eternal. Luke’s great grandfather will eventually either reincarnate or go onto other places.</w:t>
       </w:r>
     </w:p>
     <w:p/>
     <w:p>
       <w:r>
+        <w:t>- To emphasize the point, a raven landed on Luke’s shoulder and cawed at the camera.</w:t>
+      </w:r>
+    </w:p>
+    <w:p/>
+    <w:p>
+      <w:r>
         <w:lastRenderedPageBreak/>
-        <w:t>For players playing on No Pain, No Gain mode, the opposite was true. They were physically present within the game. Avatars of their original selves were created when exiting the domes. The Archons tried to dissuade that because this was an expense they were forced to bear.</w:t>
-      </w:r>
-    </w:p>
-    <w:p>
-      <w:r>
-        <w:t xml:space="preserve">As a concession, elite players who died outside the domes </w:t>
-      </w:r>
-      <w:r>
-        <w:t>died for real. That was what happened to Luke’s great grandfather.</w:t>
-      </w:r>
-    </w:p>
-    <w:p>
-      <w:r>
-        <w:t>Don’t worry everyone – there is no true death. Our souls are eternal. Luke’s great grandfather will eventually either reincarnate or go onto other places.</w:t>
+        <w:t>If you noticed, Luke and his family and friends disappeared and reappeared. What happened was that their avatar bodies were destroyed and their real bodies were brought here.</w:t>
+      </w:r>
+    </w:p>
+    <w:p>
+      <w:r>
+        <w:t>For them, everything in the domes was real.</w:t>
+      </w:r>
+    </w:p>
+    <w:p>
+      <w:r>
+        <w:t>Luke, show everyone your fireball.</w:t>
+      </w:r>
+    </w:p>
+    <w:p>
+      <w:r>
+        <w:t>- Luke did as instructed. A moment later the fireball disappeared.</w:t>
       </w:r>
     </w:p>
     <w:p/>
     <w:p>
       <w:r>
-        <w:t>- To emphasize the point, a raven landed on Luke’s shoulder and cawed at the camera.</w:t>
-      </w:r>
-    </w:p>
-    <w:p/>
-    <w:p>
-      <w:r>
-        <w:t>If you noticed, Luke and his family and friends disappeared and reappeared. What happened was that their avatar bodies were destroyed and their real bodies were brought here.</w:t>
-      </w:r>
-    </w:p>
-    <w:p>
-      <w:r>
-        <w:t>For them, everything in the domes was real.</w:t>
-      </w:r>
-    </w:p>
-    <w:p>
-      <w:r>
-        <w:t>Luke, show everyone your fireball.</w:t>
-      </w:r>
-    </w:p>
-    <w:p>
-      <w:r>
-        <w:t>- Luke did as instructed. A moment later the fireball disappeared.</w:t>
-      </w:r>
-    </w:p>
-    <w:p/>
+        <w:t>There is more I need to disclose. However, that will have to wait.</w:t>
+      </w:r>
+    </w:p>
+    <w:p>
+      <w:r>
+        <w:t>Right now we will be shrouded by these black clouds for the next 3 days.</w:t>
+      </w:r>
+      <w:r>
+        <w:t xml:space="preserve"> The clouds will dissipate when the ether is properly settled.</w:t>
+      </w:r>
+    </w:p>
+    <w:p>
+      <w:r>
+        <w:t>The bad news is that the chaotic energies will generate a global monster wave.</w:t>
+      </w:r>
+    </w:p>
+    <w:p>
+      <w:r>
+        <w:t>Martial law will be going into effect throughout the world. You had been advised to stock up food and water for 3 days. This is why.</w:t>
+      </w:r>
+    </w:p>
+    <w:p>
+      <w:r>
+        <w:t>Please stay indoors and let the professionals handle the monsters.</w:t>
+      </w:r>
+    </w:p>
+    <w:p>
+      <w:r>
+        <w:t>For those wanting to fight monsters, please wait. After these 3 days of darkness, things will settle down.</w:t>
+      </w:r>
+    </w:p>
     <w:p>
       <w:r>
         <w:lastRenderedPageBreak/>
-        <w:t>There is more I need to disclose. However, that will have to wait.</w:t>
-      </w:r>
-    </w:p>
-    <w:p>
-      <w:r>
-        <w:t>Right now we will be shrouded by these black clouds for the next 3 days.</w:t>
-      </w:r>
-      <w:r>
-        <w:t xml:space="preserve"> The clouds will dissipate when the ether is properly settled.</w:t>
-      </w:r>
-    </w:p>
-    <w:p>
-      <w:r>
-        <w:t>The bad news is that the chaotic energies will generate a global monster wave.</w:t>
-      </w:r>
-    </w:p>
-    <w:p>
-      <w:r>
-        <w:t>Martial law will be going into effect throughout the world. You had been advised to stock up food and water for 3 days. This is why.</w:t>
-      </w:r>
-    </w:p>
-    <w:p>
-      <w:r>
-        <w:t>Please stay indoors and let the professionals handle the monsters.</w:t>
-      </w:r>
-    </w:p>
-    <w:p>
-      <w:r>
-        <w:t>For those wanting to fight monsters, please wait. After these 3 days of darkness, things will settle down.</w:t>
-      </w:r>
-    </w:p>
-    <w:p>
-      <w:r>
         <w:t>- A portal opened</w:t>
       </w:r>
     </w:p>
@@ -12209,7 +12240,6 @@
     </w:p>
     <w:p>
       <w:r>
-        <w:lastRenderedPageBreak/>
         <w:t>The good news is you can regain your original power by fighting monsters. You have the experience so you are ahead of the curve.</w:t>
       </w:r>
     </w:p>
@@ -12453,7 +12483,7 @@
         <v:path o:extrusionok="f" gradientshapeok="t" o:connecttype="rect"/>
         <o:lock v:ext="edit" aspectratio="t"/>
       </v:shapetype>
-      <v:shape id="_x0000_i1264" type="#_x0000_t75" style="width:3in;height:3in;visibility:visible" o:bullet="t">
+      <v:shape id="_x0000_i1047" type="#_x0000_t75" style="width:3in;height:3in;visibility:visible" o:bullet="t">
         <v:imagedata r:id="rId1" o:title="MC900065312[1]"/>
       </v:shape>
     </w:pict>
@@ -14470,7 +14500,7 @@
 </file>
 
 <file path=customXml/itemProps1.xml><?xml version="1.0" encoding="utf-8"?>
-<ds:datastoreItem xmlns:ds="http://schemas.openxmlformats.org/officeDocument/2006/customXml" ds:itemID="{24B57B75-FBC6-4C2E-B88B-B3AD57E21408}">
+<ds:datastoreItem xmlns:ds="http://schemas.openxmlformats.org/officeDocument/2006/customXml" ds:itemID="{975A0034-E0A0-4151-8CA6-0BBE65D37FB4}">
   <ds:schemaRefs>
     <ds:schemaRef ds:uri="http://schemas.openxmlformats.org/officeDocument/2006/bibliography"/>
   </ds:schemaRefs>

--- a/Books/RPG_Books/ThePrincessAndThePlayer/Notes_ThePrincessAndThePlayer.docx
+++ b/Books/RPG_Books/ThePrincessAndThePlayer/Notes_ThePrincessAndThePlayer.docx
@@ -4650,7 +4650,7 @@
           </w:tcPr>
           <w:p>
             <w:r>
-              <w:t>Wind</w:t>
+              <w:t>Spin</w:t>
             </w:r>
           </w:p>
         </w:tc>
@@ -4698,7 +4698,7 @@
           </w:tcPr>
           <w:p>
             <w:r>
-              <w:t>Sharp</w:t>
+              <w:t>Wind</w:t>
             </w:r>
           </w:p>
         </w:tc>
@@ -4746,7 +4746,7 @@
           </w:tcPr>
           <w:p>
             <w:r>
-              <w:t>Hover</w:t>
+              <w:t>Sharp</w:t>
             </w:r>
           </w:p>
         </w:tc>
@@ -4793,8 +4793,16 @@
             <w:tcW w:w="1417" w:type="dxa"/>
           </w:tcPr>
           <w:p>
-            <w:r>
-              <w:t>Spin</w:t>
+            <w:pPr>
+              <w:rPr>
+                <w:strike/>
+              </w:rPr>
+            </w:pPr>
+            <w:r>
+              <w:rPr>
+                <w:strike/>
+              </w:rPr>
+              <w:t>Hover</w:t>
             </w:r>
           </w:p>
         </w:tc>
@@ -4840,7 +4848,61 @@
           <w:tcPr>
             <w:tcW w:w="1417" w:type="dxa"/>
           </w:tcPr>
-          <w:p/>
+          <w:p>
+            <w:r>
+              <w:t>Spread</w:t>
+            </w:r>
+          </w:p>
+        </w:tc>
+        <w:tc>
+          <w:tcPr>
+            <w:tcW w:w="1276" w:type="dxa"/>
+          </w:tcPr>
+          <w:p/>
+        </w:tc>
+        <w:tc>
+          <w:tcPr>
+            <w:tcW w:w="1276" w:type="dxa"/>
+          </w:tcPr>
+          <w:p/>
+        </w:tc>
+        <w:tc>
+          <w:tcPr>
+            <w:tcW w:w="1276" w:type="dxa"/>
+          </w:tcPr>
+          <w:p/>
+        </w:tc>
+        <w:tc>
+          <w:tcPr>
+            <w:tcW w:w="1276" w:type="dxa"/>
+          </w:tcPr>
+          <w:p/>
+        </w:tc>
+        <w:tc>
+          <w:tcPr>
+            <w:tcW w:w="3968" w:type="dxa"/>
+          </w:tcPr>
+          <w:p/>
+        </w:tc>
+      </w:tr>
+      <w:tr>
+        <w:tc>
+          <w:tcPr>
+            <w:tcW w:w="534" w:type="dxa"/>
+          </w:tcPr>
+          <w:p/>
+        </w:tc>
+        <w:tc>
+          <w:tcPr>
+            <w:tcW w:w="1417" w:type="dxa"/>
+          </w:tcPr>
+          <w:p>
+            <w:pPr>
+              <w:rPr>
+                <w:strike/>
+              </w:rPr>
+            </w:pPr>
+          </w:p>
         </w:tc>
         <w:tc>
           <w:tcPr>
@@ -6130,6 +6192,7 @@
           </w:tcPr>
           <w:p>
             <w:r>
+              <w:lastRenderedPageBreak/>
               <w:t>Attribute Cost</w:t>
             </w:r>
           </w:p>
@@ -10906,6 +10969,7 @@
           </w:tcPr>
           <w:p>
             <w:r>
+              <w:lastRenderedPageBreak/>
               <w:t>Attribute Cost</w:t>
             </w:r>
           </w:p>
@@ -11048,7 +11112,6 @@
           </w:tcPr>
           <w:p>
             <w:r>
-              <w:lastRenderedPageBreak/>
               <w:t>Monster Essence</w:t>
             </w:r>
           </w:p>
@@ -11897,65 +11960,65 @@
     <w:p/>
     <w:p>
       <w:r>
+        <w:t>Throughout the cosmos there are two prevailing forces – those who seek the betterment of everyone and those who seek to dominate everyone.</w:t>
+      </w:r>
+    </w:p>
+    <w:p>
+      <w:r>
+        <w:t>Everyone is on a spectrum between these two extremes.</w:t>
+      </w:r>
+    </w:p>
+    <w:p>
+      <w:r>
+        <w:t xml:space="preserve">On one </w:t>
+      </w:r>
+      <w:r>
+        <w:t>side</w:t>
+      </w:r>
+      <w:r>
+        <w:t xml:space="preserve"> is a certain American President. Everything he did was for his own glory and to help those he considered superior.</w:t>
+      </w:r>
+    </w:p>
+    <w:p>
+      <w:r>
+        <w:t>The Service to Self camp is rather simple. They just want to dominate everyone for their own glory. As a result they instinctually join what they call the Hierarchy. By joining, they get the opportunity to climb the rungs of the Hierarchy and gain ultimate power.</w:t>
+      </w:r>
+    </w:p>
+    <w:p>
+      <w:r>
+        <w:t xml:space="preserve">No one knows how big the hierarchy is or who ultimately rules. Each member only knows </w:t>
+      </w:r>
+      <w:r>
+        <w:t>the identity of a few people above them. Secrecy is one of their greatest treasures. This improves their desire to climb the Hierarchy.</w:t>
+      </w:r>
+    </w:p>
+    <w:p>
+      <w:r>
+        <w:t>The other side is united by their desire for the happiness of others. However, philosophical differences divide them as to how to achieve these goals.</w:t>
+      </w:r>
+    </w:p>
+    <w:p>
+      <w:r>
+        <w:t xml:space="preserve">One such group is called the </w:t>
+      </w:r>
+      <w:r>
+        <w:t>Forces of Light. They are one of the more militant factions of the Service to Others cam</w:t>
+      </w:r>
+      <w:r>
+        <w:t>p</w:t>
+      </w:r>
+      <w:r>
+        <w:t xml:space="preserve"> and routinely engage in battle with the Hierarchy.</w:t>
+      </w:r>
+    </w:p>
+    <w:p>
+      <w:r>
+        <w:t>Now let me explain some cosmology.</w:t>
+      </w:r>
+    </w:p>
+    <w:p>
+      <w:r>
         <w:lastRenderedPageBreak/>
-        <w:t>Throughout the cosmos there are two prevailing forces – those who seek the betterment of everyone and those who seek to dominate everyone.</w:t>
-      </w:r>
-    </w:p>
-    <w:p>
-      <w:r>
-        <w:t>Everyone is on a spectrum between these two extremes.</w:t>
-      </w:r>
-    </w:p>
-    <w:p>
-      <w:r>
-        <w:t xml:space="preserve">On one </w:t>
-      </w:r>
-      <w:r>
-        <w:t>side</w:t>
-      </w:r>
-      <w:r>
-        <w:t xml:space="preserve"> is a certain American President. Everything he did was for his own glory and to help those he considered superior.</w:t>
-      </w:r>
-    </w:p>
-    <w:p>
-      <w:r>
-        <w:t>The Service to Self camp is rather simple. They just want to dominate everyone for their own glory. As a result they instinctually join what they call the Hierarchy. By joining, they get the opportunity to climb the rungs of the Hierarchy and gain ultimate power.</w:t>
-      </w:r>
-    </w:p>
-    <w:p>
-      <w:r>
-        <w:t xml:space="preserve">No one knows how big the hierarchy is or who ultimately rules. Each member only knows </w:t>
-      </w:r>
-      <w:r>
-        <w:t>the identity of a few people above them. Secrecy is one of their greatest treasures. This improves their desire to climb the Hierarchy.</w:t>
-      </w:r>
-    </w:p>
-    <w:p>
-      <w:r>
-        <w:t>The other side is united by their desire for the happiness of others. However, philosophical differences divide them as to how to achieve these goals.</w:t>
-      </w:r>
-    </w:p>
-    <w:p>
-      <w:r>
-        <w:t xml:space="preserve">One such group is called the </w:t>
-      </w:r>
-      <w:r>
-        <w:t>Forces of Light. They are one of the more militant factions of the Service to Others cam</w:t>
-      </w:r>
-      <w:r>
-        <w:t>p</w:t>
-      </w:r>
-      <w:r>
-        <w:t xml:space="preserve"> and routinely engage in battle with the Hierarchy.</w:t>
-      </w:r>
-    </w:p>
-    <w:p>
-      <w:r>
-        <w:t>Now let me explain some cosmology.</w:t>
-      </w:r>
-    </w:p>
-    <w:p>
-      <w:r>
         <w:t xml:space="preserve">Magic is expressed through a substance called ether. In low ether zones, the world becomes lifeless and mechanical. </w:t>
       </w:r>
       <w:r>
@@ -11964,68 +12027,68 @@
     </w:p>
     <w:p>
       <w:r>
+        <w:t>In higher ether zones reality becomes more flexible, allowing consciousness to better manipulate reality.</w:t>
+      </w:r>
+    </w:p>
+    <w:p>
+      <w:r>
+        <w:t xml:space="preserve">In about a thousand years from now we will </w:t>
+      </w:r>
+      <w:r>
+        <w:t xml:space="preserve">enter </w:t>
+      </w:r>
+      <w:r>
+        <w:t>the body of a high-density cloud of ether.</w:t>
+      </w:r>
+    </w:p>
+    <w:p>
+      <w:r>
+        <w:t>An Archon named Dailion decided this was a perfect opportunity for him.</w:t>
+      </w:r>
+      <w:r>
+        <w:t xml:space="preserve"> </w:t>
+      </w:r>
+      <w:r>
+        <w:t>He devised a plan to pull forth a filament of this ether cloud and shroud the world with it, thereby accelerating the reintro</w:t>
+      </w:r>
+      <w:r>
+        <w:t>duction of magic into the world by a thousand years.</w:t>
+      </w:r>
+    </w:p>
+    <w:p>
+      <w:r>
+        <w:t xml:space="preserve">And yes, his organization created </w:t>
+      </w:r>
+      <w:r>
+        <w:t>Holoworld. He is responsible for what is happening to the world.</w:t>
+      </w:r>
+    </w:p>
+    <w:p>
+      <w:r>
+        <w:t>Why did the Forces of Light tolerate it? It was because introducing magic now would vastly reduce the damage than if they waited for it to happen naturally.</w:t>
+      </w:r>
+    </w:p>
+    <w:p>
+      <w:r>
+        <w:t>As you have heard, the military and police forces of the world have been training with medieval weapons.</w:t>
+      </w:r>
+      <w:r>
+        <w:t xml:space="preserve"> There is a simple answer for this. The amount of essence you can draw from a monster is proportional to the amount of your energy you invest in an attack.</w:t>
+      </w:r>
+    </w:p>
+    <w:p>
+      <w:r>
+        <w:t>If you use a gun, the energy you use to kill a monster is minimal. As a result, you only gain a little essence. The rest of the chaotic energy remains in the atmosphere, ready to condense into new monsters.</w:t>
+      </w:r>
+    </w:p>
+    <w:p>
+      <w:r>
+        <w:t>Therefore it is essential to engage monsters with your own might. Only that can fully defeat monsters.</w:t>
+      </w:r>
+    </w:p>
+    <w:p>
+      <w:r>
         <w:lastRenderedPageBreak/>
-        <w:t>In higher ether zones reality becomes more flexible, allowing consciousness to better manipulate reality.</w:t>
-      </w:r>
-    </w:p>
-    <w:p>
-      <w:r>
-        <w:t xml:space="preserve">In about a thousand years from now we will </w:t>
-      </w:r>
-      <w:r>
-        <w:t xml:space="preserve">enter </w:t>
-      </w:r>
-      <w:r>
-        <w:t>the body of a high-density cloud of ether.</w:t>
-      </w:r>
-    </w:p>
-    <w:p>
-      <w:r>
-        <w:t>An Archon named Dailion decided this was a perfect opportunity for him.</w:t>
-      </w:r>
-      <w:r>
-        <w:t xml:space="preserve"> </w:t>
-      </w:r>
-      <w:r>
-        <w:t>He devised a plan to pull forth a filament of this ether cloud and shroud the world with it, thereby accelerating the reintro</w:t>
-      </w:r>
-      <w:r>
-        <w:t>duction of magic into the world by a thousand years.</w:t>
-      </w:r>
-    </w:p>
-    <w:p>
-      <w:r>
-        <w:t xml:space="preserve">And yes, his organization created </w:t>
-      </w:r>
-      <w:r>
-        <w:t>Holoworld. He is responsible for what is happening to the world.</w:t>
-      </w:r>
-    </w:p>
-    <w:p>
-      <w:r>
-        <w:t>Why did the Forces of Light tolerate it? It was because introducing magic now would vastly reduce the damage than if they waited for it to happen naturally.</w:t>
-      </w:r>
-    </w:p>
-    <w:p>
-      <w:r>
-        <w:t>As you have heard, the military and police forces of the world have been training with medieval weapons.</w:t>
-      </w:r>
-      <w:r>
-        <w:t xml:space="preserve"> There is a simple answer for this. The amount of essence you can draw from a monster is proportional to the amount of your energy you invest in an attack.</w:t>
-      </w:r>
-    </w:p>
-    <w:p>
-      <w:r>
-        <w:t>If you use a gun, the energy you use to kill a monster is minimal. As a result, you only gain a little essence. The rest of the chaotic energy remains in the atmosphere, ready to condense into new monsters.</w:t>
-      </w:r>
-    </w:p>
-    <w:p>
-      <w:r>
-        <w:t>Therefore it is essential to engage monsters with your own might. Only that can fully defeat monsters.</w:t>
-      </w:r>
-    </w:p>
-    <w:p>
-      <w:r>
         <w:t>In other words, you can kill monsters with guns. However, they will come back again.</w:t>
       </w:r>
     </w:p>
@@ -12036,225 +12099,224 @@
     </w:p>
     <w:p>
       <w:r>
+        <w:t>I wish we could have told you this before but various agreements prevented disclosure.</w:t>
+      </w:r>
+    </w:p>
+    <w:p/>
+    <w:p>
+      <w:r>
+        <w:t>No let me explain the true nature of Incursion. The Archons spent vast resources to create it and populate it with NPCs, monsters, and Bandits.</w:t>
+      </w:r>
+    </w:p>
+    <w:p>
+      <w:r>
+        <w:t>The NPCs are real people from Princess Annie’s country</w:t>
+      </w:r>
+      <w:r>
+        <w:t xml:space="preserve"> of Agatha</w:t>
+      </w:r>
+      <w:r>
+        <w:t xml:space="preserve">, </w:t>
+      </w:r>
+      <w:r>
+        <w:t xml:space="preserve">Borostein, </w:t>
+      </w:r>
+      <w:r>
+        <w:t xml:space="preserve">the country from where the ancestors of Raven Solarsmith came from, and other countries. Most </w:t>
+      </w:r>
+      <w:r>
+        <w:t xml:space="preserve">long-term </w:t>
+      </w:r>
+      <w:r>
+        <w:t>players of Incursion have visited those countries.</w:t>
+      </w:r>
+    </w:p>
+    <w:p>
+      <w:r>
+        <w:t>And yes, those countries are real.</w:t>
+      </w:r>
+    </w:p>
+    <w:p>
+      <w:r>
+        <w:t>Those who are following Raven’s adventure know; the ruling family in Borostein is Luke’s distant relatives.</w:t>
+      </w:r>
+    </w:p>
+    <w:p>
+      <w:r>
+        <w:t>The Bandits are criminals who were rounded up and placed in suspended animation</w:t>
+      </w:r>
+      <w:r>
+        <w:t>, and then released for the purpose of being hunted down by the players.</w:t>
+      </w:r>
+    </w:p>
+    <w:p>
+      <w:r>
+        <w:t>The players get the opportunity to fight bandits and the bandits get the opportunity be free once Beta ended.</w:t>
+      </w:r>
+    </w:p>
+    <w:p/>
+    <w:p>
+      <w:r>
         <w:lastRenderedPageBreak/>
-        <w:t>I wish we could have told you this before but various agreements prevented disclosure.</w:t>
+        <w:t xml:space="preserve">When playing in Incursion, players had the choice of playing on Easy, Medium, Hard, and No Pain, No Gain mode. Those playing one Easy, Medium and </w:t>
+      </w:r>
+      <w:r>
+        <w:t xml:space="preserve">Hard </w:t>
+      </w:r>
+      <w:r>
+        <w:t>had avatars created for them.</w:t>
+      </w:r>
+    </w:p>
+    <w:p>
+      <w:r>
+        <w:t>As a result, they did not benefit from killing monsters.</w:t>
+      </w:r>
+    </w:p>
+    <w:p>
+      <w:r>
+        <w:t>However, their efforts were not wasted. Instead, the Incursion domes used that effort to power the spell that is currently drawing the ether from that cloud we are heading towards.</w:t>
+      </w:r>
+    </w:p>
+    <w:p>
+      <w:r>
+        <w:t>The only good news I can give you is that your loot can be picked up at any Incursion office location.</w:t>
+      </w:r>
+      <w:r>
+        <w:t xml:space="preserve"> Per agreements these pickup points will stay open for the next 6 months.</w:t>
+      </w:r>
+    </w:p>
+    <w:p>
+      <w:r>
+        <w:t>I do have to warn you that fighting monsters is dangerous. This is no longer a game.</w:t>
       </w:r>
     </w:p>
     <w:p/>
     <w:p>
       <w:r>
-        <w:t>No let me explain the true nature of Incursion. The Archons spent vast resources to create it and populate it with NPCs, monsters, and Bandits.</w:t>
-      </w:r>
-    </w:p>
-    <w:p>
-      <w:r>
-        <w:t>The NPCs are real people from Princess Annie’s country</w:t>
-      </w:r>
-      <w:r>
-        <w:t xml:space="preserve"> of Agatha</w:t>
-      </w:r>
-      <w:r>
-        <w:t xml:space="preserve">, </w:t>
-      </w:r>
-      <w:r>
-        <w:t xml:space="preserve">Borostein, </w:t>
-      </w:r>
-      <w:r>
-        <w:t xml:space="preserve">the country from where the ancestors of Raven Solarsmith came from, and other countries. Most </w:t>
-      </w:r>
-      <w:r>
-        <w:t xml:space="preserve">long-term </w:t>
-      </w:r>
-      <w:r>
-        <w:t>players of Incursion have visited those countries.</w:t>
-      </w:r>
-    </w:p>
-    <w:p>
-      <w:r>
-        <w:t>And yes, those countries are real.</w:t>
-      </w:r>
-    </w:p>
-    <w:p>
-      <w:r>
-        <w:t>Those who are following Raven’s adventure know; the ruling family in Borostein is Luke’s distant relatives.</w:t>
-      </w:r>
-    </w:p>
-    <w:p>
-      <w:r>
-        <w:t>The Bandits are criminals who were rounded up and placed in suspended animation</w:t>
-      </w:r>
-      <w:r>
-        <w:t>, and then released for the purpose of being hunted down by the players.</w:t>
-      </w:r>
-    </w:p>
-    <w:p>
-      <w:r>
-        <w:t>The players get the opportunity to fight bandits and the bandits get the opportunity be free once Beta ended.</w:t>
+        <w:t>For players playing on No Pain, No Gain mode, the opposite was true. They were physically present within the game. Avatars of their original selves were created when exiting the domes. The Archons tried to dissuade that because this was an expense they were forced to bear.</w:t>
+      </w:r>
+    </w:p>
+    <w:p>
+      <w:r>
+        <w:t xml:space="preserve">As a concession, elite players who died outside the domes </w:t>
+      </w:r>
+      <w:r>
+        <w:t>died for real. That was what happened to Luke’s great grandfather.</w:t>
+      </w:r>
+    </w:p>
+    <w:p>
+      <w:r>
+        <w:t>Don’t worry everyone – there is no true death. Our souls are eternal. Luke’s great grandfather will eventually either reincarnate or go onto other places.</w:t>
       </w:r>
     </w:p>
     <w:p/>
     <w:p>
       <w:r>
-        <w:t xml:space="preserve">When playing in Incursion, players had the choice of playing on Easy, Medium, Hard, and No Pain, No Gain mode. Those playing one Easy, Medium and </w:t>
-      </w:r>
-      <w:r>
-        <w:t xml:space="preserve">Hard </w:t>
-      </w:r>
-      <w:r>
-        <w:t>had avatars created for them.</w:t>
-      </w:r>
-    </w:p>
-    <w:p>
-      <w:r>
-        <w:t>As a result, they did not benefit from killing monsters.</w:t>
+        <w:t>- To emphasize the point, a raven landed on Luke’s shoulder and cawed at the camera.</w:t>
+      </w:r>
+    </w:p>
+    <w:p/>
+    <w:p>
+      <w:r>
+        <w:t>If you noticed, Luke and his family and friends disappeared and reappeared. What happened was that their avatar bodies were destroyed and their real bodies were brought here.</w:t>
+      </w:r>
+    </w:p>
+    <w:p>
+      <w:r>
+        <w:t>For them, everything in the domes was real.</w:t>
+      </w:r>
+    </w:p>
+    <w:p>
+      <w:r>
+        <w:t>Luke, show everyone your fireball.</w:t>
+      </w:r>
+    </w:p>
+    <w:p>
+      <w:r>
+        <w:t>- Luke did as instructed. A moment later the fireball disappeared.</w:t>
+      </w:r>
+    </w:p>
+    <w:p/>
+    <w:p>
+      <w:r>
+        <w:t>There is more I need to disclose. However, that will have to wait.</w:t>
+      </w:r>
+    </w:p>
+    <w:p>
+      <w:r>
+        <w:t>Right now we will be shrouded by these black clouds for the next 3 days.</w:t>
+      </w:r>
+      <w:r>
+        <w:t xml:space="preserve"> The clouds will dissipate when the ether is properly settled.</w:t>
+      </w:r>
+    </w:p>
+    <w:p>
+      <w:r>
+        <w:t>The bad news is that the chaotic energies will generate a global monster wave.</w:t>
       </w:r>
     </w:p>
     <w:p>
       <w:r>
         <w:lastRenderedPageBreak/>
-        <w:t>However, their efforts were not wasted. Instead, the Incursion domes used that effort to power the spell that is currently drawing the ether from that cloud we are heading towards.</w:t>
-      </w:r>
-    </w:p>
-    <w:p>
-      <w:r>
-        <w:t>The only good news I can give you is that your loot can be picked up at any Incursion office location.</w:t>
-      </w:r>
-      <w:r>
-        <w:t xml:space="preserve"> Per agreements these pickup points will stay open for the next 6 months.</w:t>
-      </w:r>
-    </w:p>
-    <w:p>
-      <w:r>
-        <w:t>I do have to warn you that fighting monsters is dangerous. This is no longer a game.</w:t>
-      </w:r>
-    </w:p>
-    <w:p/>
-    <w:p>
-      <w:r>
-        <w:t>For players playing on No Pain, No Gain mode, the opposite was true. They were physically present within the game. Avatars of their original selves were created when exiting the domes. The Archons tried to dissuade that because this was an expense they were forced to bear.</w:t>
-      </w:r>
-    </w:p>
-    <w:p>
-      <w:r>
-        <w:t xml:space="preserve">As a concession, elite players who died outside the domes </w:t>
-      </w:r>
-      <w:r>
-        <w:t>died for real. That was what happened to Luke’s great grandfather.</w:t>
-      </w:r>
-    </w:p>
-    <w:p>
-      <w:r>
-        <w:t>Don’t worry everyone – there is no true death. Our souls are eternal. Luke’s great grandfather will eventually either reincarnate or go onto other places.</w:t>
-      </w:r>
-    </w:p>
-    <w:p/>
-    <w:p>
-      <w:r>
-        <w:t>- To emphasize the point, a raven landed on Luke’s shoulder and cawed at the camera.</w:t>
-      </w:r>
-    </w:p>
-    <w:p/>
+        <w:t>Martial law will be going into effect throughout the world. You had been advised to stock up food and water for 3 days. This is why.</w:t>
+      </w:r>
+    </w:p>
+    <w:p>
+      <w:r>
+        <w:t>Please stay indoors and let the professionals handle the monsters.</w:t>
+      </w:r>
+    </w:p>
+    <w:p>
+      <w:r>
+        <w:t>For those wanting to fight monsters, please wait. After these 3 days of darkness, things will settle down.</w:t>
+      </w:r>
+    </w:p>
+    <w:p>
+      <w:r>
+        <w:t>- A portal opened</w:t>
+      </w:r>
+    </w:p>
+    <w:p>
+      <w:r>
+        <w:t>&lt;&gt;, you are needed in Germany. My contacts there tell me they are being hard-pressed by monsters.</w:t>
+      </w:r>
+    </w:p>
+    <w:p>
+      <w:r>
+        <w:t>- They exited and the portal closed.</w:t>
+      </w:r>
+    </w:p>
+    <w:p>
+      <w:r>
+        <w:t>- Taranis frowned at the camera</w:t>
+      </w:r>
+    </w:p>
+    <w:p>
+      <w:r>
+        <w:t xml:space="preserve">For non-elites, you have only yourself to blame. Luke and others told you multiple times to </w:t>
+      </w:r>
+      <w:r>
+        <w:t>play as elites but you didn’t listen.</w:t>
+      </w:r>
+    </w:p>
+    <w:p>
+      <w:r>
+        <w:t>The good news is you can regain your original power by fighting monsters. You have the experience so you are ahead of the curve.</w:t>
+      </w:r>
+    </w:p>
+    <w:p>
+      <w:r>
+        <w:t>And yes, hiding this from the world was also part of the agreements.</w:t>
+      </w:r>
+    </w:p>
+    <w:p>
+      <w:r>
+        <w:t>The billionaires of the world and heads of state were told they could take their islands out of the domes. As you can see up there, that is happening now.</w:t>
+      </w:r>
+    </w:p>
     <w:p>
       <w:r>
         <w:lastRenderedPageBreak/>
-        <w:t>If you noticed, Luke and his family and friends disappeared and reappeared. What happened was that their avatar bodies were destroyed and their real bodies were brought here.</w:t>
-      </w:r>
-    </w:p>
-    <w:p>
-      <w:r>
-        <w:t>For them, everything in the domes was real.</w:t>
-      </w:r>
-    </w:p>
-    <w:p>
-      <w:r>
-        <w:t>Luke, show everyone your fireball.</w:t>
-      </w:r>
-    </w:p>
-    <w:p>
-      <w:r>
-        <w:t>- Luke did as instructed. A moment later the fireball disappeared.</w:t>
-      </w:r>
-    </w:p>
-    <w:p/>
-    <w:p>
-      <w:r>
-        <w:t>There is more I need to disclose. However, that will have to wait.</w:t>
-      </w:r>
-    </w:p>
-    <w:p>
-      <w:r>
-        <w:t>Right now we will be shrouded by these black clouds for the next 3 days.</w:t>
-      </w:r>
-      <w:r>
-        <w:t xml:space="preserve"> The clouds will dissipate when the ether is properly settled.</w:t>
-      </w:r>
-    </w:p>
-    <w:p>
-      <w:r>
-        <w:t>The bad news is that the chaotic energies will generate a global monster wave.</w:t>
-      </w:r>
-    </w:p>
-    <w:p>
-      <w:r>
-        <w:t>Martial law will be going into effect throughout the world. You had been advised to stock up food and water for 3 days. This is why.</w:t>
-      </w:r>
-    </w:p>
-    <w:p>
-      <w:r>
-        <w:t>Please stay indoors and let the professionals handle the monsters.</w:t>
-      </w:r>
-    </w:p>
-    <w:p>
-      <w:r>
-        <w:t>For those wanting to fight monsters, please wait. After these 3 days of darkness, things will settle down.</w:t>
-      </w:r>
-    </w:p>
-    <w:p>
-      <w:r>
-        <w:lastRenderedPageBreak/>
-        <w:t>- A portal opened</w:t>
-      </w:r>
-    </w:p>
-    <w:p>
-      <w:r>
-        <w:t>&lt;&gt;, you are needed in Germany. My contacts there tell me they are being hard-pressed by monsters.</w:t>
-      </w:r>
-    </w:p>
-    <w:p>
-      <w:r>
-        <w:t>- They exited and the portal closed.</w:t>
-      </w:r>
-    </w:p>
-    <w:p>
-      <w:r>
-        <w:t>- Taranis frowned at the camera</w:t>
-      </w:r>
-    </w:p>
-    <w:p>
-      <w:r>
-        <w:t xml:space="preserve">For non-elites, you have only yourself to blame. Luke and others told you multiple times to </w:t>
-      </w:r>
-      <w:r>
-        <w:t>play as elites but you didn’t listen.</w:t>
-      </w:r>
-    </w:p>
-    <w:p>
-      <w:r>
-        <w:t>The good news is you can regain your original power by fighting monsters. You have the experience so you are ahead of the curve.</w:t>
-      </w:r>
-    </w:p>
-    <w:p>
-      <w:r>
-        <w:t>And yes, hiding this from the world was also part of the agreements.</w:t>
-      </w:r>
-    </w:p>
-    <w:p>
-      <w:r>
-        <w:t>The billionaires of the world and heads of state were told they could take their islands out of the domes. As you can see up there, that is happening now.</w:t>
-      </w:r>
-    </w:p>
-    <w:p>
-      <w:r>
         <w:t>The governments were only told that a calamity would take place and had to prepare.</w:t>
       </w:r>
     </w:p>
@@ -12285,6 +12347,7 @@
     <w:p/>
     <w:p>
       <w:r>
+        <w:lastRenderedPageBreak/>
         <w:t xml:space="preserve">Unfortunately </w:t>
       </w:r>
       <w:r>
@@ -12483,7 +12546,7 @@
         <v:path o:extrusionok="f" gradientshapeok="t" o:connecttype="rect"/>
         <o:lock v:ext="edit" aspectratio="t"/>
       </v:shapetype>
-      <v:shape id="_x0000_i1047" type="#_x0000_t75" style="width:3in;height:3in;visibility:visible" o:bullet="t">
+      <v:shape id="_x0000_i1082" type="#_x0000_t75" style="width:3in;height:3in;visibility:visible" o:bullet="t">
         <v:imagedata r:id="rId1" o:title="MC900065312[1]"/>
       </v:shape>
     </w:pict>
@@ -14500,7 +14563,7 @@
 </file>
 
 <file path=customXml/itemProps1.xml><?xml version="1.0" encoding="utf-8"?>
-<ds:datastoreItem xmlns:ds="http://schemas.openxmlformats.org/officeDocument/2006/customXml" ds:itemID="{975A0034-E0A0-4151-8CA6-0BBE65D37FB4}">
+<ds:datastoreItem xmlns:ds="http://schemas.openxmlformats.org/officeDocument/2006/customXml" ds:itemID="{DC623CB1-BAB7-41AA-AC5F-4E5C3FB94E8E}">
   <ds:schemaRefs>
     <ds:schemaRef ds:uri="http://schemas.openxmlformats.org/officeDocument/2006/bibliography"/>
   </ds:schemaRefs>

--- a/Books/RPG_Books/ThePrincessAndThePlayer/Notes_ThePrincessAndThePlayer.docx
+++ b/Books/RPG_Books/ThePrincessAndThePlayer/Notes_ThePrincessAndThePlayer.docx
@@ -654,7 +654,13 @@
       </w:pPr>
       <w:r>
         <w:lastRenderedPageBreak/>
-        <w:t>Fire Shot</w:t>
+        <w:t xml:space="preserve">Aura – </w:t>
+      </w:r>
+      <w:r>
+        <w:t>6</w:t>
+      </w:r>
+      <w:r>
+        <w:t xml:space="preserve"> meters</w:t>
       </w:r>
     </w:p>
     <w:p>
@@ -669,7 +675,10 @@
         <w:contextualSpacing/>
       </w:pPr>
       <w:r>
-        <w:t>Rock Launch</w:t>
+        <w:t>Fire</w:t>
+      </w:r>
+      <w:r>
+        <w:t>ball</w:t>
       </w:r>
     </w:p>
     <w:p>
@@ -684,7 +693,7 @@
         <w:contextualSpacing/>
       </w:pPr>
       <w:r>
-        <w:t>Compress</w:t>
+        <w:t>Magic gun</w:t>
       </w:r>
     </w:p>
     <w:p>
@@ -698,9 +707,6 @@
         <w:ind w:left="714" w:hanging="357"/>
         <w:contextualSpacing/>
       </w:pPr>
-      <w:r>
-        <w:t>Bubble wall</w:t>
-      </w:r>
     </w:p>
     <w:p>
       <w:pPr>
@@ -714,6 +720,36 @@
         <w:contextualSpacing/>
       </w:pPr>
       <w:r>
+        <w:t>Compress</w:t>
+      </w:r>
+    </w:p>
+    <w:p>
+      <w:pPr>
+        <w:pStyle w:val="NoSpacing"/>
+        <w:numPr>
+          <w:ilvl w:val="0"/>
+          <w:numId w:val="7"/>
+        </w:numPr>
+        <w:spacing w:after="200"/>
+        <w:ind w:left="714" w:hanging="357"/>
+        <w:contextualSpacing/>
+      </w:pPr>
+      <w:r>
+        <w:t>Bubble wall</w:t>
+      </w:r>
+    </w:p>
+    <w:p>
+      <w:pPr>
+        <w:pStyle w:val="NoSpacing"/>
+        <w:numPr>
+          <w:ilvl w:val="0"/>
+          <w:numId w:val="7"/>
+        </w:numPr>
+        <w:spacing w:after="200"/>
+        <w:ind w:left="714" w:hanging="357"/>
+        <w:contextualSpacing/>
+      </w:pPr>
+      <w:r>
         <w:t>Trip lattice</w:t>
       </w:r>
     </w:p>
@@ -748,6 +784,31 @@
       </w:r>
       <w:r>
         <w:t>% weaker than normal</w:t>
+      </w:r>
+    </w:p>
+    <w:p>
+      <w:pPr>
+        <w:pStyle w:val="ListParagraph"/>
+        <w:numPr>
+          <w:ilvl w:val="0"/>
+          <w:numId w:val="8"/>
+        </w:numPr>
+        <w:spacing w:line="240" w:lineRule="auto"/>
+      </w:pPr>
+      <w:r>
+        <w:t>Indomitable</w:t>
+      </w:r>
+      <w:r>
+        <w:t xml:space="preserve"> - </w:t>
+      </w:r>
+      <w:r>
+        <w:t>Increased resistance to [Intimidation]</w:t>
+      </w:r>
+      <w:r>
+        <w:t xml:space="preserve"> </w:t>
+      </w:r>
+      <w:r>
+        <w:t>for both yourself and allies within your aura</w:t>
       </w:r>
     </w:p>
     <w:p>
@@ -1254,6 +1315,7 @@
           </w:tcPr>
           <w:p>
             <w:r>
+              <w:lastRenderedPageBreak/>
               <w:t>Sister</w:t>
             </w:r>
             <w:r>
@@ -1302,7 +1364,6 @@
         <w:pStyle w:val="H3"/>
       </w:pPr>
       <w:r>
-        <w:lastRenderedPageBreak/>
         <w:t>Other people</w:t>
       </w:r>
     </w:p>
@@ -1933,6 +1994,7 @@
           </w:p>
           <w:p>
             <w:r>
+              <w:lastRenderedPageBreak/>
               <w:t>+1 Perception/level</w:t>
             </w:r>
           </w:p>
@@ -1943,6 +2005,7 @@
           </w:tcPr>
           <w:p>
             <w:r>
+              <w:lastRenderedPageBreak/>
               <w:t>Bow</w:t>
             </w:r>
           </w:p>
@@ -1975,6 +2038,7 @@
           </w:tcPr>
           <w:p>
             <w:r>
+              <w:lastRenderedPageBreak/>
               <w:t>4</w:t>
             </w:r>
           </w:p>
@@ -1995,9 +2059,6 @@
             </w:r>
             <w:r>
               <w:br/>
-            </w:r>
-            <w:r>
-              <w:lastRenderedPageBreak/>
               <w:t>(Peter)</w:t>
             </w:r>
           </w:p>
@@ -2009,13 +2070,11 @@
           </w:tcPr>
           <w:p>
             <w:r>
-              <w:lastRenderedPageBreak/>
               <w:t>Cleric</w:t>
             </w:r>
           </w:p>
           <w:p>
             <w:r>
-              <w:lastRenderedPageBreak/>
               <w:t>+1 Mind/level</w:t>
             </w:r>
           </w:p>
@@ -2031,7 +2090,6 @@
           </w:tcPr>
           <w:p>
             <w:r>
-              <w:lastRenderedPageBreak/>
               <w:t>Light Bolts</w:t>
             </w:r>
           </w:p>
@@ -2064,7 +2122,6 @@
           </w:tcPr>
           <w:p>
             <w:r>
-              <w:lastRenderedPageBreak/>
               <w:t>5</w:t>
             </w:r>
           </w:p>
@@ -2436,6 +2493,7 @@
         <w:pStyle w:val="H3"/>
       </w:pPr>
       <w:r>
+        <w:lastRenderedPageBreak/>
         <w:t xml:space="preserve">Country of Agatha - </w:t>
       </w:r>
       <w:r>
@@ -2505,7 +2563,6 @@
           </w:tcPr>
           <w:p>
             <w:r>
-              <w:lastRenderedPageBreak/>
               <w:t>King Legared</w:t>
             </w:r>
           </w:p>
@@ -3124,6 +3181,7 @@
           </w:tcPr>
           <w:p>
             <w:r>
+              <w:lastRenderedPageBreak/>
               <w:t>Wayfarer’s way</w:t>
             </w:r>
           </w:p>
@@ -3196,7 +3254,6 @@
           </w:tcPr>
           <w:p>
             <w:r>
-              <w:lastRenderedPageBreak/>
               <w:t xml:space="preserve">Captain Haddock </w:t>
             </w:r>
           </w:p>
@@ -4400,7 +4457,7 @@
           </w:tcPr>
           <w:p>
             <w:r>
-              <w:t>Trip fence</w:t>
+              <w:t>Bubble barrier</w:t>
             </w:r>
           </w:p>
         </w:tc>
@@ -4462,11 +4519,7 @@
           <w:tcPr>
             <w:tcW w:w="3968" w:type="dxa"/>
           </w:tcPr>
-          <w:p>
-            <w:r>
-              <w:t>Bubble barrier</w:t>
-            </w:r>
-          </w:p>
+          <w:p/>
         </w:tc>
       </w:tr>
       <w:tr>
@@ -4522,11 +4575,7 @@
           <w:tcPr>
             <w:tcW w:w="3968" w:type="dxa"/>
           </w:tcPr>
-          <w:p>
-            <w:r>
-              <w:t>Sticky  barrier</w:t>
-            </w:r>
-          </w:p>
+          <w:p/>
         </w:tc>
       </w:tr>
       <w:tr>
@@ -4578,11 +4627,7 @@
           <w:tcPr>
             <w:tcW w:w="3968" w:type="dxa"/>
           </w:tcPr>
-          <w:p>
-            <w:r>
-              <w:t>Pellet gun (Launch, wind)</w:t>
-            </w:r>
-          </w:p>
+          <w:p/>
         </w:tc>
       </w:tr>
       <w:tr>
@@ -4834,7 +4879,11 @@
           <w:tcPr>
             <w:tcW w:w="3968" w:type="dxa"/>
           </w:tcPr>
-          <w:p/>
+          <w:p>
+            <w:r>
+              <w:t>Trip fence</w:t>
+            </w:r>
+          </w:p>
         </w:tc>
       </w:tr>
       <w:tr>
@@ -4897,11 +4946,9 @@
             <w:tcW w:w="1417" w:type="dxa"/>
           </w:tcPr>
           <w:p>
-            <w:pPr>
-              <w:rPr>
-                <w:strike/>
-              </w:rPr>
-            </w:pPr>
+            <w:r>
+              <w:t>Barrier</w:t>
+            </w:r>
           </w:p>
         </w:tc>
         <w:tc>
@@ -4932,7 +4979,59 @@
           <w:tcPr>
             <w:tcW w:w="3968" w:type="dxa"/>
           </w:tcPr>
-          <w:p/>
+          <w:p>
+            <w:r>
+              <w:t>Sticky  barrier</w:t>
+            </w:r>
+          </w:p>
+        </w:tc>
+      </w:tr>
+      <w:tr>
+        <w:tc>
+          <w:tcPr>
+            <w:tcW w:w="534" w:type="dxa"/>
+          </w:tcPr>
+          <w:p/>
+        </w:tc>
+        <w:tc>
+          <w:tcPr>
+            <w:tcW w:w="1417" w:type="dxa"/>
+          </w:tcPr>
+          <w:p/>
+        </w:tc>
+        <w:tc>
+          <w:tcPr>
+            <w:tcW w:w="1276" w:type="dxa"/>
+          </w:tcPr>
+          <w:p/>
+        </w:tc>
+        <w:tc>
+          <w:tcPr>
+            <w:tcW w:w="1276" w:type="dxa"/>
+          </w:tcPr>
+          <w:p/>
+        </w:tc>
+        <w:tc>
+          <w:tcPr>
+            <w:tcW w:w="1276" w:type="dxa"/>
+          </w:tcPr>
+          <w:p/>
+        </w:tc>
+        <w:tc>
+          <w:tcPr>
+            <w:tcW w:w="1276" w:type="dxa"/>
+          </w:tcPr>
+          <w:p/>
+        </w:tc>
+        <w:tc>
+          <w:tcPr>
+            <w:tcW w:w="3968" w:type="dxa"/>
+          </w:tcPr>
+          <w:p>
+            <w:r>
+              <w:t>Pellet gun (Launch, wind)</w:t>
+            </w:r>
+          </w:p>
         </w:tc>
       </w:tr>
     </w:tbl>
@@ -5947,6 +6046,7 @@
           </w:tcPr>
           <w:p>
             <w:r>
+              <w:lastRenderedPageBreak/>
               <w:t>EP cost</w:t>
             </w:r>
           </w:p>
@@ -6192,7 +6292,6 @@
           </w:tcPr>
           <w:p>
             <w:r>
-              <w:lastRenderedPageBreak/>
               <w:t>Attribute Cost</w:t>
             </w:r>
           </w:p>
@@ -8074,7 +8173,7 @@
                 <w:sz w:val="16"/>
                 <w:szCs w:val="16"/>
               </w:rPr>
-              <w:t>1</w:t>
+              <w:t>0</w:t>
             </w:r>
           </w:p>
         </w:tc>
@@ -8355,7 +8454,14 @@
                 <w:sz w:val="16"/>
                 <w:szCs w:val="16"/>
               </w:rPr>
-              <w:t>11</w:t>
+              <w:t>1</w:t>
+            </w:r>
+            <w:r>
+              <w:rPr>
+                <w:sz w:val="16"/>
+                <w:szCs w:val="16"/>
+              </w:rPr>
+              <w:t>0</w:t>
             </w:r>
           </w:p>
         </w:tc>
@@ -8375,7 +8481,14 @@
                 <w:sz w:val="16"/>
                 <w:szCs w:val="16"/>
               </w:rPr>
-              <w:t>12</w:t>
+              <w:t>1</w:t>
+            </w:r>
+            <w:r>
+              <w:rPr>
+                <w:sz w:val="16"/>
+                <w:szCs w:val="16"/>
+              </w:rPr>
+              <w:t>1</w:t>
             </w:r>
           </w:p>
         </w:tc>
@@ -8395,7 +8508,14 @@
                 <w:sz w:val="16"/>
                 <w:szCs w:val="16"/>
               </w:rPr>
-              <w:t>13</w:t>
+              <w:t>1</w:t>
+            </w:r>
+            <w:r>
+              <w:rPr>
+                <w:sz w:val="16"/>
+                <w:szCs w:val="16"/>
+              </w:rPr>
+              <w:t>2</w:t>
             </w:r>
           </w:p>
         </w:tc>
@@ -8415,7 +8535,14 @@
                 <w:sz w:val="16"/>
                 <w:szCs w:val="16"/>
               </w:rPr>
-              <w:t>14</w:t>
+              <w:t>1</w:t>
+            </w:r>
+            <w:r>
+              <w:rPr>
+                <w:sz w:val="16"/>
+                <w:szCs w:val="16"/>
+              </w:rPr>
+              <w:t>3</w:t>
             </w:r>
           </w:p>
         </w:tc>
@@ -8435,7 +8562,14 @@
                 <w:sz w:val="16"/>
                 <w:szCs w:val="16"/>
               </w:rPr>
-              <w:t>15</w:t>
+              <w:t>1</w:t>
+            </w:r>
+            <w:r>
+              <w:rPr>
+                <w:sz w:val="16"/>
+                <w:szCs w:val="16"/>
+              </w:rPr>
+              <w:t>4</w:t>
             </w:r>
           </w:p>
         </w:tc>
@@ -8455,7 +8589,14 @@
                 <w:sz w:val="16"/>
                 <w:szCs w:val="16"/>
               </w:rPr>
-              <w:t>16</w:t>
+              <w:t>1</w:t>
+            </w:r>
+            <w:r>
+              <w:rPr>
+                <w:sz w:val="16"/>
+                <w:szCs w:val="16"/>
+              </w:rPr>
+              <w:t>5</w:t>
             </w:r>
           </w:p>
         </w:tc>
@@ -8475,7 +8616,14 @@
                 <w:sz w:val="16"/>
                 <w:szCs w:val="16"/>
               </w:rPr>
-              <w:t>17</w:t>
+              <w:t>1</w:t>
+            </w:r>
+            <w:r>
+              <w:rPr>
+                <w:sz w:val="16"/>
+                <w:szCs w:val="16"/>
+              </w:rPr>
+              <w:t>6</w:t>
             </w:r>
           </w:p>
         </w:tc>
@@ -8495,7 +8643,14 @@
                 <w:sz w:val="16"/>
                 <w:szCs w:val="16"/>
               </w:rPr>
-              <w:t>18</w:t>
+              <w:t>1</w:t>
+            </w:r>
+            <w:r>
+              <w:rPr>
+                <w:sz w:val="16"/>
+                <w:szCs w:val="16"/>
+              </w:rPr>
+              <w:t>7</w:t>
             </w:r>
           </w:p>
         </w:tc>
@@ -8515,27 +8670,34 @@
                 <w:sz w:val="16"/>
                 <w:szCs w:val="16"/>
               </w:rPr>
+              <w:t>1</w:t>
+            </w:r>
+            <w:r>
+              <w:rPr>
+                <w:sz w:val="16"/>
+                <w:szCs w:val="16"/>
+              </w:rPr>
+              <w:t>8</w:t>
+            </w:r>
+          </w:p>
+        </w:tc>
+        <w:tc>
+          <w:tcPr>
+            <w:tcW w:w="472" w:type="pct"/>
+          </w:tcPr>
+          <w:p>
+            <w:pPr>
+              <w:rPr>
+                <w:sz w:val="16"/>
+                <w:szCs w:val="16"/>
+              </w:rPr>
+            </w:pPr>
+            <w:r>
+              <w:rPr>
+                <w:sz w:val="16"/>
+                <w:szCs w:val="16"/>
+              </w:rPr>
               <w:t>19</w:t>
-            </w:r>
-          </w:p>
-        </w:tc>
-        <w:tc>
-          <w:tcPr>
-            <w:tcW w:w="472" w:type="pct"/>
-          </w:tcPr>
-          <w:p>
-            <w:pPr>
-              <w:rPr>
-                <w:sz w:val="16"/>
-                <w:szCs w:val="16"/>
-              </w:rPr>
-            </w:pPr>
-            <w:r>
-              <w:rPr>
-                <w:sz w:val="16"/>
-                <w:szCs w:val="16"/>
-              </w:rPr>
-              <w:t>20</w:t>
             </w:r>
           </w:p>
         </w:tc>
@@ -8892,7 +9054,14 @@
                 <w:sz w:val="16"/>
                 <w:szCs w:val="16"/>
               </w:rPr>
-              <w:t>11</w:t>
+              <w:t>1</w:t>
+            </w:r>
+            <w:r>
+              <w:rPr>
+                <w:sz w:val="16"/>
+                <w:szCs w:val="16"/>
+              </w:rPr>
+              <w:t>0</w:t>
             </w:r>
           </w:p>
         </w:tc>
@@ -8912,7 +9081,14 @@
                 <w:sz w:val="16"/>
                 <w:szCs w:val="16"/>
               </w:rPr>
-              <w:t>12</w:t>
+              <w:t>1</w:t>
+            </w:r>
+            <w:r>
+              <w:rPr>
+                <w:sz w:val="16"/>
+                <w:szCs w:val="16"/>
+              </w:rPr>
+              <w:t>1</w:t>
             </w:r>
           </w:p>
         </w:tc>
@@ -8932,7 +9108,14 @@
                 <w:sz w:val="16"/>
                 <w:szCs w:val="16"/>
               </w:rPr>
-              <w:t>13</w:t>
+              <w:t>1</w:t>
+            </w:r>
+            <w:r>
+              <w:rPr>
+                <w:sz w:val="16"/>
+                <w:szCs w:val="16"/>
+              </w:rPr>
+              <w:t>2</w:t>
             </w:r>
           </w:p>
         </w:tc>
@@ -8952,7 +9135,14 @@
                 <w:sz w:val="16"/>
                 <w:szCs w:val="16"/>
               </w:rPr>
-              <w:t>14</w:t>
+              <w:t>1</w:t>
+            </w:r>
+            <w:r>
+              <w:rPr>
+                <w:sz w:val="16"/>
+                <w:szCs w:val="16"/>
+              </w:rPr>
+              <w:t>3</w:t>
             </w:r>
           </w:p>
         </w:tc>
@@ -8972,7 +9162,14 @@
                 <w:sz w:val="16"/>
                 <w:szCs w:val="16"/>
               </w:rPr>
-              <w:t>15</w:t>
+              <w:t>1</w:t>
+            </w:r>
+            <w:r>
+              <w:rPr>
+                <w:sz w:val="16"/>
+                <w:szCs w:val="16"/>
+              </w:rPr>
+              <w:t>4</w:t>
             </w:r>
           </w:p>
         </w:tc>
@@ -8992,7 +9189,14 @@
                 <w:sz w:val="16"/>
                 <w:szCs w:val="16"/>
               </w:rPr>
-              <w:t>16</w:t>
+              <w:t>1</w:t>
+            </w:r>
+            <w:r>
+              <w:rPr>
+                <w:sz w:val="16"/>
+                <w:szCs w:val="16"/>
+              </w:rPr>
+              <w:t>5</w:t>
             </w:r>
           </w:p>
         </w:tc>
@@ -9012,7 +9216,14 @@
                 <w:sz w:val="16"/>
                 <w:szCs w:val="16"/>
               </w:rPr>
-              <w:t>17</w:t>
+              <w:t>1</w:t>
+            </w:r>
+            <w:r>
+              <w:rPr>
+                <w:sz w:val="16"/>
+                <w:szCs w:val="16"/>
+              </w:rPr>
+              <w:t>6</w:t>
             </w:r>
           </w:p>
         </w:tc>
@@ -9032,7 +9243,14 @@
                 <w:sz w:val="16"/>
                 <w:szCs w:val="16"/>
               </w:rPr>
-              <w:t>18</w:t>
+              <w:t>1</w:t>
+            </w:r>
+            <w:r>
+              <w:rPr>
+                <w:sz w:val="16"/>
+                <w:szCs w:val="16"/>
+              </w:rPr>
+              <w:t>7</w:t>
             </w:r>
           </w:p>
         </w:tc>
@@ -9052,27 +9270,34 @@
                 <w:sz w:val="16"/>
                 <w:szCs w:val="16"/>
               </w:rPr>
+              <w:t>1</w:t>
+            </w:r>
+            <w:r>
+              <w:rPr>
+                <w:sz w:val="16"/>
+                <w:szCs w:val="16"/>
+              </w:rPr>
+              <w:t>8</w:t>
+            </w:r>
+          </w:p>
+        </w:tc>
+        <w:tc>
+          <w:tcPr>
+            <w:tcW w:w="472" w:type="pct"/>
+          </w:tcPr>
+          <w:p>
+            <w:pPr>
+              <w:rPr>
+                <w:sz w:val="16"/>
+                <w:szCs w:val="16"/>
+              </w:rPr>
+            </w:pPr>
+            <w:r>
+              <w:rPr>
+                <w:sz w:val="16"/>
+                <w:szCs w:val="16"/>
+              </w:rPr>
               <w:t>19</w:t>
-            </w:r>
-          </w:p>
-        </w:tc>
-        <w:tc>
-          <w:tcPr>
-            <w:tcW w:w="472" w:type="pct"/>
-          </w:tcPr>
-          <w:p>
-            <w:pPr>
-              <w:rPr>
-                <w:sz w:val="16"/>
-                <w:szCs w:val="16"/>
-              </w:rPr>
-            </w:pPr>
-            <w:r>
-              <w:rPr>
-                <w:sz w:val="16"/>
-                <w:szCs w:val="16"/>
-              </w:rPr>
-              <w:t>20</w:t>
             </w:r>
           </w:p>
         </w:tc>
@@ -9096,6 +9321,7 @@
                 <w:sz w:val="16"/>
                 <w:szCs w:val="16"/>
               </w:rPr>
+              <w:lastRenderedPageBreak/>
               <w:t>Attribute Cost</w:t>
             </w:r>
           </w:p>
@@ -10969,7 +11195,6 @@
           </w:tcPr>
           <w:p>
             <w:r>
-              <w:lastRenderedPageBreak/>
               <w:t>Attribute Cost</w:t>
             </w:r>
           </w:p>
@@ -12013,310 +12238,310 @@
     </w:p>
     <w:p>
       <w:r>
+        <w:lastRenderedPageBreak/>
         <w:t>Now let me explain some cosmology.</w:t>
       </w:r>
     </w:p>
     <w:p>
       <w:r>
+        <w:t xml:space="preserve">Magic is expressed through a substance called ether. In low ether zones, the world becomes lifeless and mechanical. </w:t>
+      </w:r>
+      <w:r>
+        <w:t>This is the world you are used to.</w:t>
+      </w:r>
+    </w:p>
+    <w:p>
+      <w:r>
+        <w:t>In higher ether zones reality becomes more flexible, allowing consciousness to better manipulate reality.</w:t>
+      </w:r>
+    </w:p>
+    <w:p>
+      <w:r>
+        <w:t xml:space="preserve">In about a thousand years from now we will </w:t>
+      </w:r>
+      <w:r>
+        <w:t xml:space="preserve">enter </w:t>
+      </w:r>
+      <w:r>
+        <w:t>the body of a high-density cloud of ether.</w:t>
+      </w:r>
+    </w:p>
+    <w:p>
+      <w:r>
+        <w:t>An Archon named Dailion decided this was a perfect opportunity for him.</w:t>
+      </w:r>
+      <w:r>
+        <w:t xml:space="preserve"> </w:t>
+      </w:r>
+      <w:r>
+        <w:t>He devised a plan to pull forth a filament of this ether cloud and shroud the world with it, thereby accelerating the reintro</w:t>
+      </w:r>
+      <w:r>
+        <w:t>duction of magic into the world by a thousand years.</w:t>
+      </w:r>
+    </w:p>
+    <w:p>
+      <w:r>
+        <w:t xml:space="preserve">And yes, his organization created </w:t>
+      </w:r>
+      <w:r>
+        <w:t>Holoworld. He is responsible for what is happening to the world.</w:t>
+      </w:r>
+    </w:p>
+    <w:p>
+      <w:r>
+        <w:t>Why did the Forces of Light tolerate it? It was because introducing magic now would vastly reduce the damage than if they waited for it to happen naturally.</w:t>
+      </w:r>
+    </w:p>
+    <w:p>
+      <w:r>
+        <w:t>As you have heard, the military and police forces of the world have been training with medieval weapons.</w:t>
+      </w:r>
+      <w:r>
+        <w:t xml:space="preserve"> There is a simple answer for this. The amount of essence you can draw from a monster is proportional to the amount of your energy you invest in an attack.</w:t>
+      </w:r>
+    </w:p>
+    <w:p>
+      <w:r>
+        <w:t>If you use a gun, the energy you use to kill a monster is minimal. As a result, you only gain a little essence. The rest of the chaotic energy remains in the atmosphere, ready to condense into new monsters.</w:t>
+      </w:r>
+    </w:p>
+    <w:p>
+      <w:r>
         <w:lastRenderedPageBreak/>
-        <w:t xml:space="preserve">Magic is expressed through a substance called ether. In low ether zones, the world becomes lifeless and mechanical. </w:t>
-      </w:r>
-      <w:r>
-        <w:t>This is the world you are used to.</w:t>
-      </w:r>
-    </w:p>
-    <w:p>
-      <w:r>
-        <w:t>In higher ether zones reality becomes more flexible, allowing consciousness to better manipulate reality.</w:t>
-      </w:r>
-    </w:p>
-    <w:p>
-      <w:r>
-        <w:t xml:space="preserve">In about a thousand years from now we will </w:t>
-      </w:r>
-      <w:r>
-        <w:t xml:space="preserve">enter </w:t>
-      </w:r>
-      <w:r>
-        <w:t>the body of a high-density cloud of ether.</w:t>
-      </w:r>
-    </w:p>
-    <w:p>
-      <w:r>
-        <w:t>An Archon named Dailion decided this was a perfect opportunity for him.</w:t>
-      </w:r>
-      <w:r>
-        <w:t xml:space="preserve"> </w:t>
-      </w:r>
-      <w:r>
-        <w:t>He devised a plan to pull forth a filament of this ether cloud and shroud the world with it, thereby accelerating the reintro</w:t>
-      </w:r>
-      <w:r>
-        <w:t>duction of magic into the world by a thousand years.</w:t>
-      </w:r>
-    </w:p>
-    <w:p>
-      <w:r>
-        <w:t xml:space="preserve">And yes, his organization created </w:t>
-      </w:r>
-      <w:r>
-        <w:t>Holoworld. He is responsible for what is happening to the world.</w:t>
-      </w:r>
-    </w:p>
-    <w:p>
-      <w:r>
-        <w:t>Why did the Forces of Light tolerate it? It was because introducing magic now would vastly reduce the damage than if they waited for it to happen naturally.</w:t>
-      </w:r>
-    </w:p>
-    <w:p>
-      <w:r>
-        <w:t>As you have heard, the military and police forces of the world have been training with medieval weapons.</w:t>
-      </w:r>
-      <w:r>
-        <w:t xml:space="preserve"> There is a simple answer for this. The amount of essence you can draw from a monster is proportional to the amount of your energy you invest in an attack.</w:t>
-      </w:r>
-    </w:p>
-    <w:p>
-      <w:r>
-        <w:t>If you use a gun, the energy you use to kill a monster is minimal. As a result, you only gain a little essence. The rest of the chaotic energy remains in the atmosphere, ready to condense into new monsters.</w:t>
-      </w:r>
-    </w:p>
-    <w:p>
-      <w:r>
         <w:t>Therefore it is essential to engage monsters with your own might. Only that can fully defeat monsters.</w:t>
       </w:r>
     </w:p>
     <w:p>
       <w:r>
+        <w:t>In other words, you can kill monsters with guns. However, they will come back again.</w:t>
+      </w:r>
+    </w:p>
+    <w:p>
+      <w:r>
+        <w:t>However, if you kill a monster with your energy invested in an attack, you can permanently remove the chaotic energy.</w:t>
+      </w:r>
+    </w:p>
+    <w:p>
+      <w:r>
+        <w:t>I wish we could have told you this before but various agreements prevented disclosure.</w:t>
+      </w:r>
+    </w:p>
+    <w:p/>
+    <w:p>
+      <w:r>
+        <w:t>No let me explain the true nature of Incursion. The Archons spent vast resources to create it and populate it with NPCs, monsters, and Bandits.</w:t>
+      </w:r>
+    </w:p>
+    <w:p>
+      <w:r>
+        <w:t>The NPCs are real people from Princess Annie’s country</w:t>
+      </w:r>
+      <w:r>
+        <w:t xml:space="preserve"> of Agatha</w:t>
+      </w:r>
+      <w:r>
+        <w:t xml:space="preserve">, </w:t>
+      </w:r>
+      <w:r>
+        <w:t xml:space="preserve">Borostein, </w:t>
+      </w:r>
+      <w:r>
+        <w:t xml:space="preserve">the country from where the ancestors of Raven Solarsmith came from, and other countries. Most </w:t>
+      </w:r>
+      <w:r>
+        <w:t xml:space="preserve">long-term </w:t>
+      </w:r>
+      <w:r>
+        <w:t>players of Incursion have visited those countries.</w:t>
+      </w:r>
+    </w:p>
+    <w:p>
+      <w:r>
+        <w:t>And yes, those countries are real.</w:t>
+      </w:r>
+    </w:p>
+    <w:p>
+      <w:r>
+        <w:t>Those who are following Raven’s adventure know; the ruling family in Borostein is Luke’s distant relatives.</w:t>
+      </w:r>
+    </w:p>
+    <w:p>
+      <w:r>
+        <w:t>The Bandits are criminals who were rounded up and placed in suspended animation</w:t>
+      </w:r>
+      <w:r>
+        <w:t>, and then released for the purpose of being hunted down by the players.</w:t>
+      </w:r>
+    </w:p>
+    <w:p>
+      <w:r>
+        <w:t>The players get the opportunity to fight bandits and the bandits get the opportunity be free once Beta ended.</w:t>
+      </w:r>
+    </w:p>
+    <w:p/>
+    <w:p>
+      <w:r>
+        <w:t xml:space="preserve">When playing in Incursion, players had the choice of playing on Easy, Medium, Hard, and No Pain, No Gain mode. Those playing one Easy, Medium and </w:t>
+      </w:r>
+      <w:r>
+        <w:t xml:space="preserve">Hard </w:t>
+      </w:r>
+      <w:r>
+        <w:t>had avatars created for them.</w:t>
+      </w:r>
+    </w:p>
+    <w:p>
+      <w:r>
+        <w:t>As a result, they did not benefit from killing monsters.</w:t>
+      </w:r>
+    </w:p>
+    <w:p>
+      <w:r>
+        <w:t>However, their efforts were not wasted. Instead, the Incursion domes used that effort to power the spell that is currently drawing the ether from that cloud we are heading towards.</w:t>
+      </w:r>
+    </w:p>
+    <w:p>
+      <w:r>
+        <w:t>The only good news I can give you is that your loot can be picked up at any Incursion office location.</w:t>
+      </w:r>
+      <w:r>
+        <w:t xml:space="preserve"> Per agreements these pickup points will stay open for the next 6 months.</w:t>
+      </w:r>
+    </w:p>
+    <w:p>
+      <w:r>
+        <w:t>I do have to warn you that fighting monsters is dangerous. This is no longer a game.</w:t>
+      </w:r>
+    </w:p>
+    <w:p/>
+    <w:p>
+      <w:r>
+        <w:t>For players playing on No Pain, No Gain mode, the opposite was true. They were physically present within the game. Avatars of their original selves were created when exiting the domes. The Archons tried to dissuade that because this was an expense they were forced to bear.</w:t>
+      </w:r>
+    </w:p>
+    <w:p>
+      <w:r>
+        <w:t xml:space="preserve">As a concession, elite players who died outside the domes </w:t>
+      </w:r>
+      <w:r>
+        <w:t>died for real. That was what happened to Luke’s great grandfather.</w:t>
+      </w:r>
+    </w:p>
+    <w:p>
+      <w:r>
         <w:lastRenderedPageBreak/>
-        <w:t>In other words, you can kill monsters with guns. However, they will come back again.</w:t>
-      </w:r>
-    </w:p>
-    <w:p>
-      <w:r>
-        <w:t>However, if you kill a monster with your energy invested in an attack, you can permanently remove the chaotic energy.</w:t>
-      </w:r>
-    </w:p>
-    <w:p>
-      <w:r>
-        <w:t>I wish we could have told you this before but various agreements prevented disclosure.</w:t>
+        <w:t>Don’t worry everyone – there is no true death. Our souls are eternal. Luke’s great grandfather will eventually either reincarnate or go onto other places.</w:t>
       </w:r>
     </w:p>
     <w:p/>
     <w:p>
       <w:r>
-        <w:t>No let me explain the true nature of Incursion. The Archons spent vast resources to create it and populate it with NPCs, monsters, and Bandits.</w:t>
-      </w:r>
-    </w:p>
-    <w:p>
-      <w:r>
-        <w:t>The NPCs are real people from Princess Annie’s country</w:t>
-      </w:r>
-      <w:r>
-        <w:t xml:space="preserve"> of Agatha</w:t>
-      </w:r>
-      <w:r>
-        <w:t xml:space="preserve">, </w:t>
-      </w:r>
-      <w:r>
-        <w:t xml:space="preserve">Borostein, </w:t>
-      </w:r>
-      <w:r>
-        <w:t xml:space="preserve">the country from where the ancestors of Raven Solarsmith came from, and other countries. Most </w:t>
-      </w:r>
-      <w:r>
-        <w:t xml:space="preserve">long-term </w:t>
-      </w:r>
-      <w:r>
-        <w:t>players of Incursion have visited those countries.</w:t>
-      </w:r>
-    </w:p>
-    <w:p>
-      <w:r>
-        <w:t>And yes, those countries are real.</w:t>
-      </w:r>
-    </w:p>
-    <w:p>
-      <w:r>
-        <w:t>Those who are following Raven’s adventure know; the ruling family in Borostein is Luke’s distant relatives.</w:t>
-      </w:r>
-    </w:p>
-    <w:p>
-      <w:r>
-        <w:t>The Bandits are criminals who were rounded up and placed in suspended animation</w:t>
-      </w:r>
-      <w:r>
-        <w:t>, and then released for the purpose of being hunted down by the players.</w:t>
-      </w:r>
-    </w:p>
-    <w:p>
-      <w:r>
-        <w:t>The players get the opportunity to fight bandits and the bandits get the opportunity be free once Beta ended.</w:t>
+        <w:t>- To emphasize the point, a raven landed on Luke’s shoulder and cawed at the camera.</w:t>
       </w:r>
     </w:p>
     <w:p/>
     <w:p>
       <w:r>
+        <w:t>If you noticed, Luke and his family and friends disappeared and reappeared. What happened was that their avatar bodies were destroyed and their real bodies were brought here.</w:t>
+      </w:r>
+    </w:p>
+    <w:p>
+      <w:r>
+        <w:t>For them, everything in the domes was real.</w:t>
+      </w:r>
+    </w:p>
+    <w:p>
+      <w:r>
+        <w:t>Luke, show everyone your fireball.</w:t>
+      </w:r>
+    </w:p>
+    <w:p>
+      <w:r>
+        <w:t>- Luke did as instructed. A moment later the fireball disappeared.</w:t>
+      </w:r>
+    </w:p>
+    <w:p/>
+    <w:p>
+      <w:r>
+        <w:t>There is more I need to disclose. However, that will have to wait.</w:t>
+      </w:r>
+    </w:p>
+    <w:p>
+      <w:r>
+        <w:t>Right now we will be shrouded by these black clouds for the next 3 days.</w:t>
+      </w:r>
+      <w:r>
+        <w:t xml:space="preserve"> The clouds will dissipate when the ether is properly settled.</w:t>
+      </w:r>
+    </w:p>
+    <w:p>
+      <w:r>
         <w:lastRenderedPageBreak/>
-        <w:t xml:space="preserve">When playing in Incursion, players had the choice of playing on Easy, Medium, Hard, and No Pain, No Gain mode. Those playing one Easy, Medium and </w:t>
-      </w:r>
-      <w:r>
-        <w:t xml:space="preserve">Hard </w:t>
-      </w:r>
-      <w:r>
-        <w:t>had avatars created for them.</w:t>
-      </w:r>
-    </w:p>
-    <w:p>
-      <w:r>
-        <w:t>As a result, they did not benefit from killing monsters.</w:t>
-      </w:r>
-    </w:p>
-    <w:p>
-      <w:r>
-        <w:t>However, their efforts were not wasted. Instead, the Incursion domes used that effort to power the spell that is currently drawing the ether from that cloud we are heading towards.</w:t>
-      </w:r>
-    </w:p>
-    <w:p>
-      <w:r>
-        <w:t>The only good news I can give you is that your loot can be picked up at any Incursion office location.</w:t>
-      </w:r>
-      <w:r>
-        <w:t xml:space="preserve"> Per agreements these pickup points will stay open for the next 6 months.</w:t>
-      </w:r>
-    </w:p>
-    <w:p>
-      <w:r>
-        <w:t>I do have to warn you that fighting monsters is dangerous. This is no longer a game.</w:t>
-      </w:r>
-    </w:p>
-    <w:p/>
-    <w:p>
-      <w:r>
-        <w:t>For players playing on No Pain, No Gain mode, the opposite was true. They were physically present within the game. Avatars of their original selves were created when exiting the domes. The Archons tried to dissuade that because this was an expense they were forced to bear.</w:t>
-      </w:r>
-    </w:p>
-    <w:p>
-      <w:r>
-        <w:t xml:space="preserve">As a concession, elite players who died outside the domes </w:t>
-      </w:r>
-      <w:r>
-        <w:t>died for real. That was what happened to Luke’s great grandfather.</w:t>
-      </w:r>
-    </w:p>
-    <w:p>
-      <w:r>
-        <w:t>Don’t worry everyone – there is no true death. Our souls are eternal. Luke’s great grandfather will eventually either reincarnate or go onto other places.</w:t>
-      </w:r>
-    </w:p>
-    <w:p/>
-    <w:p>
-      <w:r>
-        <w:t>- To emphasize the point, a raven landed on Luke’s shoulder and cawed at the camera.</w:t>
-      </w:r>
-    </w:p>
-    <w:p/>
-    <w:p>
-      <w:r>
-        <w:t>If you noticed, Luke and his family and friends disappeared and reappeared. What happened was that their avatar bodies were destroyed and their real bodies were brought here.</w:t>
-      </w:r>
-    </w:p>
-    <w:p>
-      <w:r>
-        <w:t>For them, everything in the domes was real.</w:t>
-      </w:r>
-    </w:p>
-    <w:p>
-      <w:r>
-        <w:t>Luke, show everyone your fireball.</w:t>
-      </w:r>
-    </w:p>
-    <w:p>
-      <w:r>
-        <w:t>- Luke did as instructed. A moment later the fireball disappeared.</w:t>
-      </w:r>
-    </w:p>
-    <w:p/>
-    <w:p>
-      <w:r>
-        <w:t>There is more I need to disclose. However, that will have to wait.</w:t>
-      </w:r>
-    </w:p>
-    <w:p>
-      <w:r>
-        <w:t>Right now we will be shrouded by these black clouds for the next 3 days.</w:t>
-      </w:r>
-      <w:r>
-        <w:t xml:space="preserve"> The clouds will dissipate when the ether is properly settled.</w:t>
-      </w:r>
-    </w:p>
-    <w:p>
-      <w:r>
         <w:t>The bad news is that the chaotic energies will generate a global monster wave.</w:t>
       </w:r>
     </w:p>
     <w:p>
       <w:r>
+        <w:t>Martial law will be going into effect throughout the world. You had been advised to stock up food and water for 3 days. This is why.</w:t>
+      </w:r>
+    </w:p>
+    <w:p>
+      <w:r>
+        <w:t>Please stay indoors and let the professionals handle the monsters.</w:t>
+      </w:r>
+    </w:p>
+    <w:p>
+      <w:r>
+        <w:t>For those wanting to fight monsters, please wait. After these 3 days of darkness, things will settle down.</w:t>
+      </w:r>
+    </w:p>
+    <w:p>
+      <w:r>
+        <w:t>- A portal opened</w:t>
+      </w:r>
+    </w:p>
+    <w:p>
+      <w:r>
+        <w:t>&lt;&gt;, you are needed in Germany. My contacts there tell me they are being hard-pressed by monsters.</w:t>
+      </w:r>
+    </w:p>
+    <w:p>
+      <w:r>
+        <w:t>- They exited and the portal closed.</w:t>
+      </w:r>
+    </w:p>
+    <w:p>
+      <w:r>
+        <w:t>- Taranis frowned at the camera</w:t>
+      </w:r>
+    </w:p>
+    <w:p>
+      <w:r>
+        <w:t xml:space="preserve">For non-elites, you have only yourself to blame. Luke and others told you multiple times to </w:t>
+      </w:r>
+      <w:r>
+        <w:t>play as elites but you didn’t listen.</w:t>
+      </w:r>
+    </w:p>
+    <w:p>
+      <w:r>
+        <w:t>The good news is you can regain your original power by fighting monsters. You have the experience so you are ahead of the curve.</w:t>
+      </w:r>
+    </w:p>
+    <w:p>
+      <w:r>
+        <w:t>And yes, hiding this from the world was also part of the agreements.</w:t>
+      </w:r>
+    </w:p>
+    <w:p>
+      <w:r>
         <w:lastRenderedPageBreak/>
-        <w:t>Martial law will be going into effect throughout the world. You had been advised to stock up food and water for 3 days. This is why.</w:t>
-      </w:r>
-    </w:p>
-    <w:p>
-      <w:r>
-        <w:t>Please stay indoors and let the professionals handle the monsters.</w:t>
-      </w:r>
-    </w:p>
-    <w:p>
-      <w:r>
-        <w:t>For those wanting to fight monsters, please wait. After these 3 days of darkness, things will settle down.</w:t>
-      </w:r>
-    </w:p>
-    <w:p>
-      <w:r>
-        <w:t>- A portal opened</w:t>
-      </w:r>
-    </w:p>
-    <w:p>
-      <w:r>
-        <w:t>&lt;&gt;, you are needed in Germany. My contacts there tell me they are being hard-pressed by monsters.</w:t>
-      </w:r>
-    </w:p>
-    <w:p>
-      <w:r>
-        <w:t>- They exited and the portal closed.</w:t>
-      </w:r>
-    </w:p>
-    <w:p>
-      <w:r>
-        <w:t>- Taranis frowned at the camera</w:t>
-      </w:r>
-    </w:p>
-    <w:p>
-      <w:r>
-        <w:t xml:space="preserve">For non-elites, you have only yourself to blame. Luke and others told you multiple times to </w:t>
-      </w:r>
-      <w:r>
-        <w:t>play as elites but you didn’t listen.</w:t>
-      </w:r>
-    </w:p>
-    <w:p>
-      <w:r>
-        <w:t>The good news is you can regain your original power by fighting monsters. You have the experience so you are ahead of the curve.</w:t>
-      </w:r>
-    </w:p>
-    <w:p>
-      <w:r>
-        <w:t>And yes, hiding this from the world was also part of the agreements.</w:t>
-      </w:r>
-    </w:p>
-    <w:p>
-      <w:r>
         <w:t>The billionaires of the world and heads of state were told they could take their islands out of the domes. As you can see up there, that is happening now.</w:t>
       </w:r>
     </w:p>
     <w:p>
       <w:r>
-        <w:lastRenderedPageBreak/>
         <w:t>The governments were only told that a calamity would take place and had to prepare.</w:t>
       </w:r>
     </w:p>
@@ -12347,7 +12572,6 @@
     <w:p/>
     <w:p>
       <w:r>
-        <w:lastRenderedPageBreak/>
         <w:t xml:space="preserve">Unfortunately </w:t>
       </w:r>
       <w:r>
@@ -12546,7 +12770,7 @@
         <v:path o:extrusionok="f" gradientshapeok="t" o:connecttype="rect"/>
         <o:lock v:ext="edit" aspectratio="t"/>
       </v:shapetype>
-      <v:shape id="_x0000_i1082" type="#_x0000_t75" style="width:3in;height:3in;visibility:visible" o:bullet="t">
+      <v:shape id="_x0000_i1170" type="#_x0000_t75" style="width:3in;height:3in;visibility:visible" o:bullet="t">
         <v:imagedata r:id="rId1" o:title="MC900065312[1]"/>
       </v:shape>
     </w:pict>
@@ -14563,7 +14787,7 @@
 </file>
 
 <file path=customXml/itemProps1.xml><?xml version="1.0" encoding="utf-8"?>
-<ds:datastoreItem xmlns:ds="http://schemas.openxmlformats.org/officeDocument/2006/customXml" ds:itemID="{DC623CB1-BAB7-41AA-AC5F-4E5C3FB94E8E}">
+<ds:datastoreItem xmlns:ds="http://schemas.openxmlformats.org/officeDocument/2006/customXml" ds:itemID="{1DEADE85-B09F-44A3-9D05-709FA639E6ED}">
   <ds:schemaRefs>
     <ds:schemaRef ds:uri="http://schemas.openxmlformats.org/officeDocument/2006/bibliography"/>
   </ds:schemaRefs>

--- a/Books/RPG_Books/ThePrincessAndThePlayer/Notes_ThePrincessAndThePlayer.docx
+++ b/Books/RPG_Books/ThePrincessAndThePlayer/Notes_ThePrincessAndThePlayer.docx
@@ -139,10 +139,8 @@
     <w:p/>
     <w:p>
       <w:pPr>
-        <w:ind w:firstLine="720"/>
-        <w:jc w:val="center"/>
-      </w:pPr>
-      <w:bookmarkStart w:id="0" w:name="_Hlk154412183"/>
+        <w:pStyle w:val="StatusMessage"/>
+      </w:pPr>
       <w:r>
         <w:rPr>
           <w:noProof/>
@@ -151,7 +149,7 @@
           <wp:inline distT="0" distB="0" distL="0" distR="0">
             <wp:extent cx="292972" cy="113169"/>
             <wp:effectExtent l="19050" t="0" r="0" b="0"/>
-            <wp:docPr id="1" name="Picture 3" descr="C:\Users\Burgess\AppData\Local\Microsoft\Windows\Temporary Internet Files\Content.IE5\0LM9LILP\MC900065312[1].wmf"/>
+            <wp:docPr id="25" name="Picture 3" descr="C:\Users\Burgess\AppData\Local\Microsoft\Windows\Temporary Internet Files\Content.IE5\0LM9LILP\MC900065312[1].wmf"/>
             <wp:cNvGraphicFramePr>
               <a:graphicFrameLocks xmlns:a="http://schemas.openxmlformats.org/drawingml/2006/main" noChangeAspect="1"/>
             </wp:cNvGraphicFramePr>
@@ -194,7 +192,7 @@
         </w:drawing>
       </w:r>
     </w:p>
-    <w:bookmarkEnd w:id="0"/>
+    <w:p/>
     <w:p>
       <w:r>
         <w:t>Welp</w:t>
@@ -796,19 +794,7 @@
         <w:spacing w:line="240" w:lineRule="auto"/>
       </w:pPr>
       <w:r>
-        <w:t>Indomitable</w:t>
-      </w:r>
-      <w:r>
-        <w:t xml:space="preserve"> - </w:t>
-      </w:r>
-      <w:r>
-        <w:t>Increased resistance to [Intimidation]</w:t>
-      </w:r>
-      <w:r>
-        <w:t xml:space="preserve"> </w:t>
-      </w:r>
-      <w:r>
-        <w:t>for both yourself and allies within your aura</w:t>
+        <w:t>Indomitable - Increased resistance to [Intimidation] for both yourself and allies within your aura</w:t>
       </w:r>
     </w:p>
     <w:p>
@@ -2760,11 +2746,11 @@
       <w:r>
         <w:t xml:space="preserve">Country of </w:t>
       </w:r>
-      <w:bookmarkStart w:id="1" w:name="_Hlk152418768"/>
+      <w:bookmarkStart w:id="0" w:name="_Hlk152418768"/>
       <w:r>
         <w:t xml:space="preserve">Borostein </w:t>
       </w:r>
-      <w:bookmarkEnd w:id="1"/>
+      <w:bookmarkEnd w:id="0"/>
       <w:r>
         <w:t xml:space="preserve">- </w:t>
       </w:r>
@@ -12770,7 +12756,7 @@
         <v:path o:extrusionok="f" gradientshapeok="t" o:connecttype="rect"/>
         <o:lock v:ext="edit" aspectratio="t"/>
       </v:shapetype>
-      <v:shape id="_x0000_i1170" type="#_x0000_t75" style="width:3in;height:3in;visibility:visible" o:bullet="t">
+      <v:shape id="_x0000_i1050" type="#_x0000_t75" style="width:3in;height:3in;visibility:visible" o:bullet="t">
         <v:imagedata r:id="rId1" o:title="MC900065312[1]"/>
       </v:shape>
     </w:pict>
@@ -14494,6 +14480,21 @@
       <w:bCs/>
     </w:rPr>
   </w:style>
+  <w:style w:type="paragraph" w:customStyle="1" w:styleId="StatusMessage">
+    <w:name w:val="Status Message"/>
+    <w:basedOn w:val="NoSpacing"/>
+    <w:next w:val="Normal"/>
+    <w:qFormat/>
+    <w:rsid w:val="00964636"/>
+    <w:pPr>
+      <w:spacing w:after="200"/>
+      <w:contextualSpacing/>
+      <w:jc w:val="center"/>
+    </w:pPr>
+    <w:rPr>
+      <w:b/>
+    </w:rPr>
+  </w:style>
 </w:styles>
 </file>
 
@@ -14787,7 +14788,7 @@
 </file>
 
 <file path=customXml/itemProps1.xml><?xml version="1.0" encoding="utf-8"?>
-<ds:datastoreItem xmlns:ds="http://schemas.openxmlformats.org/officeDocument/2006/customXml" ds:itemID="{1DEADE85-B09F-44A3-9D05-709FA639E6ED}">
+<ds:datastoreItem xmlns:ds="http://schemas.openxmlformats.org/officeDocument/2006/customXml" ds:itemID="{6E6FB81C-73FF-4411-A594-9B4A6CA935AF}">
   <ds:schemaRefs>
     <ds:schemaRef ds:uri="http://schemas.openxmlformats.org/officeDocument/2006/bibliography"/>
   </ds:schemaRefs>

--- a/Books/RPG_Books/ThePrincessAndThePlayer/Notes_ThePrincessAndThePlayer.docx
+++ b/Books/RPG_Books/ThePrincessAndThePlayer/Notes_ThePrincessAndThePlayer.docx
@@ -256,80 +256,303 @@
     </w:p>
     <w:p>
       <w:pPr>
-        <w:pStyle w:val="H3"/>
-      </w:pPr>
-      <w:r>
+        <w:pStyle w:val="StatusUser"/>
+        <w:rPr>
+          <w:u w:val="single"/>
+        </w:rPr>
+      </w:pPr>
+      <w:r>
+        <w:rPr>
+          <w:u w:val="single"/>
+        </w:rPr>
         <w:lastRenderedPageBreak/>
-        <w:t xml:space="preserve">Stats - </w:t>
-      </w:r>
-      <w:r>
-        <w:t>Raven Solarsmith</w:t>
-      </w:r>
-    </w:p>
-    <w:p>
-      <w:pPr>
+        <w:t>Stats - Raven Solarsmith</w:t>
+      </w:r>
+    </w:p>
+    <w:p>
+      <w:pPr>
+        <w:pStyle w:val="StatusUser"/>
+        <w:spacing w:after="120"/>
+        <w:contextualSpacing w:val="0"/>
+      </w:pPr>
+      <w:r>
+        <w:t>Level:</w:t>
+      </w:r>
+      <w:r>
+        <w:tab/>
+        <w:t>E-Rank 0</w:t>
+      </w:r>
+    </w:p>
+    <w:p>
+      <w:pPr>
+        <w:pStyle w:val="StatusUser"/>
+        <w:rPr>
+          <w:u w:val="single"/>
+        </w:rPr>
+      </w:pPr>
+      <w:r>
+        <w:rPr>
+          <w:u w:val="single"/>
+        </w:rPr>
+        <w:t>Physical Stats</w:t>
+      </w:r>
+    </w:p>
+    <w:p>
+      <w:pPr>
+        <w:pStyle w:val="StatusUser"/>
+      </w:pPr>
+      <w:r>
+        <w:t>Strength:</w:t>
+      </w:r>
+      <w:r>
+        <w:tab/>
+        <w:t>12</w:t>
+      </w:r>
+    </w:p>
+    <w:p>
+      <w:pPr>
+        <w:pStyle w:val="StatusUser"/>
+      </w:pPr>
+      <w:r>
+        <w:t>Agility:</w:t>
+      </w:r>
+      <w:r>
+        <w:tab/>
+        <w:t>12</w:t>
+      </w:r>
+    </w:p>
+    <w:p>
+      <w:pPr>
+        <w:pStyle w:val="StatusUser"/>
+      </w:pPr>
+      <w:r>
+        <w:t>Dexterity:</w:t>
+      </w:r>
+      <w:r>
+        <w:tab/>
+        <w:t>21</w:t>
+      </w:r>
+    </w:p>
+    <w:p>
+      <w:pPr>
+        <w:pStyle w:val="StatusUser"/>
+      </w:pPr>
+      <w:r>
+        <w:t>Stamina:</w:t>
+      </w:r>
+      <w:r>
+        <w:tab/>
+        <w:t>11</w:t>
+      </w:r>
+    </w:p>
+    <w:p>
+      <w:pPr>
+        <w:pStyle w:val="StatusUser"/>
+        <w:spacing w:after="120"/>
+        <w:contextualSpacing w:val="0"/>
+      </w:pPr>
+      <w:r>
+        <w:t>Vitality:</w:t>
+      </w:r>
+      <w:r>
+        <w:tab/>
+        <w:t>11 -&gt; 21</w:t>
+      </w:r>
+    </w:p>
+    <w:p>
+      <w:pPr>
+        <w:pStyle w:val="StatusUser"/>
+        <w:rPr>
+          <w:u w:val="single"/>
+        </w:rPr>
+      </w:pPr>
+      <w:r>
+        <w:rPr>
+          <w:u w:val="single"/>
+        </w:rPr>
+        <w:t>Mental Stats</w:t>
+      </w:r>
+    </w:p>
+    <w:p>
+      <w:pPr>
+        <w:pStyle w:val="StatusUser"/>
+      </w:pPr>
+      <w:r>
+        <w:t>Mind</w:t>
+      </w:r>
+      <w:r>
+        <w:t>:</w:t>
+      </w:r>
+      <w:r>
+        <w:tab/>
+        <w:t>21 -&gt; 26</w:t>
+      </w:r>
+    </w:p>
+    <w:p>
+      <w:pPr>
+        <w:pStyle w:val="StatusUser"/>
+      </w:pPr>
+      <w:r>
+        <w:t>Willpower:</w:t>
+      </w:r>
+      <w:r>
+        <w:tab/>
+        <w:t>23 -&gt; 28</w:t>
+      </w:r>
+    </w:p>
+    <w:p>
+      <w:pPr>
+        <w:pStyle w:val="StatusUser"/>
+        <w:spacing w:after="120"/>
+        <w:contextualSpacing w:val="0"/>
+      </w:pPr>
+      <w:r>
+        <w:t>Perception:</w:t>
+      </w:r>
+      <w:r>
+        <w:tab/>
+        <w:t>24 -&gt; 29</w:t>
+      </w:r>
+    </w:p>
+    <w:p>
+      <w:pPr>
+        <w:pStyle w:val="StatusUser"/>
+        <w:rPr>
+          <w:u w:val="single"/>
+        </w:rPr>
+      </w:pPr>
+      <w:r>
+        <w:rPr>
+          <w:u w:val="single"/>
+        </w:rPr>
+        <w:t>Spiritual Stats</w:t>
+      </w:r>
+    </w:p>
+    <w:p>
+      <w:pPr>
+        <w:pStyle w:val="StatusUser"/>
+        <w:spacing w:after="120"/>
+        <w:contextualSpacing w:val="0"/>
+      </w:pPr>
+      <w:r>
+        <w:t>Spirit</w:t>
+      </w:r>
+      <w:r>
+        <w:t>:</w:t>
+      </w:r>
+      <w:r>
+        <w:tab/>
+        <w:t>27 -&gt; 32</w:t>
+      </w:r>
+    </w:p>
+    <w:p>
+      <w:pPr>
+        <w:pStyle w:val="StatusUser"/>
+      </w:pPr>
+      <w:r>
+        <w:t>HP (hit points):</w:t>
+      </w:r>
+      <w:r>
+        <w:tab/>
+        <w:t>2100 of 2100</w:t>
+      </w:r>
+    </w:p>
+    <w:p>
+      <w:pPr>
+        <w:pStyle w:val="StatusUser"/>
+      </w:pPr>
+      <w:r>
+        <w:t>MP (magic points):</w:t>
+      </w:r>
+      <w:r>
+        <w:tab/>
+        <w:t>2600 of 2600</w:t>
+      </w:r>
+    </w:p>
+    <w:p>
+      <w:pPr>
+        <w:pStyle w:val="StatusUser"/>
+        <w:spacing w:after="120"/>
+        <w:contextualSpacing w:val="0"/>
+      </w:pPr>
+      <w:r>
+        <w:t>SP (spirit points):</w:t>
+      </w:r>
+      <w:r>
+        <w:tab/>
+        <w:t>3200 of 3200</w:t>
+      </w:r>
+    </w:p>
+    <w:p>
+      <w:pPr>
+        <w:pStyle w:val="StatusUser"/>
+        <w:rPr>
+          <w:u w:val="single"/>
+        </w:rPr>
+      </w:pPr>
+      <w:r>
+        <w:rPr>
+          <w:u w:val="single"/>
+        </w:rPr>
+        <w:t>Titles</w:t>
+      </w:r>
+    </w:p>
+    <w:p>
+      <w:pPr>
+        <w:pStyle w:val="StatusUser"/>
         <w:tabs>
-          <w:tab w:val="left" w:pos="1843"/>
+          <w:tab w:val="clear" w:pos="1701"/>
+          <w:tab w:val="clear" w:pos="2126"/>
         </w:tabs>
-        <w:spacing w:after="0"/>
-      </w:pPr>
-      <w:r>
-        <w:rPr>
-          <w:b/>
-        </w:rPr>
-        <w:t>Level:</w:t>
+        <w:ind w:left="1843" w:hanging="1843"/>
+      </w:pPr>
+      <w:r>
+        <w:t>Giant Killer 1 –</w:t>
       </w:r>
       <w:r>
         <w:tab/>
-        <w:t xml:space="preserve">E-Rank </w:t>
-      </w:r>
-      <w:r>
-        <w:t>5</w:t>
-      </w:r>
-    </w:p>
-    <w:p>
-      <w:pPr>
+        <w:t>Weak willed enemies will be 10% less likely to target you. Their attacks will be 10% weaker than normal</w:t>
+      </w:r>
+    </w:p>
+    <w:p>
+      <w:pPr>
+        <w:pStyle w:val="StatusUser"/>
         <w:tabs>
-          <w:tab w:val="left" w:pos="1843"/>
+          <w:tab w:val="clear" w:pos="1701"/>
+          <w:tab w:val="clear" w:pos="2126"/>
         </w:tabs>
-        <w:spacing w:after="0"/>
-      </w:pPr>
-      <w:r>
-        <w:rPr>
-          <w:b/>
-        </w:rPr>
-        <w:t>Raw Essence</w:t>
-      </w:r>
-      <w:r>
-        <w:rPr>
-          <w:b/>
-        </w:rPr>
-        <w:t>:</w:t>
+        <w:ind w:left="1843" w:hanging="1843"/>
+      </w:pPr>
+      <w:r>
+        <w:t>Indomitable 1 –</w:t>
       </w:r>
       <w:r>
         <w:tab/>
-        <w:t>0</w:t>
-      </w:r>
-    </w:p>
-    <w:p>
-      <w:pPr>
+        <w:t>Increased resistance to [Intimidation] for both yourself and allies within your aura</w:t>
+      </w:r>
+    </w:p>
+    <w:p>
+      <w:pPr>
+        <w:pStyle w:val="StatusUser"/>
         <w:tabs>
-          <w:tab w:val="left" w:pos="1843"/>
+          <w:tab w:val="clear" w:pos="1701"/>
+          <w:tab w:val="clear" w:pos="2126"/>
         </w:tabs>
-        <w:spacing w:after="120"/>
-        <w:rPr>
-          <w:b/>
-        </w:rPr>
-      </w:pPr>
-      <w:r>
-        <w:rPr>
-          <w:b/>
-        </w:rPr>
-        <w:t>Refined Essence:</w:t>
+        <w:ind w:left="1843" w:hanging="1843"/>
+      </w:pPr>
+      <w:r>
+        <w:t xml:space="preserve">Body Tempering 1 – </w:t>
       </w:r>
       <w:r>
         <w:tab/>
-      </w:r>
+        <w:t>Matter /energy manipulation will be 10% easier within your aura.</w:t>
+      </w:r>
+    </w:p>
+    <w:p>
+      <w:pPr>
+        <w:pStyle w:val="NoSpacing"/>
+        <w:spacing w:after="200"/>
+      </w:pPr>
     </w:p>
     <w:p>
       <w:pPr>
@@ -347,295 +570,7 @@
           <w:b/>
           <w:u w:val="single"/>
         </w:rPr>
-        <w:t>Physical Stats</w:t>
-      </w:r>
-    </w:p>
-    <w:p>
-      <w:pPr>
-        <w:pStyle w:val="NoSpacing"/>
-        <w:tabs>
-          <w:tab w:val="left" w:pos="1276"/>
-        </w:tabs>
-      </w:pPr>
-      <w:r>
-        <w:rPr>
-          <w:b/>
-        </w:rPr>
-        <w:t>Strength:</w:t>
-      </w:r>
-      <w:r>
-        <w:tab/>
-        <w:t>8 -&gt; 1</w:t>
-      </w:r>
-      <w:r>
-        <w:t>7</w:t>
-      </w:r>
-    </w:p>
-    <w:p>
-      <w:pPr>
-        <w:pStyle w:val="NoSpacing"/>
-        <w:tabs>
-          <w:tab w:val="left" w:pos="1276"/>
-        </w:tabs>
-      </w:pPr>
-      <w:r>
-        <w:rPr>
-          <w:b/>
-        </w:rPr>
-        <w:t>Agility:</w:t>
-      </w:r>
-      <w:r>
-        <w:tab/>
-        <w:t>8 -&gt; 1</w:t>
-      </w:r>
-      <w:r>
-        <w:t>7</w:t>
-      </w:r>
-    </w:p>
-    <w:p>
-      <w:pPr>
-        <w:pStyle w:val="NoSpacing"/>
-        <w:tabs>
-          <w:tab w:val="left" w:pos="1276"/>
-        </w:tabs>
-      </w:pPr>
-      <w:r>
-        <w:rPr>
-          <w:b/>
-        </w:rPr>
-        <w:t>Dexterity:</w:t>
-      </w:r>
-      <w:r>
-        <w:tab/>
-        <w:t>21</w:t>
-      </w:r>
-    </w:p>
-    <w:p>
-      <w:pPr>
-        <w:pStyle w:val="NoSpacing"/>
-        <w:tabs>
-          <w:tab w:val="left" w:pos="1276"/>
-        </w:tabs>
-      </w:pPr>
-      <w:r>
-        <w:rPr>
-          <w:b/>
-        </w:rPr>
-        <w:t>Stamina:</w:t>
-      </w:r>
-      <w:r>
-        <w:tab/>
-        <w:t>7 -&gt; 1</w:t>
-      </w:r>
-      <w:r>
-        <w:t>6</w:t>
-      </w:r>
-    </w:p>
-    <w:p>
-      <w:pPr>
-        <w:pStyle w:val="NoSpacing"/>
-        <w:tabs>
-          <w:tab w:val="left" w:pos="1276"/>
-        </w:tabs>
-        <w:spacing w:after="120"/>
-      </w:pPr>
-      <w:r>
-        <w:rPr>
-          <w:b/>
-        </w:rPr>
-        <w:t>Vitality:</w:t>
-      </w:r>
-      <w:r>
-        <w:tab/>
-        <w:t>7 -&gt; 21</w:t>
-      </w:r>
-    </w:p>
-    <w:p>
-      <w:pPr>
-        <w:pStyle w:val="NoSpacing"/>
-        <w:tabs>
-          <w:tab w:val="left" w:pos="1276"/>
-        </w:tabs>
-        <w:rPr>
-          <w:b/>
-          <w:u w:val="single"/>
-        </w:rPr>
-      </w:pPr>
-      <w:r>
-        <w:rPr>
-          <w:b/>
-          <w:u w:val="single"/>
-        </w:rPr>
-        <w:t>Mental Stats</w:t>
-      </w:r>
-    </w:p>
-    <w:p>
-      <w:pPr>
-        <w:pStyle w:val="NoSpacing"/>
-        <w:tabs>
-          <w:tab w:val="left" w:pos="1276"/>
-        </w:tabs>
-      </w:pPr>
-      <w:r>
-        <w:rPr>
-          <w:b/>
-        </w:rPr>
-        <w:t>Mind</w:t>
-      </w:r>
-      <w:r>
-        <w:rPr>
-          <w:b/>
-        </w:rPr>
-        <w:t>:</w:t>
-      </w:r>
-      <w:r>
-        <w:tab/>
-        <w:t>26</w:t>
-      </w:r>
-    </w:p>
-    <w:p>
-      <w:pPr>
-        <w:pStyle w:val="NoSpacing"/>
-        <w:tabs>
-          <w:tab w:val="left" w:pos="1276"/>
-        </w:tabs>
-      </w:pPr>
-      <w:r>
-        <w:rPr>
-          <w:b/>
-        </w:rPr>
-        <w:t>Willpower:</w:t>
-      </w:r>
-      <w:r>
-        <w:tab/>
-        <w:t>28</w:t>
-      </w:r>
-    </w:p>
-    <w:p>
-      <w:pPr>
-        <w:pStyle w:val="NoSpacing"/>
-        <w:tabs>
-          <w:tab w:val="left" w:pos="1276"/>
-        </w:tabs>
-        <w:spacing w:after="120"/>
-      </w:pPr>
-      <w:r>
-        <w:rPr>
-          <w:b/>
-        </w:rPr>
-        <w:t>Perception:</w:t>
-      </w:r>
-      <w:r>
-        <w:tab/>
-        <w:t>29</w:t>
-      </w:r>
-    </w:p>
-    <w:p>
-      <w:pPr>
-        <w:pStyle w:val="NoSpacing"/>
-        <w:tabs>
-          <w:tab w:val="left" w:pos="1276"/>
-        </w:tabs>
-        <w:rPr>
-          <w:b/>
-          <w:u w:val="single"/>
-        </w:rPr>
-      </w:pPr>
-      <w:r>
-        <w:rPr>
-          <w:b/>
-          <w:u w:val="single"/>
-        </w:rPr>
-        <w:t>Spiritual Stats</w:t>
-      </w:r>
-    </w:p>
-    <w:p>
-      <w:pPr>
-        <w:pStyle w:val="NoSpacing"/>
-        <w:tabs>
-          <w:tab w:val="left" w:pos="1276"/>
-        </w:tabs>
-        <w:spacing w:after="120"/>
-      </w:pPr>
-      <w:r>
-        <w:rPr>
-          <w:b/>
-        </w:rPr>
-        <w:t>Spirit</w:t>
-      </w:r>
-      <w:r>
-        <w:rPr>
-          <w:b/>
-        </w:rPr>
-        <w:t>:</w:t>
-      </w:r>
-      <w:r>
-        <w:tab/>
-        <w:t>32</w:t>
-      </w:r>
-    </w:p>
-    <w:p>
-      <w:pPr>
-        <w:pStyle w:val="NoSpacing"/>
-      </w:pPr>
-      <w:r>
-        <w:rPr>
-          <w:b/>
-        </w:rPr>
-        <w:t>HP (hit points):</w:t>
-      </w:r>
-      <w:r>
-        <w:tab/>
-        <w:t>2100 of 2100</w:t>
-      </w:r>
-    </w:p>
-    <w:p>
-      <w:pPr>
-        <w:pStyle w:val="NoSpacing"/>
-      </w:pPr>
-      <w:r>
-        <w:rPr>
-          <w:b/>
-        </w:rPr>
-        <w:t>MP (magic points):</w:t>
-      </w:r>
-      <w:r>
-        <w:tab/>
-        <w:t>2600 of 2600</w:t>
-      </w:r>
-    </w:p>
-    <w:p>
-      <w:pPr>
-        <w:pStyle w:val="NoSpacing"/>
-        <w:spacing w:after="200"/>
-      </w:pPr>
-      <w:r>
-        <w:rPr>
-          <w:b/>
-        </w:rPr>
-        <w:t>SP (spirit points):</w:t>
-      </w:r>
-      <w:r>
-        <w:tab/>
-        <w:t>3200 of 3200</w:t>
-      </w:r>
-    </w:p>
-    <w:p>
-      <w:pPr>
-        <w:pStyle w:val="NoSpacing"/>
-        <w:tabs>
-          <w:tab w:val="left" w:pos="1276"/>
-        </w:tabs>
-        <w:rPr>
-          <w:b/>
-          <w:u w:val="single"/>
-        </w:rPr>
-      </w:pPr>
-      <w:r>
-        <w:rPr>
-          <w:b/>
-          <w:u w:val="single"/>
-        </w:rPr>
+        <w:lastRenderedPageBreak/>
         <w:t>Spells</w:t>
       </w:r>
     </w:p>
@@ -651,7 +586,6 @@
         <w:contextualSpacing/>
       </w:pPr>
       <w:r>
-        <w:lastRenderedPageBreak/>
         <w:t xml:space="preserve">Aura – </w:t>
       </w:r>
       <w:r>
@@ -1258,6 +1192,7 @@
           </w:tcPr>
           <w:p>
             <w:r>
+              <w:lastRenderedPageBreak/>
               <w:t>Brother</w:t>
             </w:r>
             <w:r>
@@ -1301,7 +1236,6 @@
           </w:tcPr>
           <w:p>
             <w:r>
-              <w:lastRenderedPageBreak/>
               <w:t>Sister</w:t>
             </w:r>
             <w:r>
@@ -1954,6 +1888,7 @@
           </w:p>
           <w:p>
             <w:r>
+              <w:lastRenderedPageBreak/>
               <w:t>(</w:t>
             </w:r>
             <w:r>
@@ -1970,17 +1905,18 @@
           </w:tcPr>
           <w:p>
             <w:r>
+              <w:lastRenderedPageBreak/>
               <w:t>Ranger</w:t>
             </w:r>
           </w:p>
           <w:p>
             <w:r>
+              <w:lastRenderedPageBreak/>
               <w:t>+1 Strength/level</w:t>
             </w:r>
           </w:p>
           <w:p>
             <w:r>
-              <w:lastRenderedPageBreak/>
               <w:t>+1 Perception/level</w:t>
             </w:r>
           </w:p>
@@ -14495,6 +14431,26 @@
       <w:b/>
     </w:rPr>
   </w:style>
+  <w:style w:type="paragraph" w:customStyle="1" w:styleId="StatusUser">
+    <w:name w:val="Status_User"/>
+    <w:basedOn w:val="Normal"/>
+    <w:qFormat/>
+    <w:rsid w:val="006C1826"/>
+    <w:pPr>
+      <w:tabs>
+        <w:tab w:val="left" w:pos="1701"/>
+        <w:tab w:val="left" w:pos="2126"/>
+      </w:tabs>
+      <w:spacing w:line="240" w:lineRule="auto"/>
+      <w:contextualSpacing/>
+      <w:jc w:val="both"/>
+    </w:pPr>
+    <w:rPr>
+      <w:rFonts w:ascii="Calibri" w:eastAsia="Times New Roman" w:hAnsi="Calibri" w:cs="Times New Roman"/>
+      <w:b/>
+      <w:sz w:val="20"/>
+    </w:rPr>
+  </w:style>
 </w:styles>
 </file>
 
@@ -14788,7 +14744,7 @@
 </file>
 
 <file path=customXml/itemProps1.xml><?xml version="1.0" encoding="utf-8"?>
-<ds:datastoreItem xmlns:ds="http://schemas.openxmlformats.org/officeDocument/2006/customXml" ds:itemID="{6E6FB81C-73FF-4411-A594-9B4A6CA935AF}">
+<ds:datastoreItem xmlns:ds="http://schemas.openxmlformats.org/officeDocument/2006/customXml" ds:itemID="{F56AB3D0-69A4-4F5E-AD0A-E0C2CA9E0EBE}">
   <ds:schemaRefs>
     <ds:schemaRef ds:uri="http://schemas.openxmlformats.org/officeDocument/2006/bibliography"/>
   </ds:schemaRefs>

--- a/Books/RPG_Books/ThePrincessAndThePlayer/Notes_ThePrincessAndThePlayer.docx
+++ b/Books/RPG_Books/ThePrincessAndThePlayer/Notes_ThePrincessAndThePlayer.docx
@@ -13,7 +13,11 @@
       </w:r>
     </w:p>
     <w:p/>
-    <w:p/>
+    <w:p>
+      <w:r>
+        <w:t>Cloud, bed, pillow, blanket, support, soft</w:t>
+      </w:r>
+    </w:p>
     <w:p/>
     <w:p/>
     <w:p/>
@@ -12692,7 +12696,7 @@
         <v:path o:extrusionok="f" gradientshapeok="t" o:connecttype="rect"/>
         <o:lock v:ext="edit" aspectratio="t"/>
       </v:shapetype>
-      <v:shape id="_x0000_i1050" type="#_x0000_t75" style="width:3in;height:3in;visibility:visible" o:bullet="t">
+      <v:shape id="_x0000_i1027" type="#_x0000_t75" style="width:3in;height:3in;visibility:visible" o:bullet="t">
         <v:imagedata r:id="rId1" o:title="MC900065312[1]"/>
       </v:shape>
     </w:pict>
@@ -14744,7 +14748,7 @@
 </file>
 
 <file path=customXml/itemProps1.xml><?xml version="1.0" encoding="utf-8"?>
-<ds:datastoreItem xmlns:ds="http://schemas.openxmlformats.org/officeDocument/2006/customXml" ds:itemID="{F56AB3D0-69A4-4F5E-AD0A-E0C2CA9E0EBE}">
+<ds:datastoreItem xmlns:ds="http://schemas.openxmlformats.org/officeDocument/2006/customXml" ds:itemID="{A1138CD9-A529-4269-90A1-017B83978655}">
   <ds:schemaRefs>
     <ds:schemaRef ds:uri="http://schemas.openxmlformats.org/officeDocument/2006/bibliography"/>
   </ds:schemaRefs>

--- a/Books/RPG_Books/ThePrincessAndThePlayer/Notes_ThePrincessAndThePlayer.docx
+++ b/Books/RPG_Books/ThePrincessAndThePlayer/Notes_ThePrincessAndThePlayer.docx
@@ -1259,7 +1259,7 @@
           </w:tcPr>
           <w:p>
             <w:r>
-              <w:t>6</w:t>
+              <w:t>3</w:t>
             </w:r>
           </w:p>
         </w:tc>
@@ -12696,7 +12696,7 @@
         <v:path o:extrusionok="f" gradientshapeok="t" o:connecttype="rect"/>
         <o:lock v:ext="edit" aspectratio="t"/>
       </v:shapetype>
-      <v:shape id="_x0000_i1027" type="#_x0000_t75" style="width:3in;height:3in;visibility:visible" o:bullet="t">
+      <v:shape id="_x0000_i1043" type="#_x0000_t75" style="width:3in;height:3in;visibility:visible" o:bullet="t">
         <v:imagedata r:id="rId1" o:title="MC900065312[1]"/>
       </v:shape>
     </w:pict>
@@ -14748,7 +14748,7 @@
 </file>
 
 <file path=customXml/itemProps1.xml><?xml version="1.0" encoding="utf-8"?>
-<ds:datastoreItem xmlns:ds="http://schemas.openxmlformats.org/officeDocument/2006/customXml" ds:itemID="{A1138CD9-A529-4269-90A1-017B83978655}">
+<ds:datastoreItem xmlns:ds="http://schemas.openxmlformats.org/officeDocument/2006/customXml" ds:itemID="{5FB64EE5-507A-4FB1-B05D-82F5A085B578}">
   <ds:schemaRefs>
     <ds:schemaRef ds:uri="http://schemas.openxmlformats.org/officeDocument/2006/bibliography"/>
   </ds:schemaRefs>

--- a/Books/RPG_Books/ThePrincessAndThePlayer/Notes_ThePrincessAndThePlayer.docx
+++ b/Books/RPG_Books/ThePrincessAndThePlayer/Notes_ThePrincessAndThePlayer.docx
@@ -773,7 +773,11 @@
           <w:tcPr>
             <w:tcW w:w="1751" w:type="dxa"/>
           </w:tcPr>
-          <w:p/>
+          <w:p>
+            <w:r>
+              <w:t>AGE</w:t>
+            </w:r>
+          </w:p>
         </w:tc>
         <w:tc>
           <w:tcPr>
@@ -12696,7 +12700,7 @@
         <v:path o:extrusionok="f" gradientshapeok="t" o:connecttype="rect"/>
         <o:lock v:ext="edit" aspectratio="t"/>
       </v:shapetype>
-      <v:shape id="_x0000_i1043" type="#_x0000_t75" style="width:3in;height:3in;visibility:visible" o:bullet="t">
+      <v:shape id="_x0000_i1163" type="#_x0000_t75" style="width:3in;height:3in;visibility:visible" o:bullet="t">
         <v:imagedata r:id="rId1" o:title="MC900065312[1]"/>
       </v:shape>
     </w:pict>
@@ -14748,7 +14752,7 @@
 </file>
 
 <file path=customXml/itemProps1.xml><?xml version="1.0" encoding="utf-8"?>
-<ds:datastoreItem xmlns:ds="http://schemas.openxmlformats.org/officeDocument/2006/customXml" ds:itemID="{5FB64EE5-507A-4FB1-B05D-82F5A085B578}">
+<ds:datastoreItem xmlns:ds="http://schemas.openxmlformats.org/officeDocument/2006/customXml" ds:itemID="{C4BC76AA-D731-45C3-9372-48DB4889B82E}">
   <ds:schemaRefs>
     <ds:schemaRef ds:uri="http://schemas.openxmlformats.org/officeDocument/2006/bibliography"/>
   </ds:schemaRefs>

--- a/Books/RPG_Books/ThePrincessAndThePlayer/Notes_ThePrincessAndThePlayer.docx
+++ b/Books/RPG_Books/ThePrincessAndThePlayer/Notes_ThePrincessAndThePlayer.docx
@@ -18,7 +18,11 @@
         <w:t>Cloud, bed, pillow, blanket, support, soft</w:t>
       </w:r>
     </w:p>
-    <w:p/>
+    <w:p>
+      <w:r>
+        <w:t xml:space="preserve">Max level = </w:t>
+      </w:r>
+    </w:p>
     <w:p/>
     <w:p/>
     <w:p/>
@@ -12700,7 +12704,7 @@
         <v:path o:extrusionok="f" gradientshapeok="t" o:connecttype="rect"/>
         <o:lock v:ext="edit" aspectratio="t"/>
       </v:shapetype>
-      <v:shape id="_x0000_i1163" type="#_x0000_t75" style="width:3in;height:3in;visibility:visible" o:bullet="t">
+      <v:shape id="_x0000_i1065" type="#_x0000_t75" style="width:3in;height:3in;visibility:visible" o:bullet="t">
         <v:imagedata r:id="rId1" o:title="MC900065312[1]"/>
       </v:shape>
     </w:pict>
@@ -14752,7 +14756,7 @@
 </file>
 
 <file path=customXml/itemProps1.xml><?xml version="1.0" encoding="utf-8"?>
-<ds:datastoreItem xmlns:ds="http://schemas.openxmlformats.org/officeDocument/2006/customXml" ds:itemID="{C4BC76AA-D731-45C3-9372-48DB4889B82E}">
+<ds:datastoreItem xmlns:ds="http://schemas.openxmlformats.org/officeDocument/2006/customXml" ds:itemID="{FC77293C-7722-458F-AC48-7410E568626C}">
   <ds:schemaRefs>
     <ds:schemaRef ds:uri="http://schemas.openxmlformats.org/officeDocument/2006/bibliography"/>
   </ds:schemaRefs>

--- a/Books/RPG_Books/ThePrincessAndThePlayer/Notes_ThePrincessAndThePlayer.docx
+++ b/Books/RPG_Books/ThePrincessAndThePlayer/Notes_ThePrincessAndThePlayer.docx
@@ -23,7 +23,38 @@
         <w:t xml:space="preserve">Max level = </w:t>
       </w:r>
     </w:p>
-    <w:p/>
+    <w:p>
+      <w:r>
+        <w:rPr>
+          <w:rFonts w:ascii="MS Gothic" w:eastAsia="MS Gothic" w:hAnsi="MS Gothic" w:cs="MS Gothic" w:hint="eastAsia"/>
+        </w:rPr>
+        <w:t>━━━━━━━━━━━━</w:t>
+      </w:r>
+      <w:r>
+        <w:rPr>
+          <w:rFonts w:ascii="Calibri" w:hAnsi="Calibri" w:cs="Calibri"/>
+        </w:rPr>
+        <w:t xml:space="preserve"> ◦ </w:t>
+      </w:r>
+      <w:r>
+        <w:rPr>
+          <w:rFonts w:ascii="MS Gothic" w:eastAsia="MS Gothic" w:hAnsi="MS Gothic" w:cs="MS Gothic" w:hint="eastAsia"/>
+        </w:rPr>
+        <w:t>❖</w:t>
+      </w:r>
+      <w:r>
+        <w:rPr>
+          <w:rFonts w:ascii="Calibri" w:hAnsi="Calibri" w:cs="Calibri"/>
+        </w:rPr>
+        <w:t xml:space="preserve"> ◦ </w:t>
+      </w:r>
+      <w:r>
+        <w:rPr>
+          <w:rFonts w:ascii="MS Gothic" w:eastAsia="MS Gothic" w:hAnsi="MS Gothic" w:cs="MS Gothic" w:hint="eastAsia"/>
+        </w:rPr>
+        <w:t>━━━━━━━━━━━━</w:t>
+      </w:r>
+    </w:p>
     <w:p/>
     <w:p/>
     <w:p/>
@@ -12704,7 +12735,7 @@
         <v:path o:extrusionok="f" gradientshapeok="t" o:connecttype="rect"/>
         <o:lock v:ext="edit" aspectratio="t"/>
       </v:shapetype>
-      <v:shape id="_x0000_i1065" type="#_x0000_t75" style="width:3in;height:3in;visibility:visible" o:bullet="t">
+      <v:shape id="_x0000_i1029" type="#_x0000_t75" style="width:3in;height:3in;visibility:visible" o:bullet="t">
         <v:imagedata r:id="rId1" o:title="MC900065312[1]"/>
       </v:shape>
     </w:pict>
@@ -14756,7 +14787,7 @@
 </file>
 
 <file path=customXml/itemProps1.xml><?xml version="1.0" encoding="utf-8"?>
-<ds:datastoreItem xmlns:ds="http://schemas.openxmlformats.org/officeDocument/2006/customXml" ds:itemID="{FC77293C-7722-458F-AC48-7410E568626C}">
+<ds:datastoreItem xmlns:ds="http://schemas.openxmlformats.org/officeDocument/2006/customXml" ds:itemID="{421231B7-63BC-4AE6-8D08-DEBFE3271CAB}">
   <ds:schemaRefs>
     <ds:schemaRef ds:uri="http://schemas.openxmlformats.org/officeDocument/2006/bibliography"/>
   </ds:schemaRefs>

--- a/Books/RPG_Books/ThePrincessAndThePlayer/Notes_ThePrincessAndThePlayer.docx
+++ b/Books/RPG_Books/ThePrincessAndThePlayer/Notes_ThePrincessAndThePlayer.docx
@@ -56,7 +56,13 @@
       </w:r>
     </w:p>
     <w:p/>
-    <w:p/>
+    <w:p>
+      <w:pPr>
+        <w:rPr>
+          <w:lang w:val="en-CA"/>
+        </w:rPr>
+      </w:pPr>
+    </w:p>
     <w:p/>
     <w:p>
       <w:r>
@@ -231,6 +237,38 @@
         </w:drawing>
       </w:r>
     </w:p>
+    <w:p>
+      <w:r>
+        <w:rPr>
+          <w:rFonts w:ascii="MS Gothic" w:eastAsia="MS Gothic" w:hAnsi="MS Gothic" w:cs="MS Gothic" w:hint="eastAsia"/>
+        </w:rPr>
+        <w:t>━━━━━━━━━━━━</w:t>
+      </w:r>
+      <w:r>
+        <w:rPr>
+          <w:rFonts w:ascii="Calibri" w:hAnsi="Calibri" w:cs="Calibri"/>
+        </w:rPr>
+        <w:t xml:space="preserve"> ◦ </w:t>
+      </w:r>
+      <w:r>
+        <w:rPr>
+          <w:rFonts w:ascii="MS Gothic" w:eastAsia="MS Gothic" w:hAnsi="MS Gothic" w:cs="MS Gothic" w:hint="eastAsia"/>
+        </w:rPr>
+        <w:t>❖</w:t>
+      </w:r>
+      <w:r>
+        <w:rPr>
+          <w:rFonts w:ascii="Calibri" w:hAnsi="Calibri" w:cs="Calibri"/>
+        </w:rPr>
+        <w:t xml:space="preserve"> ◦ </w:t>
+      </w:r>
+      <w:r>
+        <w:rPr>
+          <w:rFonts w:ascii="MS Gothic" w:eastAsia="MS Gothic" w:hAnsi="MS Gothic" w:cs="MS Gothic" w:hint="eastAsia"/>
+        </w:rPr>
+        <w:t>━━━━━━━━━━━━</w:t>
+      </w:r>
+    </w:p>
     <w:p/>
     <w:p>
       <w:r>
@@ -287,6 +325,7 @@
     </w:p>
     <w:p>
       <w:r>
+        <w:lastRenderedPageBreak/>
         <w:t>===</w:t>
       </w:r>
       <w:r>
@@ -304,7 +343,6 @@
         <w:rPr>
           <w:u w:val="single"/>
         </w:rPr>
-        <w:lastRenderedPageBreak/>
         <w:t>Stats - Raven Solarsmith</w:t>
       </w:r>
     </w:p>
@@ -609,7 +647,6 @@
           <w:b/>
           <w:u w:val="single"/>
         </w:rPr>
-        <w:lastRenderedPageBreak/>
         <w:t>Spells</w:t>
       </w:r>
     </w:p>
@@ -1149,6 +1186,7 @@
           </w:tcPr>
           <w:p>
             <w:r>
+              <w:lastRenderedPageBreak/>
               <w:t>Sister</w:t>
             </w:r>
             <w:r>
@@ -1235,7 +1273,6 @@
           </w:tcPr>
           <w:p>
             <w:r>
-              <w:lastRenderedPageBreak/>
               <w:t>Brother</w:t>
             </w:r>
             <w:r>
@@ -1350,7 +1387,7 @@
           </w:tcPr>
           <w:p>
             <w:r>
-              <w:t>Mr. Ilgard</w:t>
+              <w:t>Mr. Ragsbeer Ilgard</w:t>
             </w:r>
           </w:p>
         </w:tc>
@@ -1870,6 +1907,7 @@
           </w:p>
           <w:p>
             <w:r>
+              <w:lastRenderedPageBreak/>
               <w:t>+1 Vitality/level</w:t>
             </w:r>
           </w:p>
@@ -1910,6 +1948,7 @@
           </w:tcPr>
           <w:p>
             <w:r>
+              <w:lastRenderedPageBreak/>
               <w:t>3</w:t>
             </w:r>
           </w:p>
@@ -1931,7 +1970,6 @@
           </w:p>
           <w:p>
             <w:r>
-              <w:lastRenderedPageBreak/>
               <w:t>(</w:t>
             </w:r>
             <w:r>
@@ -1948,13 +1986,11 @@
           </w:tcPr>
           <w:p>
             <w:r>
-              <w:lastRenderedPageBreak/>
               <w:t>Ranger</w:t>
             </w:r>
           </w:p>
           <w:p>
             <w:r>
-              <w:lastRenderedPageBreak/>
               <w:t>+1 Strength/level</w:t>
             </w:r>
           </w:p>
@@ -1970,7 +2006,6 @@
           </w:tcPr>
           <w:p>
             <w:r>
-              <w:lastRenderedPageBreak/>
               <w:t>Bow</w:t>
             </w:r>
           </w:p>
@@ -2003,7 +2038,6 @@
           </w:tcPr>
           <w:p>
             <w:r>
-              <w:lastRenderedPageBreak/>
               <w:t>4</w:t>
             </w:r>
           </w:p>
@@ -2458,7 +2492,6 @@
         <w:pStyle w:val="H3"/>
       </w:pPr>
       <w:r>
-        <w:lastRenderedPageBreak/>
         <w:t xml:space="preserve">Country of Agatha - </w:t>
       </w:r>
       <w:r>
@@ -3066,6 +3099,7 @@
           </w:tcPr>
           <w:p>
             <w:r>
+              <w:lastRenderedPageBreak/>
               <w:t>Rusty Bucket</w:t>
             </w:r>
           </w:p>
@@ -3146,7 +3180,6 @@
           </w:tcPr>
           <w:p>
             <w:r>
-              <w:lastRenderedPageBreak/>
               <w:t>Wayfarer’s way</w:t>
             </w:r>
           </w:p>
@@ -4069,6 +4102,7 @@
           <w:rFonts w:ascii="Calibri" w:eastAsia="Times New Roman" w:hAnsi="Calibri" w:cs="Calibri"/>
           <w:color w:val="000000"/>
         </w:rPr>
+        <w:lastRenderedPageBreak/>
         <w:t>20</w:t>
       </w:r>
     </w:p>
@@ -5863,6 +5897,7 @@
           </w:tcPr>
           <w:p>
             <w:r>
+              <w:lastRenderedPageBreak/>
               <w:t>E-Rank</w:t>
             </w:r>
           </w:p>
@@ -6011,7 +6046,6 @@
           </w:tcPr>
           <w:p>
             <w:r>
-              <w:lastRenderedPageBreak/>
               <w:t>EP cost</w:t>
             </w:r>
           </w:p>
@@ -8686,6 +8720,7 @@
                 <w:sz w:val="16"/>
                 <w:szCs w:val="16"/>
               </w:rPr>
+              <w:lastRenderedPageBreak/>
               <w:t>EP cost</w:t>
             </w:r>
           </w:p>
@@ -9286,7 +9321,6 @@
                 <w:sz w:val="16"/>
                 <w:szCs w:val="16"/>
               </w:rPr>
-              <w:lastRenderedPageBreak/>
               <w:t>Attribute Cost</w:t>
             </w:r>
           </w:p>
@@ -10730,6 +10764,7 @@
           </w:tcPr>
           <w:p>
             <w:r>
+              <w:lastRenderedPageBreak/>
               <w:t>C-Rank</w:t>
             </w:r>
           </w:p>
@@ -12189,6 +12224,7 @@
     </w:p>
     <w:p>
       <w:r>
+        <w:lastRenderedPageBreak/>
         <w:t xml:space="preserve">One such group is called the </w:t>
       </w:r>
       <w:r>
@@ -12203,144 +12239,144 @@
     </w:p>
     <w:p>
       <w:r>
+        <w:t>Now let me explain some cosmology.</w:t>
+      </w:r>
+    </w:p>
+    <w:p>
+      <w:r>
+        <w:t xml:space="preserve">Magic is expressed through a substance called ether. In low ether zones, the world becomes lifeless and mechanical. </w:t>
+      </w:r>
+      <w:r>
+        <w:t>This is the world you are used to.</w:t>
+      </w:r>
+    </w:p>
+    <w:p>
+      <w:r>
+        <w:t>In higher ether zones reality becomes more flexible, allowing consciousness to better manipulate reality.</w:t>
+      </w:r>
+    </w:p>
+    <w:p>
+      <w:r>
+        <w:t xml:space="preserve">In about a thousand years from now we will </w:t>
+      </w:r>
+      <w:r>
+        <w:t xml:space="preserve">enter </w:t>
+      </w:r>
+      <w:r>
+        <w:t>the body of a high-density cloud of ether.</w:t>
+      </w:r>
+    </w:p>
+    <w:p>
+      <w:r>
+        <w:t>An Archon named Dailion decided this was a perfect opportunity for him.</w:t>
+      </w:r>
+      <w:r>
+        <w:t xml:space="preserve"> </w:t>
+      </w:r>
+      <w:r>
+        <w:t>He devised a plan to pull forth a filament of this ether cloud and shroud the world with it, thereby accelerating the reintro</w:t>
+      </w:r>
+      <w:r>
+        <w:t>duction of magic into the world by a thousand years.</w:t>
+      </w:r>
+    </w:p>
+    <w:p>
+      <w:r>
+        <w:t xml:space="preserve">And yes, his organization created </w:t>
+      </w:r>
+      <w:r>
+        <w:t>Holoworld. He is responsible for what is happening to the world.</w:t>
+      </w:r>
+    </w:p>
+    <w:p>
+      <w:r>
+        <w:t>Why did the Forces of Light tolerate it? It was because introducing magic now would vastly reduce the damage than if they waited for it to happen naturally.</w:t>
+      </w:r>
+    </w:p>
+    <w:p>
+      <w:r>
+        <w:t>As you have heard, the military and police forces of the world have been training with medieval weapons.</w:t>
+      </w:r>
+      <w:r>
+        <w:t xml:space="preserve"> There is a simple answer for this. The amount of essence you can draw from a monster is proportional to the amount of your energy you invest in an attack.</w:t>
+      </w:r>
+    </w:p>
+    <w:p>
+      <w:r>
         <w:lastRenderedPageBreak/>
-        <w:t>Now let me explain some cosmology.</w:t>
-      </w:r>
-    </w:p>
-    <w:p>
-      <w:r>
-        <w:t xml:space="preserve">Magic is expressed through a substance called ether. In low ether zones, the world becomes lifeless and mechanical. </w:t>
-      </w:r>
-      <w:r>
-        <w:t>This is the world you are used to.</w:t>
-      </w:r>
-    </w:p>
-    <w:p>
-      <w:r>
-        <w:t>In higher ether zones reality becomes more flexible, allowing consciousness to better manipulate reality.</w:t>
-      </w:r>
-    </w:p>
-    <w:p>
-      <w:r>
-        <w:t xml:space="preserve">In about a thousand years from now we will </w:t>
-      </w:r>
-      <w:r>
-        <w:t xml:space="preserve">enter </w:t>
-      </w:r>
-      <w:r>
-        <w:t>the body of a high-density cloud of ether.</w:t>
-      </w:r>
-    </w:p>
-    <w:p>
-      <w:r>
-        <w:t>An Archon named Dailion decided this was a perfect opportunity for him.</w:t>
-      </w:r>
-      <w:r>
-        <w:t xml:space="preserve"> </w:t>
-      </w:r>
-      <w:r>
-        <w:t>He devised a plan to pull forth a filament of this ether cloud and shroud the world with it, thereby accelerating the reintro</w:t>
-      </w:r>
-      <w:r>
-        <w:t>duction of magic into the world by a thousand years.</w:t>
-      </w:r>
-    </w:p>
-    <w:p>
-      <w:r>
-        <w:t xml:space="preserve">And yes, his organization created </w:t>
-      </w:r>
-      <w:r>
-        <w:t>Holoworld. He is responsible for what is happening to the world.</w:t>
-      </w:r>
-    </w:p>
-    <w:p>
-      <w:r>
-        <w:t>Why did the Forces of Light tolerate it? It was because introducing magic now would vastly reduce the damage than if they waited for it to happen naturally.</w:t>
-      </w:r>
-    </w:p>
-    <w:p>
-      <w:r>
-        <w:t>As you have heard, the military and police forces of the world have been training with medieval weapons.</w:t>
-      </w:r>
-      <w:r>
-        <w:t xml:space="preserve"> There is a simple answer for this. The amount of essence you can draw from a monster is proportional to the amount of your energy you invest in an attack.</w:t>
-      </w:r>
-    </w:p>
-    <w:p>
-      <w:r>
         <w:t>If you use a gun, the energy you use to kill a monster is minimal. As a result, you only gain a little essence. The rest of the chaotic energy remains in the atmosphere, ready to condense into new monsters.</w:t>
       </w:r>
     </w:p>
     <w:p>
       <w:r>
+        <w:t>Therefore it is essential to engage monsters with your own might. Only that can fully defeat monsters.</w:t>
+      </w:r>
+    </w:p>
+    <w:p>
+      <w:r>
+        <w:t>In other words, you can kill monsters with guns. However, they will come back again.</w:t>
+      </w:r>
+    </w:p>
+    <w:p>
+      <w:r>
+        <w:t>However, if you kill a monster with your energy invested in an attack, you can permanently remove the chaotic energy.</w:t>
+      </w:r>
+    </w:p>
+    <w:p>
+      <w:r>
+        <w:t>I wish we could have told you this before but various agreements prevented disclosure.</w:t>
+      </w:r>
+    </w:p>
+    <w:p/>
+    <w:p>
+      <w:r>
+        <w:t>No let me explain the true nature of Incursion. The Archons spent vast resources to create it and populate it with NPCs, monsters, and Bandits.</w:t>
+      </w:r>
+    </w:p>
+    <w:p>
+      <w:r>
+        <w:t>The NPCs are real people from Princess Annie’s country</w:t>
+      </w:r>
+      <w:r>
+        <w:t xml:space="preserve"> of Agatha</w:t>
+      </w:r>
+      <w:r>
+        <w:t xml:space="preserve">, </w:t>
+      </w:r>
+      <w:r>
+        <w:t xml:space="preserve">Borostein, </w:t>
+      </w:r>
+      <w:r>
+        <w:t xml:space="preserve">the country from where the ancestors of Raven Solarsmith came from, and other countries. Most </w:t>
+      </w:r>
+      <w:r>
+        <w:t xml:space="preserve">long-term </w:t>
+      </w:r>
+      <w:r>
+        <w:t>players of Incursion have visited those countries.</w:t>
+      </w:r>
+    </w:p>
+    <w:p>
+      <w:r>
+        <w:t>And yes, those countries are real.</w:t>
+      </w:r>
+    </w:p>
+    <w:p>
+      <w:r>
+        <w:t>Those who are following Raven’s adventure know; the ruling family in Borostein is Luke’s distant relatives.</w:t>
+      </w:r>
+    </w:p>
+    <w:p>
+      <w:r>
+        <w:t>The Bandits are criminals who were rounded up and placed in suspended animation</w:t>
+      </w:r>
+      <w:r>
+        <w:t>, and then released for the purpose of being hunted down by the players.</w:t>
+      </w:r>
+    </w:p>
+    <w:p>
+      <w:r>
         <w:lastRenderedPageBreak/>
-        <w:t>Therefore it is essential to engage monsters with your own might. Only that can fully defeat monsters.</w:t>
-      </w:r>
-    </w:p>
-    <w:p>
-      <w:r>
-        <w:t>In other words, you can kill monsters with guns. However, they will come back again.</w:t>
-      </w:r>
-    </w:p>
-    <w:p>
-      <w:r>
-        <w:t>However, if you kill a monster with your energy invested in an attack, you can permanently remove the chaotic energy.</w:t>
-      </w:r>
-    </w:p>
-    <w:p>
-      <w:r>
-        <w:t>I wish we could have told you this before but various agreements prevented disclosure.</w:t>
-      </w:r>
-    </w:p>
-    <w:p/>
-    <w:p>
-      <w:r>
-        <w:t>No let me explain the true nature of Incursion. The Archons spent vast resources to create it and populate it with NPCs, monsters, and Bandits.</w:t>
-      </w:r>
-    </w:p>
-    <w:p>
-      <w:r>
-        <w:t>The NPCs are real people from Princess Annie’s country</w:t>
-      </w:r>
-      <w:r>
-        <w:t xml:space="preserve"> of Agatha</w:t>
-      </w:r>
-      <w:r>
-        <w:t xml:space="preserve">, </w:t>
-      </w:r>
-      <w:r>
-        <w:t xml:space="preserve">Borostein, </w:t>
-      </w:r>
-      <w:r>
-        <w:t xml:space="preserve">the country from where the ancestors of Raven Solarsmith came from, and other countries. Most </w:t>
-      </w:r>
-      <w:r>
-        <w:t xml:space="preserve">long-term </w:t>
-      </w:r>
-      <w:r>
-        <w:t>players of Incursion have visited those countries.</w:t>
-      </w:r>
-    </w:p>
-    <w:p>
-      <w:r>
-        <w:t>And yes, those countries are real.</w:t>
-      </w:r>
-    </w:p>
-    <w:p>
-      <w:r>
-        <w:t>Those who are following Raven’s adventure know; the ruling family in Borostein is Luke’s distant relatives.</w:t>
-      </w:r>
-    </w:p>
-    <w:p>
-      <w:r>
-        <w:t>The Bandits are criminals who were rounded up and placed in suspended animation</w:t>
-      </w:r>
-      <w:r>
-        <w:t>, and then released for the purpose of being hunted down by the players.</w:t>
-      </w:r>
-    </w:p>
-    <w:p>
-      <w:r>
         <w:t>The players get the opportunity to fight bandits and the bandits get the opportunity be free once Beta ended.</w:t>
       </w:r>
     </w:p>
@@ -12735,7 +12771,7 @@
         <v:path o:extrusionok="f" gradientshapeok="t" o:connecttype="rect"/>
         <o:lock v:ext="edit" aspectratio="t"/>
       </v:shapetype>
-      <v:shape id="_x0000_i1029" type="#_x0000_t75" style="width:3in;height:3in;visibility:visible" o:bullet="t">
+      <v:shape id="_x0000_i1043" type="#_x0000_t75" style="width:3in;height:3in;visibility:visible" o:bullet="t">
         <v:imagedata r:id="rId1" o:title="MC900065312[1]"/>
       </v:shape>
     </w:pict>
@@ -14787,7 +14823,7 @@
 </file>
 
 <file path=customXml/itemProps1.xml><?xml version="1.0" encoding="utf-8"?>
-<ds:datastoreItem xmlns:ds="http://schemas.openxmlformats.org/officeDocument/2006/customXml" ds:itemID="{421231B7-63BC-4AE6-8D08-DEBFE3271CAB}">
+<ds:datastoreItem xmlns:ds="http://schemas.openxmlformats.org/officeDocument/2006/customXml" ds:itemID="{DE251823-1A9A-4D0C-BCA0-E5132669ADCD}">
   <ds:schemaRefs>
     <ds:schemaRef ds:uri="http://schemas.openxmlformats.org/officeDocument/2006/bibliography"/>
   </ds:schemaRefs>

--- a/Books/RPG_Books/ThePrincessAndThePlayer/Notes_ThePrincessAndThePlayer.docx
+++ b/Books/RPG_Books/ThePrincessAndThePlayer/Notes_ThePrincessAndThePlayer.docx
@@ -12601,6 +12601,41 @@
     <w:p/>
     <w:p/>
     <w:p/>
+    <w:p>
+      <w:pPr>
+        <w:pStyle w:val="H2"/>
+      </w:pPr>
+      <w:bookmarkStart w:id="1" w:name="_Toc237717569"/>
+      <w:r>
+        <w:lastRenderedPageBreak/>
+        <w:t>5. The Boundless Expanse</w:t>
+      </w:r>
+      <w:bookmarkEnd w:id="1"/>
+    </w:p>
+    <w:p>
+      <w:pPr>
+        <w:pStyle w:val="Quote1"/>
+      </w:pPr>
+      <w:r>
+        <w:t>Be like a child in front of the Boundless Expanse,</w:t>
+      </w:r>
+    </w:p>
+    <w:p>
+      <w:pPr>
+        <w:pStyle w:val="Quote1"/>
+      </w:pPr>
+      <w:r>
+        <w:t>A place where our worries are but dust,</w:t>
+      </w:r>
+    </w:p>
+    <w:p>
+      <w:pPr>
+        <w:pStyle w:val="Quote1"/>
+      </w:pPr>
+      <w:r>
+        <w:t>And our wonder is incapable of grasping</w:t>
+      </w:r>
+    </w:p>
     <w:p/>
     <w:sectPr>
       <w:headerReference w:type="even" r:id="rId10"/>
@@ -12771,7 +12806,7 @@
         <v:path o:extrusionok="f" gradientshapeok="t" o:connecttype="rect"/>
         <o:lock v:ext="edit" aspectratio="t"/>
       </v:shapetype>
-      <v:shape id="_x0000_i1043" type="#_x0000_t75" style="width:3in;height:3in;visibility:visible" o:bullet="t">
+      <v:shape id="_x0000_i1029" type="#_x0000_t75" style="width:3in;height:3in;visibility:visible" o:bullet="t">
         <v:imagedata r:id="rId1" o:title="MC900065312[1]"/>
       </v:shape>
     </w:pict>
@@ -14823,7 +14858,7 @@
 </file>
 
 <file path=customXml/itemProps1.xml><?xml version="1.0" encoding="utf-8"?>
-<ds:datastoreItem xmlns:ds="http://schemas.openxmlformats.org/officeDocument/2006/customXml" ds:itemID="{DE251823-1A9A-4D0C-BCA0-E5132669ADCD}">
+<ds:datastoreItem xmlns:ds="http://schemas.openxmlformats.org/officeDocument/2006/customXml" ds:itemID="{9E335CD7-4967-4E90-8A08-FECDF5A788FA}">
   <ds:schemaRefs>
     <ds:schemaRef ds:uri="http://schemas.openxmlformats.org/officeDocument/2006/bibliography"/>
   </ds:schemaRefs>

--- a/Books/RPG_Books/ThePrincessAndThePlayer/Notes_ThePrincessAndThePlayer.docx
+++ b/Books/RPG_Books/ThePrincessAndThePlayer/Notes_ThePrincessAndThePlayer.docx
@@ -55,133 +55,6 @@
         <w:t>━━━━━━━━━━━━</w:t>
       </w:r>
     </w:p>
-    <w:p/>
-    <w:p>
-      <w:pPr>
-        <w:rPr>
-          <w:lang w:val="en-CA"/>
-        </w:rPr>
-      </w:pPr>
-    </w:p>
-    <w:p/>
-    <w:p>
-      <w:r>
-        <w:t>Monty Hall problem explained</w:t>
-      </w:r>
-    </w:p>
-    <w:p>
-      <w:hyperlink r:id="rId8" w:history="1">
-        <w:r>
-          <w:rPr>
-            <w:rStyle w:val="Hyperlink"/>
-          </w:rPr>
-          <w:t>https://www.bing.com/search?q=monty+hall+problem+explained&amp;form=ML2UYA&amp;OCID=ML2UYA&amp;PUBL=RewardsDO&amp;CREA=ML2UYA&amp;rnoreward=1</w:t>
-        </w:r>
-      </w:hyperlink>
-    </w:p>
-    <w:p>
-      <w:proofErr w:type="gramStart"/>
-      <w:r>
-        <w:t>neuralnet</w:t>
-      </w:r>
-      <w:proofErr w:type="gramEnd"/>
-    </w:p>
-    <w:p/>
-    <w:p>
-      <w:r>
-        <w:t>Gaming with Raven</w:t>
-      </w:r>
-    </w:p>
-    <w:p/>
-    <w:p>
-      <w:r>
-        <w:t>Strength</w:t>
-      </w:r>
-    </w:p>
-    <w:p>
-      <w:r>
-        <w:t>Toughness – durability of muscle, bone and sinews</w:t>
-      </w:r>
-    </w:p>
-    <w:p>
-      <w:r>
-        <w:t>Speed</w:t>
-      </w:r>
-    </w:p>
-    <w:p>
-      <w:r>
-        <w:t>Intelligence</w:t>
-      </w:r>
-    </w:p>
-    <w:p>
-      <w:r>
-        <w:t>Perception</w:t>
-      </w:r>
-    </w:p>
-    <w:p/>
-    <w:p>
-      <w:r>
-        <w:t>Medieval Inquisition</w:t>
-      </w:r>
-      <w:r>
-        <w:t xml:space="preserve"> - </w:t>
-      </w:r>
-      <w:r>
-        <w:t>1184–1230s</w:t>
-      </w:r>
-    </w:p>
-    <w:p>
-      <w:r>
-        <w:t>WacDougle’s</w:t>
-      </w:r>
-    </w:p>
-    <w:p>
-      <w:r>
-        <w:t>Ti</w:t>
-      </w:r>
-      <w:r>
-        <w:t xml:space="preserve">me Difference – </w:t>
-      </w:r>
-      <w:r>
-        <w:t>12</w:t>
-      </w:r>
-      <w:r>
-        <w:t xml:space="preserve"> hours ahead –</w:t>
-      </w:r>
-    </w:p>
-    <w:p/>
-    <w:p/>
-    <w:p>
-      <w:r>
-        <w:t>GameInsight.com</w:t>
-      </w:r>
-    </w:p>
-    <w:tbl>
-      <w:tblPr>
-        <w:tblStyle w:val="TableGrid"/>
-        <w:tblW w:w="0" w:type="auto"/>
-        <w:tblLook w:val="04A0"/>
-      </w:tblPr>
-      <w:tblGrid>
-        <w:gridCol w:w="11736"/>
-      </w:tblGrid>
-      <w:tr>
-        <w:tc>
-          <w:tcPr>
-            <w:tcW w:w="11736" w:type="dxa"/>
-          </w:tcPr>
-          <w:p>
-            <w:r>
-              <w:t>https://www.oldest.org/culture/spoken-languages/</w:t>
-            </w:r>
-          </w:p>
-          <w:p/>
-          <w:p/>
-          <w:p/>
-        </w:tc>
-      </w:tr>
-    </w:tbl>
-    <w:p/>
     <w:p>
       <w:pPr>
         <w:pStyle w:val="StatusMessage"/>
@@ -194,7 +67,7 @@
           <wp:inline distT="0" distB="0" distL="0" distR="0">
             <wp:extent cx="292972" cy="113169"/>
             <wp:effectExtent l="19050" t="0" r="0" b="0"/>
-            <wp:docPr id="25" name="Picture 3" descr="C:\Users\Burgess\AppData\Local\Microsoft\Windows\Temporary Internet Files\Content.IE5\0LM9LILP\MC900065312[1].wmf"/>
+            <wp:docPr id="1" name="Picture 3" descr="C:\Users\Burgess\AppData\Local\Microsoft\Windows\Temporary Internet Files\Content.IE5\0LM9LILP\MC900065312[1].wmf"/>
             <wp:cNvGraphicFramePr>
               <a:graphicFrameLocks xmlns:a="http://schemas.openxmlformats.org/drawingml/2006/main" noChangeAspect="1"/>
             </wp:cNvGraphicFramePr>
@@ -208,7 +81,7 @@
                     </pic:cNvPicPr>
                   </pic:nvPicPr>
                   <pic:blipFill>
-                    <a:blip r:embed="rId9" cstate="print"/>
+                    <a:blip r:embed="rId8" cstate="print"/>
                     <a:srcRect/>
                     <a:stretch>
                       <a:fillRect/>
@@ -237,6 +110,189 @@
         </w:drawing>
       </w:r>
     </w:p>
+    <w:p/>
+    <w:p>
+      <w:pPr>
+        <w:rPr>
+          <w:lang w:val="en-CA"/>
+        </w:rPr>
+      </w:pPr>
+    </w:p>
+    <w:p/>
+    <w:p>
+      <w:r>
+        <w:t>Monty Hall problem explained</w:t>
+      </w:r>
+    </w:p>
+    <w:p>
+      <w:hyperlink r:id="rId9" w:history="1">
+        <w:r>
+          <w:rPr>
+            <w:rStyle w:val="Hyperlink"/>
+          </w:rPr>
+          <w:t>https://www.bing.com/search?q=monty+hall+problem+explained&amp;form=ML2UYA&amp;OCID=ML2UYA&amp;PUBL=RewardsDO&amp;CREA=ML2UYA&amp;rnoreward=1</w:t>
+        </w:r>
+      </w:hyperlink>
+    </w:p>
+    <w:p>
+      <w:proofErr w:type="gramStart"/>
+      <w:r>
+        <w:lastRenderedPageBreak/>
+        <w:t>neuralnet</w:t>
+      </w:r>
+      <w:proofErr w:type="gramEnd"/>
+    </w:p>
+    <w:p/>
+    <w:p>
+      <w:r>
+        <w:t>Gaming with Raven</w:t>
+      </w:r>
+    </w:p>
+    <w:p/>
+    <w:p>
+      <w:r>
+        <w:t>Strength</w:t>
+      </w:r>
+    </w:p>
+    <w:p>
+      <w:r>
+        <w:t>Toughness – durability of muscle, bone and sinews</w:t>
+      </w:r>
+    </w:p>
+    <w:p>
+      <w:r>
+        <w:t>Speed</w:t>
+      </w:r>
+    </w:p>
+    <w:p>
+      <w:r>
+        <w:t>Intelligence</w:t>
+      </w:r>
+    </w:p>
+    <w:p>
+      <w:r>
+        <w:t>Perception</w:t>
+      </w:r>
+    </w:p>
+    <w:p/>
+    <w:p>
+      <w:r>
+        <w:t>Medieval Inquisition</w:t>
+      </w:r>
+      <w:r>
+        <w:t xml:space="preserve"> - </w:t>
+      </w:r>
+      <w:r>
+        <w:t>1184–1230s</w:t>
+      </w:r>
+    </w:p>
+    <w:p>
+      <w:r>
+        <w:t>WacDougle’s</w:t>
+      </w:r>
+    </w:p>
+    <w:p>
+      <w:r>
+        <w:t>Ti</w:t>
+      </w:r>
+      <w:r>
+        <w:t xml:space="preserve">me Difference – </w:t>
+      </w:r>
+      <w:r>
+        <w:t>12</w:t>
+      </w:r>
+      <w:r>
+        <w:t xml:space="preserve"> hours ahead –</w:t>
+      </w:r>
+    </w:p>
+    <w:p/>
+    <w:p/>
+    <w:p>
+      <w:r>
+        <w:t>GameInsight.com</w:t>
+      </w:r>
+    </w:p>
+    <w:tbl>
+      <w:tblPr>
+        <w:tblStyle w:val="TableGrid"/>
+        <w:tblW w:w="0" w:type="auto"/>
+        <w:tblLook w:val="04A0"/>
+      </w:tblPr>
+      <w:tblGrid>
+        <w:gridCol w:w="11736"/>
+      </w:tblGrid>
+      <w:tr>
+        <w:tc>
+          <w:tcPr>
+            <w:tcW w:w="11736" w:type="dxa"/>
+          </w:tcPr>
+          <w:p>
+            <w:r>
+              <w:t>https://www.oldest.org/culture/spoken-languages/</w:t>
+            </w:r>
+          </w:p>
+          <w:p/>
+          <w:p/>
+          <w:p/>
+        </w:tc>
+      </w:tr>
+    </w:tbl>
+    <w:p/>
+    <w:p>
+      <w:pPr>
+        <w:pStyle w:val="StatusMessage"/>
+      </w:pPr>
+      <w:r>
+        <w:rPr>
+          <w:noProof/>
+        </w:rPr>
+        <w:drawing>
+          <wp:inline distT="0" distB="0" distL="0" distR="0">
+            <wp:extent cx="292972" cy="113169"/>
+            <wp:effectExtent l="19050" t="0" r="0" b="0"/>
+            <wp:docPr id="25" name="Picture 3" descr="C:\Users\Burgess\AppData\Local\Microsoft\Windows\Temporary Internet Files\Content.IE5\0LM9LILP\MC900065312[1].wmf"/>
+            <wp:cNvGraphicFramePr>
+              <a:graphicFrameLocks xmlns:a="http://schemas.openxmlformats.org/drawingml/2006/main" noChangeAspect="1"/>
+            </wp:cNvGraphicFramePr>
+            <a:graphic xmlns:a="http://schemas.openxmlformats.org/drawingml/2006/main">
+              <a:graphicData uri="http://schemas.openxmlformats.org/drawingml/2006/picture">
+                <pic:pic xmlns:pic="http://schemas.openxmlformats.org/drawingml/2006/picture">
+                  <pic:nvPicPr>
+                    <pic:cNvPr id="0" name="Picture 3" descr="C:\Users\Burgess\AppData\Local\Microsoft\Windows\Temporary Internet Files\Content.IE5\0LM9LILP\MC900065312[1].wmf"/>
+                    <pic:cNvPicPr>
+                      <a:picLocks noChangeAspect="1" noChangeArrowheads="1"/>
+                    </pic:cNvPicPr>
+                  </pic:nvPicPr>
+                  <pic:blipFill>
+                    <a:blip r:embed="rId8" cstate="print"/>
+                    <a:srcRect/>
+                    <a:stretch>
+                      <a:fillRect/>
+                    </a:stretch>
+                  </pic:blipFill>
+                  <pic:spPr bwMode="auto">
+                    <a:xfrm>
+                      <a:off x="0" y="0"/>
+                      <a:ext cx="294457" cy="113743"/>
+                    </a:xfrm>
+                    <a:prstGeom prst="rect">
+                      <a:avLst/>
+                    </a:prstGeom>
+                    <a:noFill/>
+                    <a:ln w="9525">
+                      <a:noFill/>
+                      <a:miter lim="800000"/>
+                      <a:headEnd/>
+                      <a:tailEnd/>
+                    </a:ln>
+                  </pic:spPr>
+                </pic:pic>
+              </a:graphicData>
+            </a:graphic>
+          </wp:inline>
+        </w:drawing>
+      </w:r>
+    </w:p>
     <w:p>
       <w:r>
         <w:rPr>
@@ -320,12 +376,12 @@
         </w:numPr>
       </w:pPr>
       <w:r>
+        <w:lastRenderedPageBreak/>
         <w:t>Nobel Prize winning Dr. Albert Swizer -  when she created pseudo matter for the first time</w:t>
       </w:r>
     </w:p>
     <w:p>
       <w:r>
-        <w:lastRenderedPageBreak/>
         <w:t>===</w:t>
       </w:r>
       <w:r>
@@ -618,6 +674,7 @@
         <w:ind w:left="1843" w:hanging="1843"/>
       </w:pPr>
       <w:r>
+        <w:lastRenderedPageBreak/>
         <w:t xml:space="preserve">Body Tempering 1 – </w:t>
       </w:r>
       <w:r>
@@ -1094,6 +1151,7 @@
           </w:tcPr>
           <w:p>
             <w:r>
+              <w:lastRenderedPageBreak/>
               <w:t xml:space="preserve">Sister </w:t>
             </w:r>
             <w:r>
@@ -1186,7 +1244,6 @@
           </w:tcPr>
           <w:p>
             <w:r>
-              <w:lastRenderedPageBreak/>
               <w:t>Sister</w:t>
             </w:r>
             <w:r>
@@ -1871,6 +1928,7 @@
           </w:tcPr>
           <w:p>
             <w:r>
+              <w:lastRenderedPageBreak/>
               <w:t>2</w:t>
             </w:r>
           </w:p>
@@ -1907,7 +1965,6 @@
           </w:p>
           <w:p>
             <w:r>
-              <w:lastRenderedPageBreak/>
               <w:t>+1 Vitality/level</w:t>
             </w:r>
           </w:p>
@@ -1948,7 +2005,6 @@
           </w:tcPr>
           <w:p>
             <w:r>
-              <w:lastRenderedPageBreak/>
               <w:t>3</w:t>
             </w:r>
           </w:p>
@@ -2960,6 +3016,7 @@
         <w:pStyle w:val="H3"/>
       </w:pPr>
       <w:r>
+        <w:lastRenderedPageBreak/>
         <w:t>Newbie City - Avaria Continent</w:t>
       </w:r>
     </w:p>
@@ -3099,7 +3156,6 @@
           </w:tcPr>
           <w:p>
             <w:r>
-              <w:lastRenderedPageBreak/>
               <w:t>Rusty Bucket</w:t>
             </w:r>
           </w:p>
@@ -4102,7 +4158,6 @@
           <w:rFonts w:ascii="Calibri" w:eastAsia="Times New Roman" w:hAnsi="Calibri" w:cs="Calibri"/>
           <w:color w:val="000000"/>
         </w:rPr>
-        <w:lastRenderedPageBreak/>
         <w:t>20</w:t>
       </w:r>
     </w:p>
@@ -5897,7 +5952,6 @@
           </w:tcPr>
           <w:p>
             <w:r>
-              <w:lastRenderedPageBreak/>
               <w:t>E-Rank</w:t>
             </w:r>
           </w:p>
@@ -8044,6 +8098,7 @@
         <w:spacing w:after="0"/>
       </w:pPr>
       <w:r>
+        <w:lastRenderedPageBreak/>
         <w:t>Need 20 monsters per rank</w:t>
       </w:r>
     </w:p>
@@ -8720,7 +8775,6 @@
                 <w:sz w:val="16"/>
                 <w:szCs w:val="16"/>
               </w:rPr>
-              <w:lastRenderedPageBreak/>
               <w:t>EP cost</w:t>
             </w:r>
           </w:p>
@@ -10764,7 +10818,6 @@
           </w:tcPr>
           <w:p>
             <w:r>
-              <w:lastRenderedPageBreak/>
               <w:t>C-Rank</w:t>
             </w:r>
           </w:p>
@@ -12219,82 +12272,83 @@
     </w:p>
     <w:p>
       <w:r>
+        <w:lastRenderedPageBreak/>
         <w:t>The other side is united by their desire for the happiness of others. However, philosophical differences divide them as to how to achieve these goals.</w:t>
       </w:r>
     </w:p>
     <w:p>
       <w:r>
+        <w:t xml:space="preserve">One such group is called the </w:t>
+      </w:r>
+      <w:r>
+        <w:t>Forces of Light. They are one of the more militant factions of the Service to Others cam</w:t>
+      </w:r>
+      <w:r>
+        <w:t>p</w:t>
+      </w:r>
+      <w:r>
+        <w:t xml:space="preserve"> and routinely engage in battle with the Hierarchy.</w:t>
+      </w:r>
+    </w:p>
+    <w:p>
+      <w:r>
+        <w:t>Now let me explain some cosmology.</w:t>
+      </w:r>
+    </w:p>
+    <w:p>
+      <w:r>
+        <w:t xml:space="preserve">Magic is expressed through a substance called ether. In low ether zones, the world becomes lifeless and mechanical. </w:t>
+      </w:r>
+      <w:r>
+        <w:t>This is the world you are used to.</w:t>
+      </w:r>
+    </w:p>
+    <w:p>
+      <w:r>
+        <w:t>In higher ether zones reality becomes more flexible, allowing consciousness to better manipulate reality.</w:t>
+      </w:r>
+    </w:p>
+    <w:p>
+      <w:r>
+        <w:t xml:space="preserve">In about a thousand years from now we will </w:t>
+      </w:r>
+      <w:r>
+        <w:t xml:space="preserve">enter </w:t>
+      </w:r>
+      <w:r>
+        <w:t>the body of a high-density cloud of ether.</w:t>
+      </w:r>
+    </w:p>
+    <w:p>
+      <w:r>
+        <w:t>An Archon named Dailion decided this was a perfect opportunity for him.</w:t>
+      </w:r>
+      <w:r>
+        <w:t xml:space="preserve"> </w:t>
+      </w:r>
+      <w:r>
+        <w:t>He devised a plan to pull forth a filament of this ether cloud and shroud the world with it, thereby accelerating the reintro</w:t>
+      </w:r>
+      <w:r>
+        <w:t>duction of magic into the world by a thousand years.</w:t>
+      </w:r>
+    </w:p>
+    <w:p>
+      <w:r>
+        <w:t xml:space="preserve">And yes, his organization created </w:t>
+      </w:r>
+      <w:r>
+        <w:t>Holoworld. He is responsible for what is happening to the world.</w:t>
+      </w:r>
+    </w:p>
+    <w:p>
+      <w:r>
+        <w:t>Why did the Forces of Light tolerate it? It was because introducing magic now would vastly reduce the damage than if they waited for it to happen naturally.</w:t>
+      </w:r>
+    </w:p>
+    <w:p>
+      <w:r>
         <w:lastRenderedPageBreak/>
-        <w:t xml:space="preserve">One such group is called the </w:t>
-      </w:r>
-      <w:r>
-        <w:t>Forces of Light. They are one of the more militant factions of the Service to Others cam</w:t>
-      </w:r>
-      <w:r>
-        <w:t>p</w:t>
-      </w:r>
-      <w:r>
-        <w:t xml:space="preserve"> and routinely engage in battle with the Hierarchy.</w:t>
-      </w:r>
-    </w:p>
-    <w:p>
-      <w:r>
-        <w:t>Now let me explain some cosmology.</w:t>
-      </w:r>
-    </w:p>
-    <w:p>
-      <w:r>
-        <w:t xml:space="preserve">Magic is expressed through a substance called ether. In low ether zones, the world becomes lifeless and mechanical. </w:t>
-      </w:r>
-      <w:r>
-        <w:t>This is the world you are used to.</w:t>
-      </w:r>
-    </w:p>
-    <w:p>
-      <w:r>
-        <w:t>In higher ether zones reality becomes more flexible, allowing consciousness to better manipulate reality.</w:t>
-      </w:r>
-    </w:p>
-    <w:p>
-      <w:r>
-        <w:t xml:space="preserve">In about a thousand years from now we will </w:t>
-      </w:r>
-      <w:r>
-        <w:t xml:space="preserve">enter </w:t>
-      </w:r>
-      <w:r>
-        <w:t>the body of a high-density cloud of ether.</w:t>
-      </w:r>
-    </w:p>
-    <w:p>
-      <w:r>
-        <w:t>An Archon named Dailion decided this was a perfect opportunity for him.</w:t>
-      </w:r>
-      <w:r>
-        <w:t xml:space="preserve"> </w:t>
-      </w:r>
-      <w:r>
-        <w:t>He devised a plan to pull forth a filament of this ether cloud and shroud the world with it, thereby accelerating the reintro</w:t>
-      </w:r>
-      <w:r>
-        <w:t>duction of magic into the world by a thousand years.</w:t>
-      </w:r>
-    </w:p>
-    <w:p>
-      <w:r>
-        <w:t xml:space="preserve">And yes, his organization created </w:t>
-      </w:r>
-      <w:r>
-        <w:t>Holoworld. He is responsible for what is happening to the world.</w:t>
-      </w:r>
-    </w:p>
-    <w:p>
-      <w:r>
-        <w:t>Why did the Forces of Light tolerate it? It was because introducing magic now would vastly reduce the damage than if they waited for it to happen naturally.</w:t>
-      </w:r>
-    </w:p>
-    <w:p>
-      <w:r>
         <w:t>As you have heard, the military and police forces of the world have been training with medieval weapons.</w:t>
       </w:r>
       <w:r>
@@ -12303,168 +12357,168 @@
     </w:p>
     <w:p>
       <w:r>
+        <w:t>If you use a gun, the energy you use to kill a monster is minimal. As a result, you only gain a little essence. The rest of the chaotic energy remains in the atmosphere, ready to condense into new monsters.</w:t>
+      </w:r>
+    </w:p>
+    <w:p>
+      <w:r>
+        <w:t>Therefore it is essential to engage monsters with your own might. Only that can fully defeat monsters.</w:t>
+      </w:r>
+    </w:p>
+    <w:p>
+      <w:r>
+        <w:t>In other words, you can kill monsters with guns. However, they will come back again.</w:t>
+      </w:r>
+    </w:p>
+    <w:p>
+      <w:r>
+        <w:t>However, if you kill a monster with your energy invested in an attack, you can permanently remove the chaotic energy.</w:t>
+      </w:r>
+    </w:p>
+    <w:p>
+      <w:r>
+        <w:t>I wish we could have told you this before but various agreements prevented disclosure.</w:t>
+      </w:r>
+    </w:p>
+    <w:p/>
+    <w:p>
+      <w:r>
+        <w:t>No let me explain the true nature of Incursion. The Archons spent vast resources to create it and populate it with NPCs, monsters, and Bandits.</w:t>
+      </w:r>
+    </w:p>
+    <w:p>
+      <w:r>
+        <w:t>The NPCs are real people from Princess Annie’s country</w:t>
+      </w:r>
+      <w:r>
+        <w:t xml:space="preserve"> of Agatha</w:t>
+      </w:r>
+      <w:r>
+        <w:t xml:space="preserve">, </w:t>
+      </w:r>
+      <w:r>
+        <w:t xml:space="preserve">Borostein, </w:t>
+      </w:r>
+      <w:r>
+        <w:t xml:space="preserve">the country from where the ancestors of Raven Solarsmith came from, and other countries. Most </w:t>
+      </w:r>
+      <w:r>
+        <w:t xml:space="preserve">long-term </w:t>
+      </w:r>
+      <w:r>
+        <w:t>players of Incursion have visited those countries.</w:t>
+      </w:r>
+    </w:p>
+    <w:p>
+      <w:r>
+        <w:t>And yes, those countries are real.</w:t>
+      </w:r>
+    </w:p>
+    <w:p>
+      <w:r>
         <w:lastRenderedPageBreak/>
-        <w:t>If you use a gun, the energy you use to kill a monster is minimal. As a result, you only gain a little essence. The rest of the chaotic energy remains in the atmosphere, ready to condense into new monsters.</w:t>
-      </w:r>
-    </w:p>
-    <w:p>
-      <w:r>
-        <w:t>Therefore it is essential to engage monsters with your own might. Only that can fully defeat monsters.</w:t>
-      </w:r>
-    </w:p>
-    <w:p>
-      <w:r>
-        <w:t>In other words, you can kill monsters with guns. However, they will come back again.</w:t>
-      </w:r>
-    </w:p>
-    <w:p>
-      <w:r>
-        <w:t>However, if you kill a monster with your energy invested in an attack, you can permanently remove the chaotic energy.</w:t>
-      </w:r>
-    </w:p>
-    <w:p>
-      <w:r>
-        <w:t>I wish we could have told you this before but various agreements prevented disclosure.</w:t>
+        <w:t>Those who are following Raven’s adventure know; the ruling family in Borostein is Luke’s distant relatives.</w:t>
+      </w:r>
+    </w:p>
+    <w:p>
+      <w:r>
+        <w:t>The Bandits are criminals who were rounded up and placed in suspended animation</w:t>
+      </w:r>
+      <w:r>
+        <w:t>, and then released for the purpose of being hunted down by the players.</w:t>
+      </w:r>
+    </w:p>
+    <w:p>
+      <w:r>
+        <w:t>The players get the opportunity to fight bandits and the bandits get the opportunity be free once Beta ended.</w:t>
       </w:r>
     </w:p>
     <w:p/>
     <w:p>
       <w:r>
-        <w:t>No let me explain the true nature of Incursion. The Archons spent vast resources to create it and populate it with NPCs, monsters, and Bandits.</w:t>
-      </w:r>
-    </w:p>
-    <w:p>
-      <w:r>
-        <w:t>The NPCs are real people from Princess Annie’s country</w:t>
-      </w:r>
-      <w:r>
-        <w:t xml:space="preserve"> of Agatha</w:t>
-      </w:r>
-      <w:r>
-        <w:t xml:space="preserve">, </w:t>
-      </w:r>
-      <w:r>
-        <w:t xml:space="preserve">Borostein, </w:t>
-      </w:r>
-      <w:r>
-        <w:t xml:space="preserve">the country from where the ancestors of Raven Solarsmith came from, and other countries. Most </w:t>
-      </w:r>
-      <w:r>
-        <w:t xml:space="preserve">long-term </w:t>
-      </w:r>
-      <w:r>
-        <w:t>players of Incursion have visited those countries.</w:t>
-      </w:r>
-    </w:p>
-    <w:p>
-      <w:r>
-        <w:t>And yes, those countries are real.</w:t>
-      </w:r>
-    </w:p>
-    <w:p>
-      <w:r>
-        <w:t>Those who are following Raven’s adventure know; the ruling family in Borostein is Luke’s distant relatives.</w:t>
-      </w:r>
-    </w:p>
-    <w:p>
-      <w:r>
-        <w:t>The Bandits are criminals who were rounded up and placed in suspended animation</w:t>
-      </w:r>
-      <w:r>
-        <w:t>, and then released for the purpose of being hunted down by the players.</w:t>
-      </w:r>
-    </w:p>
+        <w:t xml:space="preserve">When playing in Incursion, players had the choice of playing on Easy, Medium, Hard, and No Pain, No Gain mode. Those playing one Easy, Medium and </w:t>
+      </w:r>
+      <w:r>
+        <w:t xml:space="preserve">Hard </w:t>
+      </w:r>
+      <w:r>
+        <w:t>had avatars created for them.</w:t>
+      </w:r>
+    </w:p>
+    <w:p>
+      <w:r>
+        <w:t>As a result, they did not benefit from killing monsters.</w:t>
+      </w:r>
+    </w:p>
+    <w:p>
+      <w:r>
+        <w:t>However, their efforts were not wasted. Instead, the Incursion domes used that effort to power the spell that is currently drawing the ether from that cloud we are heading towards.</w:t>
+      </w:r>
+    </w:p>
+    <w:p>
+      <w:r>
+        <w:t>The only good news I can give you is that your loot can be picked up at any Incursion office location.</w:t>
+      </w:r>
+      <w:r>
+        <w:t xml:space="preserve"> Per agreements these pickup points will stay open for the next 6 months.</w:t>
+      </w:r>
+    </w:p>
+    <w:p>
+      <w:r>
+        <w:t>I do have to warn you that fighting monsters is dangerous. This is no longer a game.</w:t>
+      </w:r>
+    </w:p>
+    <w:p/>
     <w:p>
       <w:r>
         <w:lastRenderedPageBreak/>
-        <w:t>The players get the opportunity to fight bandits and the bandits get the opportunity be free once Beta ended.</w:t>
+        <w:t>For players playing on No Pain, No Gain mode, the opposite was true. They were physically present within the game. Avatars of their original selves were created when exiting the domes. The Archons tried to dissuade that because this was an expense they were forced to bear.</w:t>
+      </w:r>
+    </w:p>
+    <w:p>
+      <w:r>
+        <w:t xml:space="preserve">As a concession, elite players who died outside the domes </w:t>
+      </w:r>
+      <w:r>
+        <w:t>died for real. That was what happened to Luke’s great grandfather.</w:t>
+      </w:r>
+    </w:p>
+    <w:p>
+      <w:r>
+        <w:t>Don’t worry everyone – there is no true death. Our souls are eternal. Luke’s great grandfather will eventually either reincarnate or go onto other places.</w:t>
       </w:r>
     </w:p>
     <w:p/>
     <w:p>
       <w:r>
-        <w:t xml:space="preserve">When playing in Incursion, players had the choice of playing on Easy, Medium, Hard, and No Pain, No Gain mode. Those playing one Easy, Medium and </w:t>
-      </w:r>
-      <w:r>
-        <w:t xml:space="preserve">Hard </w:t>
-      </w:r>
-      <w:r>
-        <w:t>had avatars created for them.</w:t>
-      </w:r>
-    </w:p>
-    <w:p>
-      <w:r>
-        <w:t>As a result, they did not benefit from killing monsters.</w:t>
-      </w:r>
-    </w:p>
-    <w:p>
-      <w:r>
-        <w:t>However, their efforts were not wasted. Instead, the Incursion domes used that effort to power the spell that is currently drawing the ether from that cloud we are heading towards.</w:t>
-      </w:r>
-    </w:p>
-    <w:p>
-      <w:r>
-        <w:t>The only good news I can give you is that your loot can be picked up at any Incursion office location.</w:t>
-      </w:r>
-      <w:r>
-        <w:t xml:space="preserve"> Per agreements these pickup points will stay open for the next 6 months.</w:t>
-      </w:r>
-    </w:p>
-    <w:p>
-      <w:r>
-        <w:t>I do have to warn you that fighting monsters is dangerous. This is no longer a game.</w:t>
+        <w:t>- To emphasize the point, a raven landed on Luke’s shoulder and cawed at the camera.</w:t>
       </w:r>
     </w:p>
     <w:p/>
     <w:p>
       <w:r>
-        <w:t>For players playing on No Pain, No Gain mode, the opposite was true. They were physically present within the game. Avatars of their original selves were created when exiting the domes. The Archons tried to dissuade that because this was an expense they were forced to bear.</w:t>
-      </w:r>
-    </w:p>
-    <w:p>
-      <w:r>
-        <w:t xml:space="preserve">As a concession, elite players who died outside the domes </w:t>
-      </w:r>
-      <w:r>
-        <w:t>died for real. That was what happened to Luke’s great grandfather.</w:t>
-      </w:r>
-    </w:p>
+        <w:t>If you noticed, Luke and his family and friends disappeared and reappeared. What happened was that their avatar bodies were destroyed and their real bodies were brought here.</w:t>
+      </w:r>
+    </w:p>
+    <w:p>
+      <w:r>
+        <w:t>For them, everything in the domes was real.</w:t>
+      </w:r>
+    </w:p>
+    <w:p>
+      <w:r>
+        <w:t>Luke, show everyone your fireball.</w:t>
+      </w:r>
+    </w:p>
+    <w:p>
+      <w:r>
+        <w:t>- Luke did as instructed. A moment later the fireball disappeared.</w:t>
+      </w:r>
+    </w:p>
+    <w:p/>
     <w:p>
       <w:r>
         <w:lastRenderedPageBreak/>
-        <w:t>Don’t worry everyone – there is no true death. Our souls are eternal. Luke’s great grandfather will eventually either reincarnate or go onto other places.</w:t>
-      </w:r>
-    </w:p>
-    <w:p/>
-    <w:p>
-      <w:r>
-        <w:t>- To emphasize the point, a raven landed on Luke’s shoulder and cawed at the camera.</w:t>
-      </w:r>
-    </w:p>
-    <w:p/>
-    <w:p>
-      <w:r>
-        <w:t>If you noticed, Luke and his family and friends disappeared and reappeared. What happened was that their avatar bodies were destroyed and their real bodies were brought here.</w:t>
-      </w:r>
-    </w:p>
-    <w:p>
-      <w:r>
-        <w:t>For them, everything in the domes was real.</w:t>
-      </w:r>
-    </w:p>
-    <w:p>
-      <w:r>
-        <w:t>Luke, show everyone your fireball.</w:t>
-      </w:r>
-    </w:p>
-    <w:p>
-      <w:r>
-        <w:t>- Luke did as instructed. A moment later the fireball disappeared.</w:t>
-      </w:r>
-    </w:p>
-    <w:p/>
-    <w:p>
-      <w:r>
         <w:t>There is more I need to disclose. However, that will have to wait.</w:t>
       </w:r>
     </w:p>
@@ -12478,55 +12532,55 @@
     </w:p>
     <w:p>
       <w:r>
+        <w:t>The bad news is that the chaotic energies will generate a global monster wave.</w:t>
+      </w:r>
+    </w:p>
+    <w:p>
+      <w:r>
+        <w:t>Martial law will be going into effect throughout the world. You had been advised to stock up food and water for 3 days. This is why.</w:t>
+      </w:r>
+    </w:p>
+    <w:p>
+      <w:r>
+        <w:t>Please stay indoors and let the professionals handle the monsters.</w:t>
+      </w:r>
+    </w:p>
+    <w:p>
+      <w:r>
+        <w:t>For those wanting to fight monsters, please wait. After these 3 days of darkness, things will settle down.</w:t>
+      </w:r>
+    </w:p>
+    <w:p>
+      <w:r>
+        <w:t>- A portal opened</w:t>
+      </w:r>
+    </w:p>
+    <w:p>
+      <w:r>
+        <w:t>&lt;&gt;, you are needed in Germany. My contacts there tell me they are being hard-pressed by monsters.</w:t>
+      </w:r>
+    </w:p>
+    <w:p>
+      <w:r>
+        <w:t>- They exited and the portal closed.</w:t>
+      </w:r>
+    </w:p>
+    <w:p>
+      <w:r>
+        <w:t>- Taranis frowned at the camera</w:t>
+      </w:r>
+    </w:p>
+    <w:p>
+      <w:r>
+        <w:t xml:space="preserve">For non-elites, you have only yourself to blame. Luke and others told you multiple times to </w:t>
+      </w:r>
+      <w:r>
+        <w:t>play as elites but you didn’t listen.</w:t>
+      </w:r>
+    </w:p>
+    <w:p>
+      <w:r>
         <w:lastRenderedPageBreak/>
-        <w:t>The bad news is that the chaotic energies will generate a global monster wave.</w:t>
-      </w:r>
-    </w:p>
-    <w:p>
-      <w:r>
-        <w:t>Martial law will be going into effect throughout the world. You had been advised to stock up food and water for 3 days. This is why.</w:t>
-      </w:r>
-    </w:p>
-    <w:p>
-      <w:r>
-        <w:t>Please stay indoors and let the professionals handle the monsters.</w:t>
-      </w:r>
-    </w:p>
-    <w:p>
-      <w:r>
-        <w:t>For those wanting to fight monsters, please wait. After these 3 days of darkness, things will settle down.</w:t>
-      </w:r>
-    </w:p>
-    <w:p>
-      <w:r>
-        <w:t>- A portal opened</w:t>
-      </w:r>
-    </w:p>
-    <w:p>
-      <w:r>
-        <w:t>&lt;&gt;, you are needed in Germany. My contacts there tell me they are being hard-pressed by monsters.</w:t>
-      </w:r>
-    </w:p>
-    <w:p>
-      <w:r>
-        <w:t>- They exited and the portal closed.</w:t>
-      </w:r>
-    </w:p>
-    <w:p>
-      <w:r>
-        <w:t>- Taranis frowned at the camera</w:t>
-      </w:r>
-    </w:p>
-    <w:p>
-      <w:r>
-        <w:t xml:space="preserve">For non-elites, you have only yourself to blame. Luke and others told you multiple times to </w:t>
-      </w:r>
-      <w:r>
-        <w:t>play as elites but you didn’t listen.</w:t>
-      </w:r>
-    </w:p>
-    <w:p>
-      <w:r>
         <w:t>The good news is you can regain your original power by fighting monsters. You have the experience so you are ahead of the curve.</w:t>
       </w:r>
     </w:p>
@@ -12537,7 +12591,6 @@
     </w:p>
     <w:p>
       <w:r>
-        <w:lastRenderedPageBreak/>
         <w:t>The billionaires of the world and heads of state were told they could take their islands out of the domes. As you can see up there, that is happening now.</w:t>
       </w:r>
     </w:p>
@@ -12607,7 +12660,6 @@
       </w:pPr>
       <w:bookmarkStart w:id="1" w:name="_Toc237717569"/>
       <w:r>
-        <w:lastRenderedPageBreak/>
         <w:t>5. The Boundless Expanse</w:t>
       </w:r>
       <w:bookmarkEnd w:id="1"/>
@@ -12806,7 +12858,7 @@
         <v:path o:extrusionok="f" gradientshapeok="t" o:connecttype="rect"/>
         <o:lock v:ext="edit" aspectratio="t"/>
       </v:shapetype>
-      <v:shape id="_x0000_i1029" type="#_x0000_t75" style="width:3in;height:3in;visibility:visible" o:bullet="t">
+      <v:shape id="_x0000_i1050" type="#_x0000_t75" style="width:3in;height:3in;visibility:visible" o:bullet="t">
         <v:imagedata r:id="rId1" o:title="MC900065312[1]"/>
       </v:shape>
     </w:pict>
@@ -14858,7 +14910,7 @@
 </file>
 
 <file path=customXml/itemProps1.xml><?xml version="1.0" encoding="utf-8"?>
-<ds:datastoreItem xmlns:ds="http://schemas.openxmlformats.org/officeDocument/2006/customXml" ds:itemID="{9E335CD7-4967-4E90-8A08-FECDF5A788FA}">
+<ds:datastoreItem xmlns:ds="http://schemas.openxmlformats.org/officeDocument/2006/customXml" ds:itemID="{12A72437-565D-4EFA-AEF4-618FE00B11DD}">
   <ds:schemaRefs>
     <ds:schemaRef ds:uri="http://schemas.openxmlformats.org/officeDocument/2006/bibliography"/>
   </ds:schemaRefs>
